--- a/assets/courses/QBASIC_SYNTAX.docx
+++ b/assets/courses/QBASIC_SYNTAX.docx
@@ -73,8 +73,6 @@
         </w:rPr>
         <w:t>In</w:t>
       </w:r>
-      <w:bookmarkStart w:id="0" w:name="_GoBack"/>
-      <w:bookmarkEnd w:id="0"/>
     </w:p>
     <w:p>
       <w:pPr>
@@ -120,166 +118,111 @@
           <w:bCs/>
           <w:sz w:val="48"/>
           <w:szCs w:val="48"/>
-          <w:lang w:val="en-US"/>
-        </w:rPr>
-      </w:pPr>
-      <w:r>
-        <w:rPr>
-          <w:rFonts w:hint="default"/>
-          <w:b/>
-          <w:bCs/>
+          <w:lang w:val="en-US" w:eastAsia="zh-CN"/>
+        </w:rPr>
+      </w:pPr>
+    </w:p>
+    <w:p>
+      <w:pPr>
+        <w:rPr>
+          <w:rFonts w:hint="default"/>
+          <w:b/>
+          <w:bCs/>
+          <w:sz w:val="52"/>
+          <w:szCs w:val="52"/>
+          <w:lang w:val="en-US"/>
+        </w:rPr>
+      </w:pPr>
+      <w:r>
+        <w:rPr>
+          <w:rFonts w:hint="default"/>
+          <w:b/>
+          <w:bCs/>
+          <w:sz w:val="52"/>
+          <w:szCs w:val="52"/>
+          <w:lang w:val="en-US" w:eastAsia="zh-CN"/>
+        </w:rPr>
+        <w:t xml:space="preserve">QBASIC COMMANDS </w:t>
+      </w:r>
+    </w:p>
+    <w:p>
+      <w:pPr>
+        <w:numPr>
+          <w:ilvl w:val="0"/>
+          <w:numId w:val="1"/>
+        </w:numPr>
+        <w:rPr>
+          <w:rFonts w:hint="default"/>
+          <w:b w:val="0"/>
+          <w:bCs w:val="0"/>
           <w:sz w:val="48"/>
           <w:szCs w:val="48"/>
-          <w:lang w:val="en-US"/>
-        </w:rPr>
-        <w:t xml:space="preserve">SYNTAX:  </w:t>
-      </w:r>
-    </w:p>
-    <w:p>
-      <w:pPr>
-        <w:rPr>
-          <w:rFonts w:hint="default"/>
-          <w:sz w:val="36"/>
-          <w:szCs w:val="36"/>
-          <w:lang w:val="en-US"/>
-        </w:rPr>
-      </w:pPr>
-    </w:p>
-    <w:p>
-      <w:pPr>
-        <w:rPr>
-          <w:rFonts w:hint="default"/>
-          <w:sz w:val="36"/>
-          <w:szCs w:val="36"/>
-          <w:lang w:val="en-US"/>
-        </w:rPr>
-      </w:pPr>
-      <w:r>
-        <w:rPr>
-          <w:rFonts w:hint="default"/>
-          <w:sz w:val="36"/>
-          <w:szCs w:val="36"/>
-          <w:lang w:val="en-US"/>
-        </w:rPr>
-        <w:t xml:space="preserve">Let &lt;Variable&gt; = &lt; Constant / Variable or Expression &gt; </w:t>
-      </w:r>
-    </w:p>
-    <w:p>
-      <w:pPr>
-        <w:rPr>
-          <w:rFonts w:hint="default"/>
-          <w:sz w:val="36"/>
-          <w:szCs w:val="36"/>
-          <w:lang w:val="en-US"/>
-        </w:rPr>
-      </w:pPr>
-    </w:p>
-    <w:p>
-      <w:pPr>
-        <w:rPr>
-          <w:rFonts w:hint="default"/>
-          <w:sz w:val="36"/>
-          <w:szCs w:val="36"/>
-          <w:lang w:val="en-US"/>
-        </w:rPr>
-      </w:pPr>
-      <w:r>
-        <w:rPr>
-          <w:rFonts w:hint="default"/>
+          <w:lang w:val="en-US" w:eastAsia="zh-CN"/>
+        </w:rPr>
+      </w:pPr>
+      <w:r>
+        <w:rPr>
+          <w:rFonts w:hint="default"/>
+          <w:b/>
+          <w:bCs/>
           <w:i/>
           <w:iCs/>
-          <w:sz w:val="36"/>
-          <w:szCs w:val="36"/>
-          <w:lang w:val="en-US"/>
-        </w:rPr>
-        <w:t xml:space="preserve">e.g.  </w:t>
-      </w:r>
-      <w:r>
-        <w:rPr>
-          <w:rFonts w:hint="default"/>
-          <w:sz w:val="36"/>
-          <w:szCs w:val="36"/>
-          <w:lang w:val="en-US"/>
-        </w:rPr>
-        <w:t xml:space="preserve"> </w:t>
-      </w:r>
-    </w:p>
-    <w:p>
-      <w:pPr>
-        <w:rPr>
-          <w:rFonts w:hint="default"/>
-          <w:sz w:val="36"/>
-          <w:szCs w:val="36"/>
-          <w:lang w:val="en-US"/>
-        </w:rPr>
-      </w:pPr>
-      <w:r>
-        <w:rPr>
-          <w:rFonts w:hint="default"/>
-          <w:sz w:val="36"/>
-          <w:szCs w:val="36"/>
-          <w:lang w:val="en-US"/>
-        </w:rPr>
-        <w:t xml:space="preserve">Let A = 15…….. Assigning constant to a variable </w:t>
-      </w:r>
-    </w:p>
-    <w:p>
-      <w:pPr>
-        <w:rPr>
-          <w:rFonts w:hint="default"/>
-          <w:sz w:val="36"/>
-          <w:szCs w:val="36"/>
-          <w:lang w:val="en-US"/>
-        </w:rPr>
-      </w:pPr>
-      <w:r>
-        <w:rPr>
-          <w:rFonts w:hint="default"/>
-          <w:sz w:val="36"/>
-          <w:szCs w:val="36"/>
-          <w:lang w:val="en-US"/>
-        </w:rPr>
-        <w:t xml:space="preserve">Let A = B………Assigning variable to a variable </w:t>
-      </w:r>
-    </w:p>
-    <w:p>
-      <w:pPr>
-        <w:rPr>
-          <w:rFonts w:hint="default"/>
-          <w:sz w:val="36"/>
-          <w:szCs w:val="36"/>
-          <w:lang w:val="en-US"/>
-        </w:rPr>
-      </w:pPr>
-      <w:r>
-        <w:rPr>
-          <w:rFonts w:hint="default"/>
-          <w:sz w:val="36"/>
-          <w:szCs w:val="36"/>
-          <w:lang w:val="en-US"/>
-        </w:rPr>
-        <w:t xml:space="preserve">Let C = A + B…. Assigning an expression to a variable </w:t>
-      </w:r>
-    </w:p>
-    <w:p>
-      <w:pPr>
-        <w:rPr>
-          <w:rFonts w:hint="default"/>
-          <w:sz w:val="36"/>
-          <w:szCs w:val="36"/>
-          <w:lang w:val="en-US"/>
-        </w:rPr>
-      </w:pPr>
-    </w:p>
-    <w:p>
-      <w:pPr>
-        <w:rPr>
-          <w:rFonts w:hint="default"/>
-          <w:sz w:val="36"/>
-          <w:szCs w:val="36"/>
-          <w:lang w:val="en-US"/>
-        </w:rPr>
-      </w:pPr>
+          <w:color w:val="00B0F0"/>
+          <w:sz w:val="48"/>
+          <w:szCs w:val="48"/>
+          <w:lang w:val="en-US" w:eastAsia="zh-CN"/>
+        </w:rPr>
+        <w:t>CLS</w:t>
+      </w:r>
+      <w:r>
+        <w:rPr>
+          <w:rFonts w:hint="default"/>
+          <w:b w:val="0"/>
+          <w:bCs w:val="0"/>
+          <w:sz w:val="48"/>
+          <w:szCs w:val="48"/>
+          <w:lang w:val="en-US" w:eastAsia="zh-CN"/>
+        </w:rPr>
+        <w:t xml:space="preserve">: This command is used to clear the screen. </w:t>
+      </w:r>
+    </w:p>
+    <w:p>
+      <w:pPr>
+        <w:numPr>
+          <w:numId w:val="0"/>
+        </w:numPr>
+        <w:rPr>
+          <w:rFonts w:hint="default"/>
+          <w:b w:val="0"/>
+          <w:bCs w:val="0"/>
+          <w:sz w:val="48"/>
+          <w:szCs w:val="48"/>
+          <w:lang w:val="en-US" w:eastAsia="zh-CN"/>
+        </w:rPr>
+      </w:pPr>
+    </w:p>
+    <w:p>
+      <w:pPr>
+        <w:rPr>
+          <w:rFonts w:hint="default"/>
+          <w:b w:val="0"/>
+          <w:bCs w:val="0"/>
+          <w:sz w:val="48"/>
+          <w:szCs w:val="48"/>
+          <w:lang w:val="en-US"/>
+        </w:rPr>
+      </w:pPr>
+      <w:r>
+        <w:rPr>
+          <w:rFonts w:hint="default"/>
+          <w:b w:val="0"/>
+          <w:bCs w:val="0"/>
+          <w:sz w:val="48"/>
+          <w:szCs w:val="48"/>
+          <w:lang w:val="en-US" w:eastAsia="zh-CN"/>
+        </w:rPr>
+        <w:t xml:space="preserve">2. </w:t>
+      </w:r>
       <w:r>
         <w:rPr>
           <w:rFonts w:hint="default"/>
@@ -287,50 +230,227 @@
           <w:bCs/>
           <w:i/>
           <w:iCs/>
-          <w:sz w:val="36"/>
-          <w:szCs w:val="36"/>
-          <w:lang w:val="en-US"/>
-        </w:rPr>
-        <w:t xml:space="preserve">Using Let with Numeric Variables: </w:t>
-      </w:r>
-      <w:r>
-        <w:rPr>
-          <w:rFonts w:hint="default"/>
-          <w:sz w:val="36"/>
-          <w:szCs w:val="36"/>
-          <w:lang w:val="en-US"/>
-        </w:rPr>
-        <w:t xml:space="preserve"> </w:t>
-      </w:r>
-    </w:p>
-    <w:p>
-      <w:pPr>
-        <w:rPr>
-          <w:rFonts w:hint="default"/>
-          <w:sz w:val="36"/>
-          <w:szCs w:val="36"/>
-          <w:lang w:val="en-US"/>
-        </w:rPr>
-      </w:pPr>
-      <w:r>
-        <w:rPr>
-          <w:rFonts w:hint="default"/>
-          <w:sz w:val="36"/>
-          <w:szCs w:val="36"/>
-          <w:lang w:val="en-US"/>
-        </w:rPr>
-        <w:t xml:space="preserve">Let A = 50, </w:t>
-      </w:r>
-      <w:r>
-        <w:rPr>
-          <w:rFonts w:hint="default"/>
+          <w:color w:val="00B0F0"/>
+          <w:sz w:val="48"/>
+          <w:szCs w:val="48"/>
+          <w:lang w:val="en-US" w:eastAsia="zh-CN"/>
+        </w:rPr>
+        <w:t>PRINT</w:t>
+      </w:r>
+      <w:r>
+        <w:rPr>
+          <w:rFonts w:hint="default"/>
+          <w:b w:val="0"/>
+          <w:bCs w:val="0"/>
+          <w:sz w:val="48"/>
+          <w:szCs w:val="48"/>
+          <w:lang w:val="en-US" w:eastAsia="zh-CN"/>
+        </w:rPr>
+        <w:t xml:space="preserve">: Print command is used to display the output on the screen. </w:t>
+      </w:r>
+    </w:p>
+    <w:p>
+      <w:pPr>
+        <w:rPr>
+          <w:rFonts w:hint="default"/>
+          <w:b/>
+          <w:bCs/>
+          <w:sz w:val="48"/>
+          <w:szCs w:val="48"/>
+          <w:lang w:val="en-US"/>
+        </w:rPr>
+      </w:pPr>
+      <w:r>
+        <w:rPr>
+          <w:rFonts w:hint="default"/>
+          <w:b w:val="0"/>
+          <w:bCs w:val="0"/>
+          <w:sz w:val="48"/>
+          <w:szCs w:val="48"/>
+          <w:lang w:val="en-US" w:eastAsia="zh-CN"/>
+        </w:rPr>
+        <w:t xml:space="preserve">E.g. </w:t>
+      </w:r>
+      <w:r>
+        <w:rPr>
+          <w:rFonts w:hint="default"/>
+          <w:b/>
+          <w:bCs/>
+          <w:sz w:val="48"/>
+          <w:szCs w:val="48"/>
+          <w:lang w:val="en-US" w:eastAsia="zh-CN"/>
+        </w:rPr>
+        <w:t xml:space="preserve">Print “HELLO WORLD!!!” </w:t>
+      </w:r>
+    </w:p>
+    <w:p>
+      <w:pPr>
+        <w:rPr>
+          <w:rFonts w:hint="default"/>
+          <w:b/>
+          <w:bCs/>
+          <w:sz w:val="48"/>
+          <w:szCs w:val="48"/>
+          <w:lang w:val="en-US"/>
+        </w:rPr>
+      </w:pPr>
+      <w:r>
+        <w:rPr>
+          <w:rFonts w:hint="default"/>
+          <w:b/>
+          <w:bCs/>
+          <w:sz w:val="48"/>
+          <w:szCs w:val="48"/>
+          <w:lang w:val="en-US" w:eastAsia="zh-CN"/>
+        </w:rPr>
+        <w:t xml:space="preserve">Print 80 * 8 </w:t>
+      </w:r>
+    </w:p>
+    <w:p>
+      <w:pPr>
+        <w:rPr>
+          <w:rFonts w:hint="default"/>
+          <w:b w:val="0"/>
+          <w:bCs w:val="0"/>
+          <w:sz w:val="48"/>
+          <w:szCs w:val="48"/>
+          <w:lang w:val="en-US"/>
+        </w:rPr>
+      </w:pPr>
+      <w:r>
+        <w:rPr>
+          <w:rFonts w:hint="default"/>
+          <w:b/>
+          <w:bCs/>
+          <w:sz w:val="48"/>
+          <w:szCs w:val="48"/>
+          <w:lang w:val="en-US" w:eastAsia="zh-CN"/>
+        </w:rPr>
+        <w:t xml:space="preserve">Print </w:t>
+      </w:r>
+      <w:r>
+        <w:rPr>
+          <w:rFonts w:hint="default"/>
+          <w:b w:val="0"/>
+          <w:bCs w:val="0"/>
+          <w:sz w:val="48"/>
+          <w:szCs w:val="48"/>
+          <w:lang w:val="en-US" w:eastAsia="zh-CN"/>
+        </w:rPr>
+        <w:t xml:space="preserve">– Only Print command will leave blank space. </w:t>
+      </w:r>
+    </w:p>
+    <w:p>
+      <w:pPr>
+        <w:rPr>
+          <w:rFonts w:hint="default"/>
+          <w:b w:val="0"/>
+          <w:bCs w:val="0"/>
+          <w:sz w:val="48"/>
+          <w:szCs w:val="48"/>
+          <w:lang w:val="en-US"/>
+        </w:rPr>
+      </w:pPr>
+      <w:r>
+        <w:rPr>
+          <w:rFonts w:hint="default"/>
+          <w:b/>
+          <w:bCs/>
+          <w:sz w:val="48"/>
+          <w:szCs w:val="48"/>
+          <w:lang w:val="en-US" w:eastAsia="zh-CN"/>
+        </w:rPr>
+        <w:t>Print Tab(10) ”Navrachana”</w:t>
+      </w:r>
+      <w:r>
+        <w:rPr>
+          <w:rFonts w:hint="default"/>
+          <w:b w:val="0"/>
+          <w:bCs w:val="0"/>
+          <w:sz w:val="48"/>
+          <w:szCs w:val="48"/>
+          <w:lang w:val="en-US" w:eastAsia="zh-CN"/>
+        </w:rPr>
+        <w:t xml:space="preserve"> – will print Navrachana on 10 column. </w:t>
+      </w:r>
+    </w:p>
+    <w:p>
+      <w:pPr>
+        <w:numPr>
+          <w:ilvl w:val="0"/>
+          <w:numId w:val="2"/>
+        </w:numPr>
+        <w:rPr>
+          <w:rFonts w:hint="default"/>
+          <w:b w:val="0"/>
+          <w:bCs w:val="0"/>
+          <w:sz w:val="48"/>
+          <w:szCs w:val="48"/>
+          <w:lang w:val="en-US" w:eastAsia="zh-CN"/>
+        </w:rPr>
+      </w:pPr>
+      <w:r>
+        <w:rPr>
+          <w:rFonts w:hint="default"/>
+          <w:b/>
+          <w:bCs/>
           <w:i/>
           <w:iCs/>
-          <w:sz w:val="36"/>
-          <w:szCs w:val="36"/>
-          <w:lang w:val="en-US"/>
-        </w:rPr>
-        <w:t xml:space="preserve">here </w:t>
+          <w:color w:val="00B0F0"/>
+          <w:sz w:val="48"/>
+          <w:szCs w:val="48"/>
+          <w:lang w:val="en-US" w:eastAsia="zh-CN"/>
+        </w:rPr>
+        <w:t>REM</w:t>
+      </w:r>
+      <w:r>
+        <w:rPr>
+          <w:rFonts w:hint="default"/>
+          <w:b w:val="0"/>
+          <w:bCs w:val="0"/>
+          <w:sz w:val="48"/>
+          <w:szCs w:val="48"/>
+          <w:lang w:val="en-US" w:eastAsia="zh-CN"/>
+        </w:rPr>
+        <w:t xml:space="preserve">: It stands for Remark. It gives an explanation of the program or of the statements in the program thereby making the program more understandable to the reader. The computer does not execute this statement since whatever is written after REM is ignored by the compiler. REM can be used anywhere and many times in a program. </w:t>
+      </w:r>
+    </w:p>
+    <w:p>
+      <w:pPr>
+        <w:numPr>
+          <w:numId w:val="0"/>
+        </w:numPr>
+        <w:rPr>
+          <w:rFonts w:hint="default"/>
+          <w:b w:val="0"/>
+          <w:bCs w:val="0"/>
+          <w:sz w:val="48"/>
+          <w:szCs w:val="48"/>
+          <w:lang w:val="en-US" w:eastAsia="zh-CN"/>
+        </w:rPr>
+      </w:pPr>
+    </w:p>
+    <w:p>
+      <w:pPr>
+        <w:rPr>
+          <w:rFonts w:hint="default"/>
+          <w:b w:val="0"/>
+          <w:bCs w:val="0"/>
+          <w:sz w:val="48"/>
+          <w:szCs w:val="48"/>
+          <w:lang w:val="en-US"/>
+        </w:rPr>
+      </w:pPr>
+      <w:r>
+        <w:rPr>
+          <w:rFonts w:hint="default"/>
+          <w:b w:val="0"/>
+          <w:bCs w:val="0"/>
+          <w:sz w:val="48"/>
+          <w:szCs w:val="48"/>
+          <w:lang w:val="en-US" w:eastAsia="zh-CN"/>
+        </w:rPr>
+        <w:t xml:space="preserve">4. </w:t>
       </w:r>
       <w:r>
         <w:rPr>
@@ -339,12 +459,120 @@
           <w:bCs/>
           <w:i/>
           <w:iCs/>
-          <w:sz w:val="36"/>
-          <w:szCs w:val="36"/>
-          <w:lang w:val="en-US"/>
-        </w:rPr>
-        <w:t>A</w:t>
-      </w:r>
+          <w:color w:val="00B0F0"/>
+          <w:sz w:val="48"/>
+          <w:szCs w:val="48"/>
+          <w:lang w:val="en-US" w:eastAsia="zh-CN"/>
+        </w:rPr>
+        <w:t>LET</w:t>
+      </w:r>
+      <w:r>
+        <w:rPr>
+          <w:rFonts w:hint="default"/>
+          <w:b w:val="0"/>
+          <w:bCs w:val="0"/>
+          <w:sz w:val="48"/>
+          <w:szCs w:val="48"/>
+          <w:lang w:val="en-US" w:eastAsia="zh-CN"/>
+        </w:rPr>
+        <w:t xml:space="preserve">: It assigns a value to a variable in a program. It stores a value in the memory location. </w:t>
+      </w:r>
+    </w:p>
+    <w:p>
+      <w:pPr>
+        <w:rPr>
+          <w:rFonts w:hint="default"/>
+          <w:b/>
+          <w:bCs/>
+          <w:sz w:val="48"/>
+          <w:szCs w:val="48"/>
+          <w:lang w:val="en-US"/>
+        </w:rPr>
+      </w:pPr>
+    </w:p>
+    <w:p>
+      <w:pPr>
+        <w:rPr>
+          <w:rFonts w:hint="default"/>
+          <w:b/>
+          <w:bCs/>
+          <w:sz w:val="48"/>
+          <w:szCs w:val="48"/>
+          <w:lang w:val="en-US"/>
+        </w:rPr>
+      </w:pPr>
+    </w:p>
+    <w:p>
+      <w:pPr>
+        <w:rPr>
+          <w:rFonts w:hint="default"/>
+          <w:b/>
+          <w:bCs/>
+          <w:sz w:val="48"/>
+          <w:szCs w:val="48"/>
+          <w:lang w:val="en-US"/>
+        </w:rPr>
+      </w:pPr>
+      <w:r>
+        <w:rPr>
+          <w:rFonts w:hint="default"/>
+          <w:b/>
+          <w:bCs/>
+          <w:sz w:val="48"/>
+          <w:szCs w:val="48"/>
+          <w:lang w:val="en-US"/>
+        </w:rPr>
+        <w:t xml:space="preserve">SYNTAX:  </w:t>
+      </w:r>
+    </w:p>
+    <w:p>
+      <w:pPr>
+        <w:rPr>
+          <w:rFonts w:hint="default"/>
+          <w:sz w:val="36"/>
+          <w:szCs w:val="36"/>
+          <w:lang w:val="en-US"/>
+        </w:rPr>
+      </w:pPr>
+    </w:p>
+    <w:p>
+      <w:pPr>
+        <w:rPr>
+          <w:rFonts w:hint="default"/>
+          <w:sz w:val="36"/>
+          <w:szCs w:val="36"/>
+          <w:lang w:val="en-US"/>
+        </w:rPr>
+      </w:pPr>
+      <w:r>
+        <w:rPr>
+          <w:rFonts w:hint="default"/>
+          <w:sz w:val="36"/>
+          <w:szCs w:val="36"/>
+          <w:lang w:val="en-US"/>
+        </w:rPr>
+        <w:t xml:space="preserve">Let &lt;Variable&gt; = &lt; Constant / Variable or Expression &gt; </w:t>
+      </w:r>
+    </w:p>
+    <w:p>
+      <w:pPr>
+        <w:rPr>
+          <w:rFonts w:hint="default"/>
+          <w:sz w:val="36"/>
+          <w:szCs w:val="36"/>
+          <w:lang w:val="en-US"/>
+        </w:rPr>
+      </w:pPr>
+    </w:p>
+    <w:p>
+      <w:pPr>
+        <w:rPr>
+          <w:rFonts w:hint="default"/>
+          <w:sz w:val="36"/>
+          <w:szCs w:val="36"/>
+          <w:lang w:val="en-US"/>
+        </w:rPr>
+      </w:pPr>
       <w:r>
         <w:rPr>
           <w:rFonts w:hint="default"/>
@@ -354,30 +582,95 @@
           <w:szCs w:val="36"/>
           <w:lang w:val="en-US"/>
         </w:rPr>
-        <w:t xml:space="preserve"> is a Numeric Variable and ‘50’</w:t>
-      </w:r>
-      <w:r>
-        <w:rPr>
-          <w:rFonts w:hint="default"/>
-          <w:sz w:val="36"/>
-          <w:szCs w:val="36"/>
-          <w:lang w:val="en-US"/>
-        </w:rPr>
-        <w:t xml:space="preserve"> is a Numeric Constant and value ‘50’ is assigned to A and stored in the computer’s memory for further calculations.  </w:t>
-      </w:r>
-    </w:p>
-    <w:p>
-      <w:pPr>
-        <w:rPr>
-          <w:rFonts w:hint="default"/>
-          <w:sz w:val="36"/>
-          <w:szCs w:val="36"/>
-          <w:lang w:val="en-US"/>
-        </w:rPr>
-      </w:pPr>
-    </w:p>
-    <w:p>
-      <w:pPr>
+        <w:t xml:space="preserve">e.g.  </w:t>
+      </w:r>
+      <w:r>
+        <w:rPr>
+          <w:rFonts w:hint="default"/>
+          <w:sz w:val="36"/>
+          <w:szCs w:val="36"/>
+          <w:lang w:val="en-US"/>
+        </w:rPr>
+        <w:t xml:space="preserve"> </w:t>
+      </w:r>
+    </w:p>
+    <w:p>
+      <w:pPr>
+        <w:rPr>
+          <w:rFonts w:hint="default"/>
+          <w:sz w:val="36"/>
+          <w:szCs w:val="36"/>
+          <w:lang w:val="en-US"/>
+        </w:rPr>
+      </w:pPr>
+      <w:r>
+        <w:rPr>
+          <w:rFonts w:hint="default"/>
+          <w:sz w:val="36"/>
+          <w:szCs w:val="36"/>
+          <w:lang w:val="en-US"/>
+        </w:rPr>
+        <w:t xml:space="preserve">Let A = 15…….. Assigning constant to a variable </w:t>
+      </w:r>
+    </w:p>
+    <w:p>
+      <w:pPr>
+        <w:rPr>
+          <w:rFonts w:hint="default"/>
+          <w:sz w:val="36"/>
+          <w:szCs w:val="36"/>
+          <w:lang w:val="en-US"/>
+        </w:rPr>
+      </w:pPr>
+      <w:r>
+        <w:rPr>
+          <w:rFonts w:hint="default"/>
+          <w:sz w:val="36"/>
+          <w:szCs w:val="36"/>
+          <w:lang w:val="en-US"/>
+        </w:rPr>
+        <w:t xml:space="preserve">Let A = B………Assigning variable to a variable </w:t>
+      </w:r>
+    </w:p>
+    <w:p>
+      <w:pPr>
+        <w:rPr>
+          <w:rFonts w:hint="default"/>
+          <w:sz w:val="36"/>
+          <w:szCs w:val="36"/>
+          <w:lang w:val="en-US"/>
+        </w:rPr>
+      </w:pPr>
+      <w:r>
+        <w:rPr>
+          <w:rFonts w:hint="default"/>
+          <w:sz w:val="36"/>
+          <w:szCs w:val="36"/>
+          <w:lang w:val="en-US"/>
+        </w:rPr>
+        <w:t xml:space="preserve">Let C = A + B…. Assigning an expression to a variable </w:t>
+      </w:r>
+    </w:p>
+    <w:p>
+      <w:pPr>
+        <w:rPr>
+          <w:rFonts w:hint="default"/>
+          <w:sz w:val="36"/>
+          <w:szCs w:val="36"/>
+          <w:lang w:val="en-US"/>
+        </w:rPr>
+      </w:pPr>
+    </w:p>
+    <w:p>
+      <w:pPr>
+        <w:rPr>
+          <w:rFonts w:hint="default"/>
+          <w:sz w:val="36"/>
+          <w:szCs w:val="36"/>
+          <w:lang w:val="en-US"/>
+        </w:rPr>
+      </w:pPr>
+      <w:r>
         <w:rPr>
           <w:rFonts w:hint="default"/>
           <w:b/>
@@ -388,59 +681,47 @@
           <w:szCs w:val="36"/>
           <w:lang w:val="en-US"/>
         </w:rPr>
-      </w:pPr>
-      <w:r>
-        <w:rPr>
-          <w:rFonts w:hint="default"/>
-          <w:b/>
-          <w:bCs/>
+        <w:t xml:space="preserve">Using Let with Numeric Variables: </w:t>
+      </w:r>
+      <w:r>
+        <w:rPr>
+          <w:rFonts w:hint="default"/>
+          <w:sz w:val="36"/>
+          <w:szCs w:val="36"/>
+          <w:lang w:val="en-US"/>
+        </w:rPr>
+        <w:t xml:space="preserve"> </w:t>
+      </w:r>
+    </w:p>
+    <w:p>
+      <w:pPr>
+        <w:rPr>
+          <w:rFonts w:hint="default"/>
+          <w:sz w:val="36"/>
+          <w:szCs w:val="36"/>
+          <w:lang w:val="en-US"/>
+        </w:rPr>
+      </w:pPr>
+      <w:r>
+        <w:rPr>
+          <w:rFonts w:hint="default"/>
+          <w:sz w:val="36"/>
+          <w:szCs w:val="36"/>
+          <w:lang w:val="en-US"/>
+        </w:rPr>
+        <w:t xml:space="preserve">Let A = 50, </w:t>
+      </w:r>
+      <w:r>
+        <w:rPr>
+          <w:rFonts w:hint="default"/>
           <w:i/>
           <w:iCs/>
           <w:sz w:val="36"/>
           <w:szCs w:val="36"/>
           <w:lang w:val="en-US"/>
         </w:rPr>
-        <w:t xml:space="preserve">Using Let with Alphanumeric Variable: </w:t>
-      </w:r>
-    </w:p>
-    <w:p>
-      <w:pPr>
-        <w:rPr>
-          <w:rFonts w:hint="default"/>
-          <w:sz w:val="36"/>
-          <w:szCs w:val="36"/>
-          <w:lang w:val="en-US"/>
-        </w:rPr>
-      </w:pPr>
-      <w:r>
-        <w:rPr>
-          <w:rFonts w:hint="default"/>
-          <w:sz w:val="36"/>
-          <w:szCs w:val="36"/>
-          <w:lang w:val="en-US"/>
-        </w:rPr>
-        <w:t>Let N$ = “QBasic Program”, here N$ is an Alphanumeric Variable and “QBasic Program” is the Alphanumeric Constant assigned to N$.</w:t>
-      </w:r>
-    </w:p>
-    <w:p>
-      <w:pPr>
-        <w:rPr>
-          <w:rFonts w:hint="default"/>
-          <w:sz w:val="36"/>
-          <w:szCs w:val="36"/>
-          <w:lang w:val="en-US"/>
-        </w:rPr>
-      </w:pPr>
-    </w:p>
-    <w:p>
-      <w:pPr>
-        <w:rPr>
-          <w:rFonts w:hint="default"/>
-          <w:sz w:val="36"/>
-          <w:szCs w:val="36"/>
-          <w:lang w:val="en-US"/>
-        </w:rPr>
-      </w:pPr>
+        <w:t xml:space="preserve">here </w:t>
+      </w:r>
       <w:r>
         <w:rPr>
           <w:rFonts w:hint="default"/>
@@ -452,346 +733,145 @@
           <w:szCs w:val="36"/>
           <w:lang w:val="en-US"/>
         </w:rPr>
-        <w:t>NOTE:</w:t>
-      </w:r>
-      <w:r>
-        <w:rPr>
-          <w:rFonts w:hint="default"/>
-          <w:sz w:val="36"/>
-          <w:szCs w:val="36"/>
-          <w:lang w:val="en-US"/>
-        </w:rPr>
-        <w:t xml:space="preserve">   A numeric data should be assigned to a Numeric variable and an alphanumeric data to an alphanumeric variable otherwise “TYPE MISMATCH” error is displayed. </w:t>
-      </w:r>
-    </w:p>
-    <w:p>
-      <w:pPr>
-        <w:rPr>
-          <w:rFonts w:hint="default"/>
-          <w:sz w:val="36"/>
-          <w:szCs w:val="36"/>
-          <w:lang w:val="en-US"/>
-        </w:rPr>
-      </w:pPr>
-    </w:p>
-    <w:p>
-      <w:pPr>
-        <w:rPr>
-          <w:rFonts w:hint="default"/>
-          <w:b/>
-          <w:bCs/>
-          <w:color w:val="0000FF"/>
-          <w:sz w:val="36"/>
-          <w:szCs w:val="36"/>
-          <w:lang w:val="en-US"/>
-        </w:rPr>
-      </w:pPr>
-      <w:r>
-        <w:rPr>
-          <w:rFonts w:hint="default"/>
-          <w:b/>
-          <w:bCs/>
+        <w:t>A</w:t>
+      </w:r>
+      <w:r>
+        <w:rPr>
+          <w:rFonts w:hint="default"/>
           <w:i/>
           <w:iCs/>
-          <w:color w:val="00B050"/>
-          <w:sz w:val="36"/>
-          <w:szCs w:val="36"/>
-          <w:lang w:val="en-US"/>
-        </w:rPr>
-        <w:t>keywords</w:t>
-      </w:r>
-    </w:p>
-    <w:p>
-      <w:pPr>
-        <w:rPr>
-          <w:rFonts w:hint="default"/>
-          <w:sz w:val="36"/>
-          <w:szCs w:val="36"/>
-          <w:lang w:val="en-US"/>
-        </w:rPr>
-      </w:pPr>
-      <w:r>
-        <w:rPr>
-          <w:rFonts w:hint="default"/>
-          <w:sz w:val="36"/>
-          <w:szCs w:val="36"/>
-          <w:lang w:val="en-US"/>
-        </w:rPr>
-        <w:t xml:space="preserve">I. </w:t>
-      </w:r>
-      <w:r>
-        <w:rPr>
-          <w:rFonts w:hint="default"/>
-          <w:b/>
-          <w:bCs/>
-          <w:color w:val="2E54A1" w:themeColor="accent1" w:themeShade="BF"/>
-          <w:sz w:val="36"/>
-          <w:szCs w:val="36"/>
-          <w:lang w:val="en-US"/>
-        </w:rPr>
-        <w:t>END</w:t>
-      </w:r>
-      <w:r>
-        <w:rPr>
-          <w:rFonts w:hint="default"/>
-          <w:sz w:val="36"/>
-          <w:szCs w:val="36"/>
-          <w:lang w:val="en-US"/>
-        </w:rPr>
-        <w:t xml:space="preserve">: This command is usually given at the end of the program.  Statements written after end are not executed since the program terminates execution on reading this command. </w:t>
-      </w:r>
-    </w:p>
-    <w:p>
-      <w:pPr>
-        <w:rPr>
-          <w:rFonts w:hint="default"/>
-          <w:sz w:val="36"/>
-          <w:szCs w:val="36"/>
-          <w:lang w:val="en-US"/>
-        </w:rPr>
-      </w:pPr>
-      <w:r>
-        <w:rPr>
-          <w:rFonts w:hint="default"/>
-          <w:sz w:val="36"/>
-          <w:szCs w:val="36"/>
-          <w:lang w:val="en-US"/>
-        </w:rPr>
-        <w:t xml:space="preserve">ii. </w:t>
-      </w:r>
-      <w:r>
-        <w:rPr>
-          <w:rFonts w:hint="default"/>
-          <w:b/>
-          <w:bCs/>
-          <w:color w:val="2E54A1" w:themeColor="accent1" w:themeShade="BF"/>
-          <w:sz w:val="36"/>
-          <w:szCs w:val="36"/>
-          <w:lang w:val="en-US"/>
-        </w:rPr>
-        <w:t>INPUT</w:t>
-      </w:r>
-      <w:r>
-        <w:rPr>
-          <w:rFonts w:hint="default"/>
-          <w:sz w:val="36"/>
-          <w:szCs w:val="36"/>
-          <w:lang w:val="en-US"/>
-        </w:rPr>
-        <w:t xml:space="preserve">: This statement allows the user to enter a value for the variable while running the </w:t>
-      </w:r>
-    </w:p>
-    <w:p>
-      <w:pPr>
-        <w:rPr>
-          <w:rFonts w:hint="default"/>
-          <w:sz w:val="36"/>
-          <w:szCs w:val="36"/>
-          <w:lang w:val="en-US"/>
-        </w:rPr>
-      </w:pPr>
-      <w:r>
-        <w:rPr>
-          <w:rFonts w:hint="default"/>
-          <w:sz w:val="36"/>
-          <w:szCs w:val="36"/>
-          <w:lang w:val="en-US"/>
-        </w:rPr>
-        <w:t xml:space="preserve">program.  A question mark (?) appears on the output screen waiting for the user to enter a </w:t>
-      </w:r>
-    </w:p>
-    <w:p>
-      <w:pPr>
-        <w:rPr>
-          <w:rFonts w:hint="default"/>
-          <w:sz w:val="36"/>
-          <w:szCs w:val="36"/>
-          <w:lang w:val="en-US"/>
-        </w:rPr>
-      </w:pPr>
-      <w:r>
-        <w:rPr>
-          <w:rFonts w:hint="default"/>
-          <w:sz w:val="36"/>
-          <w:szCs w:val="36"/>
-          <w:lang w:val="en-US"/>
-        </w:rPr>
-        <w:t xml:space="preserve">relevant data and then press enter key.  Once the Return key or Enter key is pressed the </w:t>
-      </w:r>
-    </w:p>
-    <w:p>
-      <w:pPr>
-        <w:rPr>
-          <w:rFonts w:hint="default"/>
-          <w:sz w:val="36"/>
-          <w:szCs w:val="36"/>
-          <w:lang w:val="en-US"/>
-        </w:rPr>
-      </w:pPr>
-      <w:r>
-        <w:rPr>
-          <w:rFonts w:hint="default"/>
-          <w:sz w:val="36"/>
-          <w:szCs w:val="36"/>
-          <w:lang w:val="en-US"/>
-        </w:rPr>
-        <w:t xml:space="preserve">data is stored in the variable. </w:t>
-      </w:r>
-    </w:p>
-    <w:p>
-      <w:pPr>
-        <w:rPr>
-          <w:rFonts w:hint="default"/>
-          <w:sz w:val="36"/>
-          <w:szCs w:val="36"/>
-          <w:lang w:val="en-US"/>
-        </w:rPr>
-      </w:pPr>
-    </w:p>
-    <w:p>
-      <w:pPr>
-        <w:rPr>
-          <w:rFonts w:hint="default"/>
-          <w:b/>
-          <w:bCs/>
-          <w:sz w:val="36"/>
-          <w:szCs w:val="36"/>
-          <w:lang w:val="en-US"/>
-        </w:rPr>
-      </w:pPr>
-      <w:r>
-        <w:rPr>
-          <w:rFonts w:hint="default"/>
-          <w:b/>
-          <w:bCs/>
-          <w:sz w:val="36"/>
-          <w:szCs w:val="36"/>
-          <w:lang w:val="en-US"/>
-        </w:rPr>
-        <w:t xml:space="preserve">SYNTAX :  </w:t>
-      </w:r>
-    </w:p>
-    <w:p>
-      <w:pPr>
-        <w:rPr>
-          <w:rFonts w:hint="default"/>
-          <w:sz w:val="36"/>
-          <w:szCs w:val="36"/>
-          <w:lang w:val="en-US"/>
-        </w:rPr>
-      </w:pPr>
-      <w:r>
-        <w:rPr>
-          <w:rFonts w:hint="default"/>
-          <w:sz w:val="36"/>
-          <w:szCs w:val="36"/>
-          <w:lang w:val="en-US"/>
-        </w:rPr>
-        <w:t xml:space="preserve">INPUT &lt; VARIABLE &gt;  </w:t>
-      </w:r>
-    </w:p>
-    <w:p>
-      <w:pPr>
-        <w:rPr>
-          <w:rFonts w:hint="default"/>
-          <w:sz w:val="36"/>
-          <w:szCs w:val="36"/>
-          <w:lang w:val="en-US"/>
-        </w:rPr>
-      </w:pPr>
-      <w:r>
-        <w:rPr>
-          <w:rFonts w:hint="default"/>
-          <w:sz w:val="36"/>
-          <w:szCs w:val="36"/>
-          <w:lang w:val="en-US"/>
-        </w:rPr>
-        <w:t xml:space="preserve">e.g. </w:t>
-      </w:r>
-    </w:p>
-    <w:p>
-      <w:pPr>
-        <w:rPr>
-          <w:rFonts w:hint="default"/>
-          <w:sz w:val="36"/>
-          <w:szCs w:val="36"/>
-          <w:lang w:val="en-US"/>
-        </w:rPr>
-      </w:pPr>
-      <w:r>
-        <w:rPr>
-          <w:rFonts w:hint="default"/>
-          <w:sz w:val="36"/>
-          <w:szCs w:val="36"/>
-          <w:lang w:val="en-US"/>
-        </w:rPr>
-        <w:t xml:space="preserve">Input A……Enter Numeric constant </w:t>
-      </w:r>
-    </w:p>
-    <w:p>
-      <w:pPr>
-        <w:rPr>
-          <w:rFonts w:hint="default"/>
-          <w:sz w:val="36"/>
-          <w:szCs w:val="36"/>
-          <w:lang w:val="en-US"/>
-        </w:rPr>
-      </w:pPr>
-      <w:r>
-        <w:rPr>
-          <w:rFonts w:hint="default"/>
-          <w:sz w:val="36"/>
-          <w:szCs w:val="36"/>
-          <w:lang w:val="en-US"/>
-        </w:rPr>
-        <w:t xml:space="preserve">Input N$…..Enter Alphanumeric constant </w:t>
-      </w:r>
-    </w:p>
-    <w:p>
-      <w:pPr>
-        <w:rPr>
-          <w:rFonts w:hint="default"/>
-          <w:sz w:val="36"/>
-          <w:szCs w:val="36"/>
-          <w:lang w:val="en-US"/>
-        </w:rPr>
-      </w:pPr>
-      <w:r>
-        <w:rPr>
-          <w:rFonts w:hint="default"/>
-          <w:sz w:val="36"/>
-          <w:szCs w:val="36"/>
-          <w:lang w:val="en-US"/>
-        </w:rPr>
-        <w:t>Input “Enter name:”;N$….Giving relevant message to avoid erroneous  data input</w:t>
-      </w:r>
-    </w:p>
-    <w:p>
-      <w:pPr>
-        <w:rPr>
-          <w:rFonts w:hint="default"/>
-          <w:sz w:val="36"/>
-          <w:szCs w:val="36"/>
-          <w:lang w:val="en-US"/>
-        </w:rPr>
-      </w:pPr>
-    </w:p>
-    <w:p>
-      <w:pPr>
-        <w:rPr>
-          <w:rFonts w:hint="default"/>
-          <w:sz w:val="36"/>
-          <w:szCs w:val="36"/>
-          <w:lang w:val="en-US"/>
-        </w:rPr>
-      </w:pPr>
-    </w:p>
-    <w:p>
-      <w:pPr>
-        <w:rPr>
-          <w:rFonts w:hint="default"/>
-          <w:b/>
-          <w:bCs/>
+          <w:sz w:val="36"/>
+          <w:szCs w:val="36"/>
+          <w:lang w:val="en-US"/>
+        </w:rPr>
+        <w:t xml:space="preserve"> is a Numeric Variable and ‘50’</w:t>
+      </w:r>
+      <w:r>
+        <w:rPr>
+          <w:rFonts w:hint="default"/>
+          <w:sz w:val="36"/>
+          <w:szCs w:val="36"/>
+          <w:lang w:val="en-US"/>
+        </w:rPr>
+        <w:t xml:space="preserve"> is a Numeric Constant and value ‘50’ is assigned to A and stored in the computer’s memory for further calculations.  </w:t>
+      </w:r>
+    </w:p>
+    <w:p>
+      <w:pPr>
+        <w:rPr>
+          <w:rFonts w:hint="default"/>
+          <w:sz w:val="36"/>
+          <w:szCs w:val="36"/>
+          <w:lang w:val="en-US"/>
+        </w:rPr>
+      </w:pPr>
+    </w:p>
+    <w:p>
+      <w:pPr>
+        <w:rPr>
+          <w:rFonts w:hint="default"/>
+          <w:b/>
+          <w:bCs/>
+          <w:i/>
+          <w:iCs/>
+          <w:sz w:val="36"/>
+          <w:szCs w:val="36"/>
+          <w:lang w:val="en-US"/>
+        </w:rPr>
+      </w:pPr>
+      <w:r>
+        <w:rPr>
+          <w:rFonts w:hint="default"/>
+          <w:b/>
+          <w:bCs/>
+          <w:i/>
+          <w:iCs/>
+          <w:sz w:val="36"/>
+          <w:szCs w:val="36"/>
+          <w:lang w:val="en-US"/>
+        </w:rPr>
+        <w:t xml:space="preserve">Using Let with Alphanumeric Variable: </w:t>
+      </w:r>
+    </w:p>
+    <w:p>
+      <w:pPr>
+        <w:rPr>
+          <w:rFonts w:hint="default"/>
+          <w:sz w:val="36"/>
+          <w:szCs w:val="36"/>
+          <w:lang w:val="en-US"/>
+        </w:rPr>
+      </w:pPr>
+      <w:r>
+        <w:rPr>
+          <w:rFonts w:hint="default"/>
+          <w:sz w:val="36"/>
+          <w:szCs w:val="36"/>
+          <w:lang w:val="en-US"/>
+        </w:rPr>
+        <w:t>Let N$ = “QBasic Program”, here N$ is an Alphanumeric Variable and “QBasic Program” is the Alphanumeric Constant assigned to N$.</w:t>
+      </w:r>
+    </w:p>
+    <w:p>
+      <w:pPr>
+        <w:rPr>
+          <w:rFonts w:hint="default"/>
+          <w:sz w:val="36"/>
+          <w:szCs w:val="36"/>
+          <w:lang w:val="en-US"/>
+        </w:rPr>
+      </w:pPr>
+    </w:p>
+    <w:p>
+      <w:pPr>
+        <w:rPr>
+          <w:rFonts w:hint="default"/>
+          <w:sz w:val="36"/>
+          <w:szCs w:val="36"/>
+          <w:lang w:val="en-US"/>
+        </w:rPr>
+      </w:pPr>
+      <w:r>
+        <w:rPr>
+          <w:rFonts w:hint="default"/>
+          <w:b/>
+          <w:bCs/>
+          <w:i/>
+          <w:iCs/>
+          <w:sz w:val="36"/>
+          <w:szCs w:val="36"/>
+          <w:lang w:val="en-US"/>
+        </w:rPr>
+        <w:t>NOTE:</w:t>
+      </w:r>
+      <w:r>
+        <w:rPr>
+          <w:rFonts w:hint="default"/>
+          <w:sz w:val="36"/>
+          <w:szCs w:val="36"/>
+          <w:lang w:val="en-US"/>
+        </w:rPr>
+        <w:t xml:space="preserve">   A numeric data should be assigned to a Numeric variable and an alphanumeric data to an alphanumeric variable otherwise “TYPE MISMATCH” error is displayed. </w:t>
+      </w:r>
+    </w:p>
+    <w:p>
+      <w:pPr>
+        <w:rPr>
+          <w:rFonts w:hint="default"/>
+          <w:sz w:val="36"/>
+          <w:szCs w:val="36"/>
+          <w:lang w:val="en-US"/>
+        </w:rPr>
+      </w:pPr>
+    </w:p>
+    <w:p>
+      <w:pPr>
+        <w:numPr>
+          <w:numId w:val="0"/>
+        </w:numPr>
+        <w:ind w:leftChars="0"/>
+        <w:rPr>
+          <w:rFonts w:hint="default"/>
           <w:sz w:val="44"/>
           <w:szCs w:val="44"/>
           <w:lang w:val="en-US"/>
@@ -800,349 +880,13 @@
       <w:r>
         <w:rPr>
           <w:rFonts w:hint="default"/>
-          <w:b/>
-          <w:bCs/>
+          <w:b w:val="0"/>
+          <w:bCs w:val="0"/>
+          <w:i w:val="0"/>
+          <w:iCs w:val="0"/>
+          <w:color w:val="000000" w:themeColor="text1"/>
           <w:sz w:val="44"/>
           <w:szCs w:val="44"/>
-          <w:lang w:val="en-US"/>
-        </w:rPr>
-        <w:t xml:space="preserve">QBASIC REMINDER </w:t>
-      </w:r>
-    </w:p>
-    <w:p>
-      <w:pPr>
-        <w:rPr>
-          <w:rFonts w:hint="default"/>
-          <w:sz w:val="36"/>
-          <w:szCs w:val="36"/>
-          <w:lang w:val="en-US"/>
-        </w:rPr>
-      </w:pPr>
-    </w:p>
-    <w:p>
-      <w:pPr>
-        <w:rPr>
-          <w:rFonts w:hint="default"/>
-          <w:sz w:val="36"/>
-          <w:szCs w:val="36"/>
-          <w:lang w:val="en-US"/>
-        </w:rPr>
-      </w:pPr>
-      <w:r>
-        <w:rPr>
-          <w:rFonts w:hint="default"/>
-          <w:sz w:val="36"/>
-          <w:szCs w:val="36"/>
-          <w:lang w:val="en-US"/>
-        </w:rPr>
-        <w:t xml:space="preserve">A QBASIC program consists of lines containing </w:t>
-      </w:r>
-    </w:p>
-    <w:p>
-      <w:pPr>
-        <w:rPr>
-          <w:rFonts w:hint="default"/>
-          <w:sz w:val="36"/>
-          <w:szCs w:val="36"/>
-          <w:lang w:val="en-US"/>
-        </w:rPr>
-      </w:pPr>
-      <w:r>
-        <w:rPr>
-          <w:rFonts w:hint="default"/>
-          <w:sz w:val="36"/>
-          <w:szCs w:val="36"/>
-          <w:lang w:val="en-US"/>
-        </w:rPr>
-        <w:t xml:space="preserve">1. A line number </w:t>
-      </w:r>
-    </w:p>
-    <w:p>
-      <w:pPr>
-        <w:rPr>
-          <w:rFonts w:hint="default"/>
-          <w:sz w:val="36"/>
-          <w:szCs w:val="36"/>
-          <w:lang w:val="en-US"/>
-        </w:rPr>
-      </w:pPr>
-      <w:r>
-        <w:rPr>
-          <w:rFonts w:hint="default"/>
-          <w:sz w:val="36"/>
-          <w:szCs w:val="36"/>
-          <w:lang w:val="en-US"/>
-        </w:rPr>
-        <w:t xml:space="preserve">2. A QBASIC keyword like PRINT,END etc </w:t>
-      </w:r>
-    </w:p>
-    <w:p>
-      <w:pPr>
-        <w:rPr>
-          <w:rFonts w:hint="default"/>
-          <w:sz w:val="36"/>
-          <w:szCs w:val="36"/>
-          <w:lang w:val="en-US"/>
-        </w:rPr>
-      </w:pPr>
-      <w:r>
-        <w:rPr>
-          <w:rFonts w:hint="default"/>
-          <w:sz w:val="36"/>
-          <w:szCs w:val="36"/>
-          <w:lang w:val="en-US"/>
-        </w:rPr>
-        <w:t xml:space="preserve">3.  Each program line begins with positive number. </w:t>
-      </w:r>
-    </w:p>
-    <w:p>
-      <w:pPr>
-        <w:rPr>
-          <w:rFonts w:hint="default"/>
-          <w:sz w:val="36"/>
-          <w:szCs w:val="36"/>
-          <w:lang w:val="en-US"/>
-        </w:rPr>
-      </w:pPr>
-      <w:r>
-        <w:rPr>
-          <w:rFonts w:hint="default"/>
-          <w:sz w:val="36"/>
-          <w:szCs w:val="36"/>
-          <w:lang w:val="en-US"/>
-        </w:rPr>
-        <w:t xml:space="preserve">4. No two lines should have same number. </w:t>
-      </w:r>
-    </w:p>
-    <w:p>
-      <w:pPr>
-        <w:rPr>
-          <w:rFonts w:hint="default"/>
-          <w:sz w:val="36"/>
-          <w:szCs w:val="36"/>
-          <w:lang w:val="en-US"/>
-        </w:rPr>
-      </w:pPr>
-    </w:p>
-    <w:p>
-      <w:pPr>
-        <w:rPr>
-          <w:rFonts w:hint="default"/>
-          <w:sz w:val="36"/>
-          <w:szCs w:val="36"/>
-          <w:lang w:val="en-US"/>
-        </w:rPr>
-      </w:pPr>
-    </w:p>
-    <w:p>
-      <w:pPr>
-        <w:rPr>
-          <w:rFonts w:hint="default"/>
-          <w:b/>
-          <w:bCs/>
-          <w:sz w:val="44"/>
-          <w:szCs w:val="44"/>
-          <w:lang w:val="en-US"/>
-        </w:rPr>
-      </w:pPr>
-      <w:r>
-        <w:rPr>
-          <w:rFonts w:hint="default"/>
-          <w:b/>
-          <w:bCs/>
-          <w:sz w:val="44"/>
-          <w:szCs w:val="44"/>
-          <w:lang w:val="en-US"/>
-        </w:rPr>
-        <w:t xml:space="preserve">Chapter I - QBasic Commands </w:t>
-      </w:r>
-    </w:p>
-    <w:p>
-      <w:pPr>
-        <w:rPr>
-          <w:rFonts w:hint="default"/>
-          <w:sz w:val="36"/>
-          <w:szCs w:val="36"/>
-          <w:lang w:val="en-US"/>
-        </w:rPr>
-      </w:pPr>
-      <w:r>
-        <w:rPr>
-          <w:rFonts w:hint="default"/>
-          <w:sz w:val="36"/>
-          <w:szCs w:val="36"/>
-          <w:lang w:val="en-US"/>
-        </w:rPr>
-        <w:t xml:space="preserve">When you open QBasic, you see a blue screen where you can type your program.  Let’s begin with the QBasic </w:t>
-      </w:r>
-    </w:p>
-    <w:p>
-      <w:pPr>
-        <w:rPr>
-          <w:rFonts w:hint="default"/>
-          <w:sz w:val="36"/>
-          <w:szCs w:val="36"/>
-          <w:lang w:val="en-US"/>
-        </w:rPr>
-      </w:pPr>
-      <w:r>
-        <w:rPr>
-          <w:rFonts w:hint="default"/>
-          <w:sz w:val="36"/>
-          <w:szCs w:val="36"/>
-          <w:lang w:val="en-US"/>
-        </w:rPr>
-        <w:t xml:space="preserve">commands that are important in any program. </w:t>
-      </w:r>
-    </w:p>
-    <w:p>
-      <w:pPr>
-        <w:rPr>
-          <w:rFonts w:hint="default"/>
-          <w:sz w:val="36"/>
-          <w:szCs w:val="36"/>
-          <w:lang w:val="en-US"/>
-        </w:rPr>
-      </w:pPr>
-    </w:p>
-    <w:p>
-      <w:pPr>
-        <w:rPr>
-          <w:rFonts w:hint="default"/>
-          <w:sz w:val="36"/>
-          <w:szCs w:val="36"/>
-          <w:lang w:val="en-US"/>
-        </w:rPr>
-      </w:pPr>
-      <w:r>
-        <w:rPr>
-          <w:rFonts w:hint="default"/>
-          <w:b/>
-          <w:bCs/>
-          <w:color w:val="2E54A1" w:themeColor="accent1" w:themeShade="BF"/>
-          <w:sz w:val="36"/>
-          <w:szCs w:val="36"/>
-          <w:lang w:val="en-US"/>
-        </w:rPr>
-        <w:t>Iii. PRINT</w:t>
-      </w:r>
-    </w:p>
-    <w:p>
-      <w:pPr>
-        <w:rPr>
-          <w:rFonts w:hint="default"/>
-          <w:sz w:val="36"/>
-          <w:szCs w:val="36"/>
-          <w:lang w:val="en-US"/>
-        </w:rPr>
-      </w:pPr>
-      <w:r>
-        <w:rPr>
-          <w:rFonts w:hint="default"/>
-          <w:sz w:val="36"/>
-          <w:szCs w:val="36"/>
-          <w:lang w:val="en-US"/>
-        </w:rPr>
-        <w:t xml:space="preserve">Command PRINT displays text or numbers on the screen.   </w:t>
-      </w:r>
-    </w:p>
-    <w:p>
-      <w:pPr>
-        <w:rPr>
-          <w:rFonts w:hint="default"/>
-          <w:b w:val="0"/>
-          <w:bCs w:val="0"/>
-          <w:i/>
-          <w:iCs/>
-          <w:sz w:val="36"/>
-          <w:szCs w:val="36"/>
-          <w:lang w:val="en-US"/>
-        </w:rPr>
-      </w:pPr>
-      <w:r>
-        <w:rPr>
-          <w:rFonts w:hint="default"/>
-          <w:b w:val="0"/>
-          <w:bCs w:val="0"/>
-          <w:i/>
-          <w:iCs/>
-          <w:sz w:val="36"/>
-          <w:szCs w:val="36"/>
-          <w:lang w:val="en-US"/>
-        </w:rPr>
-        <w:t xml:space="preserve">The program line looks like this:  </w:t>
-      </w:r>
-    </w:p>
-    <w:p>
-      <w:pPr>
-        <w:rPr>
-          <w:rFonts w:hint="default"/>
-          <w:b/>
-          <w:bCs/>
-          <w:sz w:val="36"/>
-          <w:szCs w:val="36"/>
-          <w:lang w:val="en-US"/>
-        </w:rPr>
-      </w:pPr>
-      <w:r>
-        <w:rPr>
-          <w:rFonts w:hint="default"/>
-          <w:b/>
-          <w:bCs/>
-          <w:sz w:val="36"/>
-          <w:szCs w:val="36"/>
-          <w:lang w:val="en-US"/>
-        </w:rPr>
-        <w:t xml:space="preserve">PRINT “My name is Nick.” </w:t>
-      </w:r>
-    </w:p>
-    <w:p>
-      <w:pPr>
-        <w:rPr>
-          <w:rFonts w:hint="default"/>
-          <w:sz w:val="36"/>
-          <w:szCs w:val="36"/>
-          <w:lang w:val="en-US"/>
-        </w:rPr>
-      </w:pPr>
-    </w:p>
-    <w:p>
-      <w:pPr>
-        <w:rPr>
-          <w:rFonts w:hint="default"/>
-          <w:sz w:val="36"/>
-          <w:szCs w:val="36"/>
-          <w:lang w:val="en-US"/>
-        </w:rPr>
-      </w:pPr>
-      <w:r>
-        <w:rPr>
-          <w:rFonts w:hint="default"/>
-          <w:sz w:val="36"/>
-          <w:szCs w:val="36"/>
-          <w:lang w:val="en-US"/>
-        </w:rPr>
-        <w:t xml:space="preserve">Type the bolded text into QBasic and press F5 to run the program.  On the screen you’ll see </w:t>
-      </w:r>
-    </w:p>
-    <w:p>
-      <w:pPr>
-        <w:rPr>
-          <w:rFonts w:hint="default"/>
-          <w:sz w:val="36"/>
-          <w:szCs w:val="36"/>
-          <w:lang w:val="en-US"/>
-        </w:rPr>
-      </w:pPr>
-    </w:p>
-    <w:p>
-      <w:pPr>
-        <w:rPr>
-          <w:rFonts w:hint="default"/>
-          <w:color w:val="000000" w:themeColor="text1"/>
-          <w:sz w:val="36"/>
-          <w:szCs w:val="36"/>
-          <w:highlight w:val="green"/>
           <w:lang w:val="en-US"/>
           <w14:textFill>
             <w14:solidFill>
@@ -1150,8 +894,594 @@
             </w14:solidFill>
           </w14:textFill>
         </w:rPr>
-      </w:pPr>
-      <w:r>
+        <w:t>5.</w:t>
+      </w:r>
+      <w:r>
+        <w:rPr>
+          <w:rFonts w:hint="default"/>
+          <w:b/>
+          <w:bCs/>
+          <w:i/>
+          <w:iCs/>
+          <w:color w:val="00B0F0"/>
+          <w:sz w:val="44"/>
+          <w:szCs w:val="44"/>
+          <w:lang w:val="en-US"/>
+        </w:rPr>
+        <w:t xml:space="preserve"> END</w:t>
+      </w:r>
+      <w:r>
+        <w:rPr>
+          <w:rFonts w:hint="default"/>
+          <w:sz w:val="44"/>
+          <w:szCs w:val="44"/>
+          <w:lang w:val="en-US"/>
+        </w:rPr>
+        <w:t xml:space="preserve">: This command is usually given at the end of the program.  Statements written after end are not executed since the program terminates execution on reading this command. </w:t>
+      </w:r>
+    </w:p>
+    <w:p>
+      <w:pPr>
+        <w:numPr>
+          <w:numId w:val="0"/>
+        </w:numPr>
+        <w:ind w:leftChars="0"/>
+        <w:rPr>
+          <w:rFonts w:hint="default"/>
+          <w:sz w:val="44"/>
+          <w:szCs w:val="44"/>
+          <w:lang w:val="en-US"/>
+        </w:rPr>
+      </w:pPr>
+    </w:p>
+    <w:p>
+      <w:pPr>
+        <w:rPr>
+          <w:rFonts w:hint="default"/>
+          <w:sz w:val="44"/>
+          <w:szCs w:val="44"/>
+          <w:lang w:val="en-US"/>
+        </w:rPr>
+      </w:pPr>
+      <w:r>
+        <w:rPr>
+          <w:rFonts w:hint="default"/>
+          <w:sz w:val="44"/>
+          <w:szCs w:val="44"/>
+          <w:lang w:val="en-US"/>
+        </w:rPr>
+        <w:t xml:space="preserve">6. </w:t>
+      </w:r>
+      <w:r>
+        <w:rPr>
+          <w:rFonts w:hint="default"/>
+          <w:b/>
+          <w:bCs/>
+          <w:i/>
+          <w:iCs/>
+          <w:color w:val="00B0F0"/>
+          <w:sz w:val="44"/>
+          <w:szCs w:val="44"/>
+          <w:lang w:val="en-US"/>
+        </w:rPr>
+        <w:t>INPUT</w:t>
+      </w:r>
+      <w:r>
+        <w:rPr>
+          <w:rFonts w:hint="default"/>
+          <w:sz w:val="44"/>
+          <w:szCs w:val="44"/>
+          <w:lang w:val="en-US"/>
+        </w:rPr>
+        <w:t xml:space="preserve">: This statement allows the user to enter a value for the variable while running the program.  A question mark (?) appears on the output screen waiting for the user to enter a relevant data and then press enter key.  Once the Return key or Enter key is pressed the data is stored in the variable. </w:t>
+      </w:r>
+    </w:p>
+    <w:p>
+      <w:pPr>
+        <w:rPr>
+          <w:rFonts w:hint="default"/>
+          <w:sz w:val="36"/>
+          <w:szCs w:val="36"/>
+          <w:lang w:val="en-US"/>
+        </w:rPr>
+      </w:pPr>
+    </w:p>
+    <w:p>
+      <w:pPr>
+        <w:rPr>
+          <w:rFonts w:hint="default"/>
+          <w:b/>
+          <w:bCs/>
+          <w:sz w:val="36"/>
+          <w:szCs w:val="36"/>
+          <w:lang w:val="en-US"/>
+        </w:rPr>
+      </w:pPr>
+      <w:r>
+        <w:rPr>
+          <w:rFonts w:hint="default"/>
+          <w:b/>
+          <w:bCs/>
+          <w:sz w:val="36"/>
+          <w:szCs w:val="36"/>
+          <w:lang w:val="en-US"/>
+        </w:rPr>
+        <w:t xml:space="preserve">SYNTAX :  </w:t>
+      </w:r>
+    </w:p>
+    <w:p>
+      <w:pPr>
+        <w:rPr>
+          <w:rFonts w:hint="default"/>
+          <w:sz w:val="36"/>
+          <w:szCs w:val="36"/>
+          <w:lang w:val="en-US"/>
+        </w:rPr>
+      </w:pPr>
+      <w:r>
+        <w:rPr>
+          <w:rFonts w:hint="default"/>
+          <w:sz w:val="36"/>
+          <w:szCs w:val="36"/>
+          <w:lang w:val="en-US"/>
+        </w:rPr>
+        <w:t xml:space="preserve">INPUT &lt; VARIABLE &gt;  </w:t>
+      </w:r>
+    </w:p>
+    <w:p>
+      <w:pPr>
+        <w:rPr>
+          <w:rFonts w:hint="default"/>
+          <w:sz w:val="36"/>
+          <w:szCs w:val="36"/>
+          <w:lang w:val="en-US"/>
+        </w:rPr>
+      </w:pPr>
+      <w:r>
+        <w:rPr>
+          <w:rFonts w:hint="default"/>
+          <w:sz w:val="36"/>
+          <w:szCs w:val="36"/>
+          <w:lang w:val="en-US"/>
+        </w:rPr>
+        <w:t xml:space="preserve">e.g. </w:t>
+      </w:r>
+    </w:p>
+    <w:p>
+      <w:pPr>
+        <w:rPr>
+          <w:rFonts w:hint="default"/>
+          <w:sz w:val="36"/>
+          <w:szCs w:val="36"/>
+          <w:lang w:val="en-US"/>
+        </w:rPr>
+      </w:pPr>
+      <w:r>
+        <w:rPr>
+          <w:rFonts w:hint="default"/>
+          <w:sz w:val="36"/>
+          <w:szCs w:val="36"/>
+          <w:lang w:val="en-US"/>
+        </w:rPr>
+        <w:t xml:space="preserve">Input A……Enter Numeric constant </w:t>
+      </w:r>
+    </w:p>
+    <w:p>
+      <w:pPr>
+        <w:rPr>
+          <w:rFonts w:hint="default"/>
+          <w:sz w:val="36"/>
+          <w:szCs w:val="36"/>
+          <w:lang w:val="en-US"/>
+        </w:rPr>
+      </w:pPr>
+      <w:r>
+        <w:rPr>
+          <w:rFonts w:hint="default"/>
+          <w:sz w:val="36"/>
+          <w:szCs w:val="36"/>
+          <w:lang w:val="en-US"/>
+        </w:rPr>
+        <w:t xml:space="preserve">Input N$…..Enter Alphanumeric constant </w:t>
+      </w:r>
+    </w:p>
+    <w:p>
+      <w:pPr>
+        <w:rPr>
+          <w:rFonts w:hint="default"/>
+          <w:sz w:val="36"/>
+          <w:szCs w:val="36"/>
+          <w:lang w:val="en-US"/>
+        </w:rPr>
+      </w:pPr>
+      <w:r>
+        <w:rPr>
+          <w:rFonts w:hint="default"/>
+          <w:sz w:val="36"/>
+          <w:szCs w:val="36"/>
+          <w:lang w:val="en-US"/>
+        </w:rPr>
+        <w:t>Input “Enter name:”;N$….Giving relevant message to avoid erroneous  data input</w:t>
+      </w:r>
+    </w:p>
+    <w:p>
+      <w:pPr>
+        <w:rPr>
+          <w:rFonts w:hint="default"/>
+          <w:sz w:val="36"/>
+          <w:szCs w:val="36"/>
+          <w:lang w:val="en-US"/>
+        </w:rPr>
+      </w:pPr>
+    </w:p>
+    <w:p>
+      <w:pPr>
+        <w:rPr>
+          <w:rFonts w:hint="default"/>
+          <w:sz w:val="36"/>
+          <w:szCs w:val="36"/>
+          <w:lang w:val="en-US"/>
+        </w:rPr>
+      </w:pPr>
+    </w:p>
+    <w:p>
+      <w:pPr>
+        <w:rPr>
+          <w:rFonts w:hint="default"/>
+          <w:b/>
+          <w:bCs/>
+          <w:sz w:val="44"/>
+          <w:szCs w:val="44"/>
+          <w:lang w:val="en-US"/>
+        </w:rPr>
+      </w:pPr>
+      <w:r>
+        <w:rPr>
+          <w:rFonts w:hint="default"/>
+          <w:b/>
+          <w:bCs/>
+          <w:sz w:val="44"/>
+          <w:szCs w:val="44"/>
+          <w:lang w:val="en-US"/>
+        </w:rPr>
+        <w:t xml:space="preserve">QBASIC REMINDER </w:t>
+      </w:r>
+    </w:p>
+    <w:p>
+      <w:pPr>
+        <w:rPr>
+          <w:rFonts w:hint="default"/>
+          <w:sz w:val="36"/>
+          <w:szCs w:val="36"/>
+          <w:lang w:val="en-US"/>
+        </w:rPr>
+      </w:pPr>
+    </w:p>
+    <w:p>
+      <w:pPr>
+        <w:rPr>
+          <w:rFonts w:hint="default"/>
+          <w:sz w:val="36"/>
+          <w:szCs w:val="36"/>
+          <w:lang w:val="en-US"/>
+        </w:rPr>
+      </w:pPr>
+      <w:r>
+        <w:rPr>
+          <w:rFonts w:hint="default"/>
+          <w:sz w:val="36"/>
+          <w:szCs w:val="36"/>
+          <w:lang w:val="en-US"/>
+        </w:rPr>
+        <w:t xml:space="preserve">A QBASIC program consists of lines containing </w:t>
+      </w:r>
+    </w:p>
+    <w:p>
+      <w:pPr>
+        <w:rPr>
+          <w:rFonts w:hint="default"/>
+          <w:sz w:val="36"/>
+          <w:szCs w:val="36"/>
+          <w:lang w:val="en-US"/>
+        </w:rPr>
+      </w:pPr>
+      <w:r>
+        <w:rPr>
+          <w:rFonts w:hint="default"/>
+          <w:sz w:val="36"/>
+          <w:szCs w:val="36"/>
+          <w:lang w:val="en-US"/>
+        </w:rPr>
+        <w:t xml:space="preserve">1. A line number </w:t>
+      </w:r>
+    </w:p>
+    <w:p>
+      <w:pPr>
+        <w:rPr>
+          <w:rFonts w:hint="default"/>
+          <w:sz w:val="36"/>
+          <w:szCs w:val="36"/>
+          <w:lang w:val="en-US"/>
+        </w:rPr>
+      </w:pPr>
+      <w:r>
+        <w:rPr>
+          <w:rFonts w:hint="default"/>
+          <w:sz w:val="36"/>
+          <w:szCs w:val="36"/>
+          <w:lang w:val="en-US"/>
+        </w:rPr>
+        <w:t xml:space="preserve">2. A QBASIC keyword like PRINT,END etc </w:t>
+      </w:r>
+    </w:p>
+    <w:p>
+      <w:pPr>
+        <w:rPr>
+          <w:rFonts w:hint="default"/>
+          <w:sz w:val="36"/>
+          <w:szCs w:val="36"/>
+          <w:lang w:val="en-US"/>
+        </w:rPr>
+      </w:pPr>
+      <w:r>
+        <w:rPr>
+          <w:rFonts w:hint="default"/>
+          <w:sz w:val="36"/>
+          <w:szCs w:val="36"/>
+          <w:lang w:val="en-US"/>
+        </w:rPr>
+        <w:t xml:space="preserve">3.  Each program line begins with positive number. </w:t>
+      </w:r>
+    </w:p>
+    <w:p>
+      <w:pPr>
+        <w:rPr>
+          <w:rFonts w:hint="default"/>
+          <w:sz w:val="36"/>
+          <w:szCs w:val="36"/>
+          <w:lang w:val="en-US"/>
+        </w:rPr>
+      </w:pPr>
+      <w:r>
+        <w:rPr>
+          <w:rFonts w:hint="default"/>
+          <w:sz w:val="36"/>
+          <w:szCs w:val="36"/>
+          <w:lang w:val="en-US"/>
+        </w:rPr>
+        <w:t xml:space="preserve">4. No two lines should have same number. </w:t>
+      </w:r>
+    </w:p>
+    <w:p>
+      <w:pPr>
+        <w:rPr>
+          <w:rFonts w:hint="default"/>
+          <w:sz w:val="36"/>
+          <w:szCs w:val="36"/>
+          <w:lang w:val="en-US"/>
+        </w:rPr>
+      </w:pPr>
+    </w:p>
+    <w:p>
+      <w:pPr>
+        <w:rPr>
+          <w:rFonts w:hint="default"/>
+          <w:sz w:val="36"/>
+          <w:szCs w:val="36"/>
+          <w:lang w:val="en-US"/>
+        </w:rPr>
+      </w:pPr>
+    </w:p>
+    <w:p>
+      <w:pPr>
+        <w:rPr>
+          <w:rFonts w:hint="default"/>
+          <w:b/>
+          <w:bCs/>
+          <w:sz w:val="44"/>
+          <w:szCs w:val="44"/>
+          <w:lang w:val="en-US"/>
+        </w:rPr>
+      </w:pPr>
+      <w:r>
+        <w:rPr>
+          <w:rFonts w:hint="default"/>
+          <w:b/>
+          <w:bCs/>
+          <w:sz w:val="44"/>
+          <w:szCs w:val="44"/>
+          <w:lang w:val="en-US"/>
+        </w:rPr>
+        <w:t xml:space="preserve">Chapter I - QBasic Commands </w:t>
+      </w:r>
+    </w:p>
+    <w:p>
+      <w:pPr>
+        <w:rPr>
+          <w:rFonts w:hint="default"/>
+          <w:sz w:val="36"/>
+          <w:szCs w:val="36"/>
+          <w:lang w:val="en-US"/>
+        </w:rPr>
+      </w:pPr>
+      <w:r>
+        <w:rPr>
+          <w:rFonts w:hint="default"/>
+          <w:sz w:val="36"/>
+          <w:szCs w:val="36"/>
+          <w:lang w:val="en-US"/>
+        </w:rPr>
+        <w:t xml:space="preserve">When you open QBasic, you see a blue screen where you can type your program.  Let’s begin with the QBasic </w:t>
+      </w:r>
+    </w:p>
+    <w:p>
+      <w:pPr>
+        <w:rPr>
+          <w:rFonts w:hint="default"/>
+          <w:sz w:val="36"/>
+          <w:szCs w:val="36"/>
+          <w:lang w:val="en-US"/>
+        </w:rPr>
+      </w:pPr>
+      <w:r>
+        <w:rPr>
+          <w:rFonts w:hint="default"/>
+          <w:sz w:val="36"/>
+          <w:szCs w:val="36"/>
+          <w:lang w:val="en-US"/>
+        </w:rPr>
+        <w:t xml:space="preserve">commands that are important in any program. </w:t>
+      </w:r>
+    </w:p>
+    <w:p>
+      <w:pPr>
+        <w:rPr>
+          <w:rFonts w:hint="default"/>
+          <w:sz w:val="36"/>
+          <w:szCs w:val="36"/>
+          <w:lang w:val="en-US"/>
+        </w:rPr>
+      </w:pPr>
+    </w:p>
+    <w:p>
+      <w:pPr>
+        <w:rPr>
+          <w:rFonts w:hint="default"/>
+          <w:b/>
+          <w:bCs/>
+          <w:i/>
+          <w:iCs/>
+          <w:color w:val="00B0F0"/>
+          <w:sz w:val="44"/>
+          <w:szCs w:val="44"/>
+          <w:lang w:val="en-US"/>
+        </w:rPr>
+      </w:pPr>
+      <w:r>
+        <w:rPr>
+          <w:rFonts w:hint="default"/>
+          <w:b/>
+          <w:bCs/>
+          <w:i/>
+          <w:iCs/>
+          <w:color w:val="00B0F0"/>
+          <w:sz w:val="44"/>
+          <w:szCs w:val="44"/>
+          <w:lang w:val="en-US"/>
+        </w:rPr>
+        <w:t>PRINT</w:t>
+      </w:r>
+    </w:p>
+    <w:p>
+      <w:pPr>
+        <w:rPr>
+          <w:rFonts w:hint="default"/>
+          <w:sz w:val="36"/>
+          <w:szCs w:val="36"/>
+          <w:lang w:val="en-US"/>
+        </w:rPr>
+      </w:pPr>
+      <w:r>
+        <w:rPr>
+          <w:rFonts w:hint="default"/>
+          <w:sz w:val="36"/>
+          <w:szCs w:val="36"/>
+          <w:lang w:val="en-US"/>
+        </w:rPr>
+        <w:t xml:space="preserve">Command PRINT displays text or numbers on the screen.   </w:t>
+      </w:r>
+    </w:p>
+    <w:p>
+      <w:pPr>
+        <w:rPr>
+          <w:rFonts w:hint="default"/>
+          <w:b w:val="0"/>
+          <w:bCs w:val="0"/>
+          <w:i/>
+          <w:iCs/>
+          <w:sz w:val="36"/>
+          <w:szCs w:val="36"/>
+          <w:lang w:val="en-US"/>
+        </w:rPr>
+      </w:pPr>
+      <w:r>
+        <w:rPr>
+          <w:rFonts w:hint="default"/>
+          <w:b w:val="0"/>
+          <w:bCs w:val="0"/>
+          <w:i/>
+          <w:iCs/>
+          <w:sz w:val="36"/>
+          <w:szCs w:val="36"/>
+          <w:lang w:val="en-US"/>
+        </w:rPr>
+        <w:t xml:space="preserve">The program line looks like this:  </w:t>
+      </w:r>
+    </w:p>
+    <w:p>
+      <w:pPr>
+        <w:rPr>
+          <w:rFonts w:hint="default"/>
+          <w:b/>
+          <w:bCs/>
+          <w:sz w:val="36"/>
+          <w:szCs w:val="36"/>
+          <w:lang w:val="en-US"/>
+        </w:rPr>
+      </w:pPr>
+      <w:r>
+        <w:rPr>
+          <w:rFonts w:hint="default"/>
+          <w:b/>
+          <w:bCs/>
+          <w:sz w:val="36"/>
+          <w:szCs w:val="36"/>
+          <w:lang w:val="en-US"/>
+        </w:rPr>
+        <w:t xml:space="preserve">PRINT “My name is Nick.” </w:t>
+      </w:r>
+    </w:p>
+    <w:p>
+      <w:pPr>
+        <w:rPr>
+          <w:rFonts w:hint="default"/>
+          <w:sz w:val="36"/>
+          <w:szCs w:val="36"/>
+          <w:lang w:val="en-US"/>
+        </w:rPr>
+      </w:pPr>
+    </w:p>
+    <w:p>
+      <w:pPr>
+        <w:rPr>
+          <w:rFonts w:hint="default"/>
+          <w:sz w:val="36"/>
+          <w:szCs w:val="36"/>
+          <w:lang w:val="en-US"/>
+        </w:rPr>
+      </w:pPr>
+      <w:r>
+        <w:rPr>
+          <w:rFonts w:hint="default"/>
+          <w:sz w:val="36"/>
+          <w:szCs w:val="36"/>
+          <w:lang w:val="en-US"/>
+        </w:rPr>
+        <w:t xml:space="preserve">Type the bolded text into QBasic and press F5 to run the program.  On the screen you’ll see </w:t>
+      </w:r>
+    </w:p>
+    <w:p>
+      <w:pPr>
+        <w:rPr>
+          <w:rFonts w:hint="default"/>
+          <w:sz w:val="36"/>
+          <w:szCs w:val="36"/>
+          <w:lang w:val="en-US"/>
+        </w:rPr>
+      </w:pPr>
+    </w:p>
+    <w:p>
+      <w:pPr>
         <w:rPr>
           <w:rFonts w:hint="default"/>
           <w:color w:val="000000" w:themeColor="text1"/>
@@ -1165,6 +1495,21 @@
             </w14:solidFill>
           </w14:textFill>
         </w:rPr>
+      </w:pPr>
+      <w:r>
+        <w:rPr>
+          <w:rFonts w:hint="default"/>
+          <w:color w:val="000000" w:themeColor="text1"/>
+          <w:sz w:val="36"/>
+          <w:szCs w:val="36"/>
+          <w:highlight w:val="green"/>
+          <w:lang w:val="en-US"/>
+          <w14:textFill>
+            <w14:solidFill>
+              <w14:schemeClr w14:val="tx1"/>
+            </w14:solidFill>
+          </w14:textFill>
+        </w:rPr>
         <w:t xml:space="preserve">My name is Nick. </w:t>
       </w:r>
     </w:p>
@@ -1816,7 +2161,7 @@
           <w:bCs w:val="0"/>
           <w:sz w:val="36"/>
           <w:szCs w:val="36"/>
-          <w:lang w:val="en-US"/>
+          <w:lang w:val="en-US" w:eastAsia="zh-CN"/>
         </w:rPr>
       </w:pPr>
       <w:r>
@@ -1830,6 +2175,3625 @@
         </w:rPr>
         <w:t>all your data.</w:t>
       </w:r>
+    </w:p>
+    <w:p>
+      <w:pPr>
+        <w:rPr>
+          <w:rFonts w:hint="default"/>
+          <w:b w:val="0"/>
+          <w:bCs w:val="0"/>
+          <w:sz w:val="36"/>
+          <w:szCs w:val="36"/>
+          <w:lang w:val="en-US" w:eastAsia="zh-CN"/>
+        </w:rPr>
+      </w:pPr>
+    </w:p>
+    <w:p>
+      <w:pPr>
+        <w:rPr>
+          <w:rFonts w:hint="default"/>
+          <w:b w:val="0"/>
+          <w:bCs w:val="0"/>
+          <w:sz w:val="36"/>
+          <w:szCs w:val="36"/>
+          <w:lang w:val="en-US" w:eastAsia="zh-CN"/>
+        </w:rPr>
+      </w:pPr>
+    </w:p>
+    <w:p>
+      <w:pPr>
+        <w:rPr>
+          <w:rFonts w:hint="default"/>
+          <w:b w:val="0"/>
+          <w:bCs w:val="0"/>
+          <w:sz w:val="36"/>
+          <w:szCs w:val="36"/>
+          <w:lang w:val="en-US" w:eastAsia="zh-CN"/>
+        </w:rPr>
+      </w:pPr>
+    </w:p>
+    <w:p>
+      <w:pPr>
+        <w:rPr>
+          <w:rFonts w:hint="default"/>
+          <w:b w:val="0"/>
+          <w:bCs w:val="0"/>
+          <w:sz w:val="36"/>
+          <w:szCs w:val="36"/>
+          <w:lang w:val="en-US" w:eastAsia="zh-CN"/>
+        </w:rPr>
+      </w:pPr>
+    </w:p>
+    <w:p>
+      <w:pPr>
+        <w:jc w:val="center"/>
+        <w:rPr>
+          <w:rFonts w:hint="default"/>
+          <w:b/>
+          <w:bCs/>
+          <w:sz w:val="48"/>
+          <w:szCs w:val="48"/>
+          <w:lang w:val="en-US" w:eastAsia="zh-CN"/>
+        </w:rPr>
+      </w:pPr>
+      <w:r>
+        <w:rPr>
+          <w:rFonts w:hint="default"/>
+          <w:b/>
+          <w:bCs/>
+          <w:sz w:val="48"/>
+          <w:szCs w:val="48"/>
+          <w:lang w:val="en-US" w:eastAsia="zh-CN"/>
+        </w:rPr>
+        <w:t>QBasic Tutorial</w:t>
+      </w:r>
+    </w:p>
+    <w:p>
+      <w:pPr>
+        <w:rPr>
+          <w:rFonts w:hint="default"/>
+          <w:b w:val="0"/>
+          <w:bCs w:val="0"/>
+          <w:sz w:val="36"/>
+          <w:szCs w:val="36"/>
+          <w:lang w:val="en-US" w:eastAsia="zh-CN"/>
+        </w:rPr>
+      </w:pPr>
+    </w:p>
+    <w:p>
+      <w:pPr>
+        <w:rPr>
+          <w:rFonts w:hint="default"/>
+          <w:b/>
+          <w:bCs/>
+          <w:i w:val="0"/>
+          <w:iCs w:val="0"/>
+          <w:sz w:val="36"/>
+          <w:szCs w:val="36"/>
+          <w:u w:val="single"/>
+          <w:lang w:val="en-US" w:eastAsia="zh-CN"/>
+        </w:rPr>
+      </w:pPr>
+      <w:r>
+        <w:rPr>
+          <w:rFonts w:hint="default"/>
+          <w:b/>
+          <w:bCs/>
+          <w:i w:val="0"/>
+          <w:iCs w:val="0"/>
+          <w:sz w:val="36"/>
+          <w:szCs w:val="36"/>
+          <w:u w:val="single"/>
+          <w:lang w:val="en-US" w:eastAsia="zh-CN"/>
+        </w:rPr>
+        <w:t xml:space="preserve">INTRODUCTION TO QBASIC </w:t>
+      </w:r>
+    </w:p>
+    <w:p>
+      <w:pPr>
+        <w:rPr>
+          <w:rFonts w:hint="default"/>
+          <w:b/>
+          <w:bCs/>
+          <w:i/>
+          <w:iCs/>
+          <w:sz w:val="36"/>
+          <w:szCs w:val="36"/>
+          <w:u w:val="single"/>
+          <w:lang w:val="en-US" w:eastAsia="zh-CN"/>
+        </w:rPr>
+      </w:pPr>
+    </w:p>
+    <w:p>
+      <w:pPr>
+        <w:rPr>
+          <w:rFonts w:hint="default"/>
+          <w:b w:val="0"/>
+          <w:bCs w:val="0"/>
+          <w:sz w:val="36"/>
+          <w:szCs w:val="36"/>
+          <w:lang w:val="en-US" w:eastAsia="zh-CN"/>
+        </w:rPr>
+      </w:pPr>
+      <w:r>
+        <w:rPr>
+          <w:rFonts w:hint="default"/>
+          <w:b/>
+          <w:bCs/>
+          <w:sz w:val="36"/>
+          <w:szCs w:val="36"/>
+          <w:lang w:val="en-US" w:eastAsia="zh-CN"/>
+        </w:rPr>
+        <w:t xml:space="preserve">BASIC </w:t>
+      </w:r>
+      <w:r>
+        <w:rPr>
+          <w:rFonts w:hint="default"/>
+          <w:b w:val="0"/>
+          <w:bCs w:val="0"/>
+          <w:sz w:val="36"/>
+          <w:szCs w:val="36"/>
+          <w:lang w:val="en-US" w:eastAsia="zh-CN"/>
+        </w:rPr>
+        <w:t xml:space="preserve">stands for </w:t>
+      </w:r>
+      <w:r>
+        <w:rPr>
+          <w:rFonts w:hint="default"/>
+          <w:b/>
+          <w:bCs/>
+          <w:sz w:val="36"/>
+          <w:szCs w:val="36"/>
+          <w:lang w:val="en-US" w:eastAsia="zh-CN"/>
+        </w:rPr>
+        <w:t>B</w:t>
+      </w:r>
+      <w:r>
+        <w:rPr>
+          <w:rFonts w:hint="default"/>
+          <w:b w:val="0"/>
+          <w:bCs w:val="0"/>
+          <w:sz w:val="36"/>
+          <w:szCs w:val="36"/>
+          <w:lang w:val="en-US" w:eastAsia="zh-CN"/>
+        </w:rPr>
+        <w:t xml:space="preserve">eginner’s </w:t>
+      </w:r>
+      <w:r>
+        <w:rPr>
+          <w:rFonts w:hint="default"/>
+          <w:b/>
+          <w:bCs/>
+          <w:sz w:val="36"/>
+          <w:szCs w:val="36"/>
+          <w:lang w:val="en-US" w:eastAsia="zh-CN"/>
+        </w:rPr>
+        <w:t>A</w:t>
+      </w:r>
+      <w:r>
+        <w:rPr>
+          <w:rFonts w:hint="default"/>
+          <w:b w:val="0"/>
+          <w:bCs w:val="0"/>
+          <w:sz w:val="36"/>
+          <w:szCs w:val="36"/>
+          <w:lang w:val="en-US" w:eastAsia="zh-CN"/>
+        </w:rPr>
+        <w:t xml:space="preserve">ll </w:t>
+      </w:r>
+      <w:r>
+        <w:rPr>
+          <w:rFonts w:hint="default"/>
+          <w:b/>
+          <w:bCs/>
+          <w:sz w:val="36"/>
+          <w:szCs w:val="36"/>
+          <w:lang w:val="en-US" w:eastAsia="zh-CN"/>
+        </w:rPr>
+        <w:t>P</w:t>
+      </w:r>
+      <w:r>
+        <w:rPr>
+          <w:rFonts w:hint="default"/>
+          <w:b w:val="0"/>
+          <w:bCs w:val="0"/>
+          <w:sz w:val="36"/>
+          <w:szCs w:val="36"/>
+          <w:lang w:val="en-US" w:eastAsia="zh-CN"/>
+        </w:rPr>
+        <w:t xml:space="preserve">urpose </w:t>
+      </w:r>
+      <w:r>
+        <w:rPr>
+          <w:rFonts w:hint="default"/>
+          <w:b/>
+          <w:bCs/>
+          <w:sz w:val="36"/>
+          <w:szCs w:val="36"/>
+          <w:lang w:val="en-US" w:eastAsia="zh-CN"/>
+        </w:rPr>
+        <w:t>S</w:t>
+      </w:r>
+      <w:r>
+        <w:rPr>
+          <w:rFonts w:hint="default"/>
+          <w:b w:val="0"/>
+          <w:bCs w:val="0"/>
+          <w:sz w:val="36"/>
+          <w:szCs w:val="36"/>
+          <w:lang w:val="en-US" w:eastAsia="zh-CN"/>
+        </w:rPr>
+        <w:t xml:space="preserve">ymbolic </w:t>
+      </w:r>
+      <w:r>
+        <w:rPr>
+          <w:rFonts w:hint="default"/>
+          <w:b/>
+          <w:bCs/>
+          <w:sz w:val="36"/>
+          <w:szCs w:val="36"/>
+          <w:lang w:val="en-US" w:eastAsia="zh-CN"/>
+        </w:rPr>
+        <w:t>I</w:t>
+      </w:r>
+      <w:r>
+        <w:rPr>
+          <w:rFonts w:hint="default"/>
+          <w:b w:val="0"/>
+          <w:bCs w:val="0"/>
+          <w:sz w:val="36"/>
+          <w:szCs w:val="36"/>
+          <w:lang w:val="en-US" w:eastAsia="zh-CN"/>
+        </w:rPr>
+        <w:t xml:space="preserve">nstruction </w:t>
+      </w:r>
+      <w:r>
+        <w:rPr>
+          <w:rFonts w:hint="default"/>
+          <w:b/>
+          <w:bCs/>
+          <w:sz w:val="36"/>
+          <w:szCs w:val="36"/>
+          <w:lang w:val="en-US" w:eastAsia="zh-CN"/>
+        </w:rPr>
+        <w:t>C</w:t>
+      </w:r>
+      <w:r>
+        <w:rPr>
+          <w:rFonts w:hint="default"/>
+          <w:b w:val="0"/>
+          <w:bCs w:val="0"/>
+          <w:sz w:val="36"/>
+          <w:szCs w:val="36"/>
+          <w:lang w:val="en-US" w:eastAsia="zh-CN"/>
+        </w:rPr>
+        <w:t xml:space="preserve">ode. It was invented in 1963, at </w:t>
+      </w:r>
+    </w:p>
+    <w:p>
+      <w:pPr>
+        <w:rPr>
+          <w:rFonts w:hint="default"/>
+          <w:b w:val="0"/>
+          <w:bCs w:val="0"/>
+          <w:sz w:val="36"/>
+          <w:szCs w:val="36"/>
+          <w:lang w:val="en-US" w:eastAsia="zh-CN"/>
+        </w:rPr>
+      </w:pPr>
+      <w:r>
+        <w:rPr>
+          <w:rFonts w:hint="default"/>
+          <w:b w:val="0"/>
+          <w:bCs w:val="0"/>
+          <w:sz w:val="36"/>
+          <w:szCs w:val="36"/>
+          <w:lang w:val="en-US" w:eastAsia="zh-CN"/>
+        </w:rPr>
+        <w:t xml:space="preserve">Dartmouth College, by the mathematicians John George Kemeny and Tom Kurtzas. </w:t>
+      </w:r>
+    </w:p>
+    <w:p>
+      <w:pPr>
+        <w:rPr>
+          <w:rFonts w:hint="default"/>
+          <w:b w:val="0"/>
+          <w:bCs w:val="0"/>
+          <w:sz w:val="36"/>
+          <w:szCs w:val="36"/>
+          <w:lang w:val="en-US" w:eastAsia="zh-CN"/>
+        </w:rPr>
+      </w:pPr>
+    </w:p>
+    <w:p>
+      <w:pPr>
+        <w:rPr>
+          <w:rFonts w:hint="default"/>
+          <w:b w:val="0"/>
+          <w:bCs w:val="0"/>
+          <w:sz w:val="36"/>
+          <w:szCs w:val="36"/>
+          <w:lang w:val="en-US" w:eastAsia="zh-CN"/>
+        </w:rPr>
+      </w:pPr>
+      <w:r>
+        <w:rPr>
+          <w:rFonts w:hint="default"/>
+          <w:b w:val="0"/>
+          <w:bCs w:val="0"/>
+          <w:sz w:val="36"/>
+          <w:szCs w:val="36"/>
+          <w:lang w:val="en-US" w:eastAsia="zh-CN"/>
+        </w:rPr>
+        <w:t xml:space="preserve">BASIC is an interpreter which means it reads every line , translates it and lets the computer execute it </w:t>
+      </w:r>
+    </w:p>
+    <w:p>
+      <w:pPr>
+        <w:rPr>
+          <w:rFonts w:hint="default"/>
+          <w:b w:val="0"/>
+          <w:bCs w:val="0"/>
+          <w:sz w:val="36"/>
+          <w:szCs w:val="36"/>
+          <w:lang w:val="en-US" w:eastAsia="zh-CN"/>
+        </w:rPr>
+      </w:pPr>
+      <w:r>
+        <w:rPr>
+          <w:rFonts w:hint="default"/>
+          <w:b w:val="0"/>
+          <w:bCs w:val="0"/>
+          <w:sz w:val="36"/>
+          <w:szCs w:val="36"/>
+          <w:lang w:val="en-US" w:eastAsia="zh-CN"/>
+        </w:rPr>
+        <w:t xml:space="preserve">before reading another. Each instruction starts with a line number. </w:t>
+      </w:r>
+    </w:p>
+    <w:p>
+      <w:pPr>
+        <w:rPr>
+          <w:rFonts w:hint="default"/>
+          <w:b w:val="0"/>
+          <w:bCs w:val="0"/>
+          <w:sz w:val="36"/>
+          <w:szCs w:val="36"/>
+          <w:lang w:val="en-US" w:eastAsia="zh-CN"/>
+        </w:rPr>
+      </w:pPr>
+    </w:p>
+    <w:p>
+      <w:pPr>
+        <w:rPr>
+          <w:rFonts w:hint="default"/>
+          <w:b/>
+          <w:bCs/>
+          <w:sz w:val="36"/>
+          <w:szCs w:val="36"/>
+          <w:u w:val="single"/>
+          <w:lang w:val="en-US" w:eastAsia="zh-CN"/>
+        </w:rPr>
+      </w:pPr>
+      <w:r>
+        <w:rPr>
+          <w:rFonts w:hint="default"/>
+          <w:b/>
+          <w:bCs/>
+          <w:i/>
+          <w:iCs/>
+          <w:sz w:val="36"/>
+          <w:szCs w:val="36"/>
+          <w:u w:val="single"/>
+          <w:lang w:val="en-US" w:eastAsia="zh-CN"/>
+        </w:rPr>
+        <w:t>FEATURES OF QBASIC</w:t>
+      </w:r>
+      <w:r>
+        <w:rPr>
+          <w:rFonts w:hint="default"/>
+          <w:b/>
+          <w:bCs/>
+          <w:sz w:val="36"/>
+          <w:szCs w:val="36"/>
+          <w:u w:val="single"/>
+          <w:lang w:val="en-US" w:eastAsia="zh-CN"/>
+        </w:rPr>
+        <w:t xml:space="preserve"> </w:t>
+      </w:r>
+    </w:p>
+    <w:p>
+      <w:pPr>
+        <w:numPr>
+          <w:ilvl w:val="0"/>
+          <w:numId w:val="3"/>
+        </w:numPr>
+        <w:ind w:left="425" w:leftChars="0" w:hanging="425" w:firstLineChars="0"/>
+        <w:rPr>
+          <w:rFonts w:hint="default"/>
+          <w:b w:val="0"/>
+          <w:bCs w:val="0"/>
+          <w:sz w:val="36"/>
+          <w:szCs w:val="36"/>
+          <w:lang w:val="en-US" w:eastAsia="zh-CN"/>
+        </w:rPr>
+      </w:pPr>
+      <w:r>
+        <w:rPr>
+          <w:rFonts w:hint="default"/>
+          <w:b w:val="0"/>
+          <w:bCs w:val="0"/>
+          <w:sz w:val="36"/>
+          <w:szCs w:val="36"/>
+          <w:lang w:val="en-US" w:eastAsia="zh-CN"/>
+        </w:rPr>
+        <w:t xml:space="preserve">It is a user friendly language. </w:t>
+      </w:r>
+    </w:p>
+    <w:p>
+      <w:pPr>
+        <w:numPr>
+          <w:ilvl w:val="0"/>
+          <w:numId w:val="3"/>
+        </w:numPr>
+        <w:ind w:left="425" w:leftChars="0" w:hanging="425" w:firstLineChars="0"/>
+        <w:rPr>
+          <w:rFonts w:hint="default"/>
+          <w:b w:val="0"/>
+          <w:bCs w:val="0"/>
+          <w:sz w:val="36"/>
+          <w:szCs w:val="36"/>
+          <w:lang w:val="en-US" w:eastAsia="zh-CN"/>
+        </w:rPr>
+      </w:pPr>
+      <w:r>
+        <w:rPr>
+          <w:rFonts w:hint="default"/>
+          <w:b w:val="0"/>
+          <w:bCs w:val="0"/>
+          <w:sz w:val="36"/>
+          <w:szCs w:val="36"/>
+          <w:lang w:val="en-US" w:eastAsia="zh-CN"/>
+        </w:rPr>
+        <w:t xml:space="preserve">It is widely known and accepted programming language. </w:t>
+      </w:r>
+    </w:p>
+    <w:p>
+      <w:pPr>
+        <w:numPr>
+          <w:ilvl w:val="0"/>
+          <w:numId w:val="3"/>
+        </w:numPr>
+        <w:ind w:left="425" w:leftChars="0" w:hanging="425" w:firstLineChars="0"/>
+        <w:rPr>
+          <w:rFonts w:hint="default"/>
+          <w:b w:val="0"/>
+          <w:bCs w:val="0"/>
+          <w:sz w:val="36"/>
+          <w:szCs w:val="36"/>
+          <w:lang w:val="en-US" w:eastAsia="zh-CN"/>
+        </w:rPr>
+      </w:pPr>
+      <w:r>
+        <w:rPr>
+          <w:rFonts w:hint="default"/>
+          <w:b w:val="0"/>
+          <w:bCs w:val="0"/>
+          <w:sz w:val="36"/>
+          <w:szCs w:val="36"/>
+          <w:lang w:val="en-US" w:eastAsia="zh-CN"/>
+        </w:rPr>
+        <w:t xml:space="preserve">It is one of the most flexible languages, as modification can easily be done in already existing </w:t>
+      </w:r>
+    </w:p>
+    <w:p>
+      <w:pPr>
+        <w:numPr>
+          <w:ilvl w:val="0"/>
+          <w:numId w:val="3"/>
+        </w:numPr>
+        <w:ind w:left="425" w:leftChars="0" w:hanging="425" w:firstLineChars="0"/>
+        <w:rPr>
+          <w:rFonts w:hint="default"/>
+          <w:b w:val="0"/>
+          <w:bCs w:val="0"/>
+          <w:sz w:val="36"/>
+          <w:szCs w:val="36"/>
+          <w:lang w:val="en-US" w:eastAsia="zh-CN"/>
+        </w:rPr>
+      </w:pPr>
+      <w:r>
+        <w:rPr>
+          <w:rFonts w:hint="default"/>
+          <w:b w:val="0"/>
+          <w:bCs w:val="0"/>
+          <w:sz w:val="36"/>
+          <w:szCs w:val="36"/>
+          <w:lang w:val="en-US" w:eastAsia="zh-CN"/>
+        </w:rPr>
+        <w:t xml:space="preserve">program. </w:t>
+      </w:r>
+    </w:p>
+    <w:p>
+      <w:pPr>
+        <w:numPr>
+          <w:ilvl w:val="0"/>
+          <w:numId w:val="3"/>
+        </w:numPr>
+        <w:ind w:left="425" w:leftChars="0" w:hanging="425" w:firstLineChars="0"/>
+        <w:rPr>
+          <w:rFonts w:hint="default"/>
+          <w:b w:val="0"/>
+          <w:bCs w:val="0"/>
+          <w:sz w:val="36"/>
+          <w:szCs w:val="36"/>
+          <w:lang w:val="en-US" w:eastAsia="zh-CN"/>
+        </w:rPr>
+      </w:pPr>
+      <w:r>
+        <w:rPr>
+          <w:rFonts w:hint="default"/>
+          <w:b w:val="0"/>
+          <w:bCs w:val="0"/>
+          <w:sz w:val="36"/>
+          <w:szCs w:val="36"/>
+          <w:lang w:val="en-US" w:eastAsia="zh-CN"/>
+        </w:rPr>
+        <w:t xml:space="preserve">Language is easy since the variables can be named easily and uses simple English phrases </w:t>
+      </w:r>
+    </w:p>
+    <w:p>
+      <w:pPr>
+        <w:numPr>
+          <w:ilvl w:val="0"/>
+          <w:numId w:val="3"/>
+        </w:numPr>
+        <w:ind w:left="425" w:leftChars="0" w:hanging="425" w:firstLineChars="0"/>
+        <w:rPr>
+          <w:rFonts w:hint="default"/>
+          <w:b w:val="0"/>
+          <w:bCs w:val="0"/>
+          <w:sz w:val="36"/>
+          <w:szCs w:val="36"/>
+          <w:lang w:val="en-US" w:eastAsia="zh-CN"/>
+        </w:rPr>
+      </w:pPr>
+      <w:r>
+        <w:rPr>
+          <w:rFonts w:hint="default"/>
+          <w:b w:val="0"/>
+          <w:bCs w:val="0"/>
+          <w:sz w:val="36"/>
+          <w:szCs w:val="36"/>
+          <w:lang w:val="en-US" w:eastAsia="zh-CN"/>
+        </w:rPr>
+        <w:t>with mathematical expressions.</w:t>
+      </w:r>
+    </w:p>
+    <w:p>
+      <w:pPr>
+        <w:rPr>
+          <w:rFonts w:hint="default"/>
+          <w:b w:val="0"/>
+          <w:bCs w:val="0"/>
+          <w:sz w:val="36"/>
+          <w:szCs w:val="36"/>
+          <w:lang w:val="en-US" w:eastAsia="zh-CN"/>
+        </w:rPr>
+      </w:pPr>
+    </w:p>
+    <w:p>
+      <w:pPr>
+        <w:rPr>
+          <w:rFonts w:hint="default"/>
+          <w:b/>
+          <w:bCs/>
+          <w:sz w:val="36"/>
+          <w:szCs w:val="36"/>
+          <w:u w:val="single"/>
+          <w:lang w:val="en-US" w:eastAsia="zh-CN"/>
+        </w:rPr>
+      </w:pPr>
+    </w:p>
+    <w:p>
+      <w:pPr>
+        <w:rPr>
+          <w:rFonts w:hint="default"/>
+          <w:b/>
+          <w:bCs/>
+          <w:sz w:val="36"/>
+          <w:szCs w:val="36"/>
+          <w:u w:val="single"/>
+          <w:lang w:val="en-US" w:eastAsia="zh-CN"/>
+        </w:rPr>
+      </w:pPr>
+    </w:p>
+    <w:p>
+      <w:pPr>
+        <w:rPr>
+          <w:rFonts w:hint="default"/>
+          <w:b/>
+          <w:bCs/>
+          <w:sz w:val="36"/>
+          <w:szCs w:val="36"/>
+          <w:u w:val="single"/>
+          <w:lang w:val="en-US" w:eastAsia="zh-CN"/>
+        </w:rPr>
+      </w:pPr>
+    </w:p>
+    <w:p>
+      <w:pPr>
+        <w:jc w:val="center"/>
+        <w:rPr>
+          <w:rFonts w:hint="default"/>
+          <w:b/>
+          <w:bCs/>
+          <w:sz w:val="36"/>
+          <w:szCs w:val="36"/>
+          <w:u w:val="single"/>
+          <w:lang w:val="en-US" w:eastAsia="zh-CN"/>
+        </w:rPr>
+      </w:pPr>
+    </w:p>
+    <w:p>
+      <w:pPr>
+        <w:jc w:val="center"/>
+        <w:rPr>
+          <w:rFonts w:hint="default"/>
+          <w:b w:val="0"/>
+          <w:bCs w:val="0"/>
+          <w:sz w:val="36"/>
+          <w:szCs w:val="36"/>
+          <w:lang w:val="en-US" w:eastAsia="zh-CN"/>
+        </w:rPr>
+      </w:pPr>
+      <w:r>
+        <w:rPr>
+          <w:rFonts w:hint="default"/>
+          <w:b/>
+          <w:bCs/>
+          <w:sz w:val="36"/>
+          <w:szCs w:val="36"/>
+          <w:u w:val="single"/>
+          <w:lang w:val="en-US" w:eastAsia="zh-CN"/>
+        </w:rPr>
+        <w:t>RULES OF QBASIC</w:t>
+      </w:r>
+    </w:p>
+    <w:p>
+      <w:pPr>
+        <w:rPr>
+          <w:rFonts w:hint="default"/>
+          <w:b w:val="0"/>
+          <w:bCs w:val="0"/>
+          <w:sz w:val="36"/>
+          <w:szCs w:val="36"/>
+          <w:lang w:val="en-US" w:eastAsia="zh-CN"/>
+        </w:rPr>
+      </w:pPr>
+    </w:p>
+    <w:p>
+      <w:pPr>
+        <w:rPr>
+          <w:rFonts w:hint="default"/>
+          <w:b w:val="0"/>
+          <w:bCs w:val="0"/>
+          <w:sz w:val="36"/>
+          <w:szCs w:val="36"/>
+          <w:lang w:val="en-US" w:eastAsia="zh-CN"/>
+        </w:rPr>
+      </w:pPr>
+      <w:r>
+        <w:rPr>
+          <w:rFonts w:hint="default"/>
+          <w:b w:val="0"/>
+          <w:bCs w:val="0"/>
+          <w:sz w:val="36"/>
+          <w:szCs w:val="36"/>
+          <w:lang w:val="en-US" w:eastAsia="zh-CN"/>
+        </w:rPr>
+        <w:t xml:space="preserve">Every programming language has a set of rules that have to be followed while writing a program, following are some rules of QBASIC language: </w:t>
+      </w:r>
+    </w:p>
+    <w:p>
+      <w:pPr>
+        <w:rPr>
+          <w:rFonts w:hint="default"/>
+          <w:b w:val="0"/>
+          <w:bCs w:val="0"/>
+          <w:sz w:val="36"/>
+          <w:szCs w:val="36"/>
+          <w:lang w:val="en-US" w:eastAsia="zh-CN"/>
+        </w:rPr>
+      </w:pPr>
+    </w:p>
+    <w:p>
+      <w:pPr>
+        <w:numPr>
+          <w:ilvl w:val="0"/>
+          <w:numId w:val="4"/>
+        </w:numPr>
+        <w:tabs>
+          <w:tab w:val="clear" w:pos="425"/>
+        </w:tabs>
+        <w:ind w:left="425" w:leftChars="0" w:hanging="425" w:firstLineChars="0"/>
+        <w:rPr>
+          <w:rFonts w:hint="default"/>
+          <w:b w:val="0"/>
+          <w:bCs w:val="0"/>
+          <w:sz w:val="36"/>
+          <w:szCs w:val="36"/>
+          <w:lang w:val="en-US" w:eastAsia="zh-CN"/>
+        </w:rPr>
+      </w:pPr>
+      <w:r>
+        <w:rPr>
+          <w:rFonts w:hint="default"/>
+          <w:b w:val="0"/>
+          <w:bCs w:val="0"/>
+          <w:sz w:val="36"/>
+          <w:szCs w:val="36"/>
+          <w:lang w:val="en-US" w:eastAsia="zh-CN"/>
+        </w:rPr>
+        <w:t xml:space="preserve">All QBasic programs are made up of series of statements, which are executed in the order in which they are written. </w:t>
+      </w:r>
+    </w:p>
+    <w:p>
+      <w:pPr>
+        <w:numPr>
+          <w:numId w:val="0"/>
+        </w:numPr>
+        <w:ind w:leftChars="0"/>
+        <w:rPr>
+          <w:rFonts w:hint="default"/>
+          <w:b w:val="0"/>
+          <w:bCs w:val="0"/>
+          <w:sz w:val="36"/>
+          <w:szCs w:val="36"/>
+          <w:lang w:val="en-US" w:eastAsia="zh-CN"/>
+        </w:rPr>
+      </w:pPr>
+    </w:p>
+    <w:p>
+      <w:pPr>
+        <w:numPr>
+          <w:ilvl w:val="0"/>
+          <w:numId w:val="4"/>
+        </w:numPr>
+        <w:tabs>
+          <w:tab w:val="clear" w:pos="425"/>
+        </w:tabs>
+        <w:ind w:left="425" w:leftChars="0" w:hanging="425" w:firstLineChars="0"/>
+        <w:rPr>
+          <w:rFonts w:hint="default"/>
+          <w:b w:val="0"/>
+          <w:bCs w:val="0"/>
+          <w:sz w:val="36"/>
+          <w:szCs w:val="36"/>
+          <w:lang w:val="en-US" w:eastAsia="zh-CN"/>
+        </w:rPr>
+      </w:pPr>
+      <w:r>
+        <w:rPr>
+          <w:rFonts w:hint="default"/>
+          <w:b w:val="0"/>
+          <w:bCs w:val="0"/>
+          <w:sz w:val="36"/>
+          <w:szCs w:val="36"/>
+          <w:lang w:val="en-US" w:eastAsia="zh-CN"/>
+        </w:rPr>
+        <w:t xml:space="preserve">Every statement should have at least one QBasic command word. The words that BASIC recognizes are called keywords. </w:t>
+      </w:r>
+    </w:p>
+    <w:p>
+      <w:pPr>
+        <w:numPr>
+          <w:numId w:val="0"/>
+        </w:numPr>
+        <w:ind w:leftChars="0"/>
+        <w:rPr>
+          <w:rFonts w:hint="default"/>
+          <w:b w:val="0"/>
+          <w:bCs w:val="0"/>
+          <w:sz w:val="36"/>
+          <w:szCs w:val="36"/>
+          <w:lang w:val="en-US" w:eastAsia="zh-CN"/>
+        </w:rPr>
+      </w:pPr>
+    </w:p>
+    <w:p>
+      <w:pPr>
+        <w:numPr>
+          <w:ilvl w:val="0"/>
+          <w:numId w:val="4"/>
+        </w:numPr>
+        <w:tabs>
+          <w:tab w:val="clear" w:pos="425"/>
+        </w:tabs>
+        <w:ind w:left="425" w:leftChars="0" w:hanging="425" w:firstLineChars="0"/>
+        <w:rPr>
+          <w:rFonts w:hint="default"/>
+          <w:b w:val="0"/>
+          <w:bCs w:val="0"/>
+          <w:sz w:val="36"/>
+          <w:szCs w:val="36"/>
+          <w:lang w:val="en-US" w:eastAsia="zh-CN"/>
+        </w:rPr>
+      </w:pPr>
+      <w:r>
+        <w:rPr>
+          <w:rFonts w:hint="default"/>
+          <w:b w:val="0"/>
+          <w:bCs w:val="0"/>
+          <w:sz w:val="36"/>
+          <w:szCs w:val="36"/>
+          <w:lang w:val="en-US" w:eastAsia="zh-CN"/>
+        </w:rPr>
+        <w:t xml:space="preserve">All the command words have to be written using some standard rules, which are called “Syntax Rules”. Syntax is the grammar of writing the statement in a language. Syntax Errors are generated when improper syntax is detected. </w:t>
+      </w:r>
+    </w:p>
+    <w:p>
+      <w:pPr>
+        <w:numPr>
+          <w:numId w:val="0"/>
+        </w:numPr>
+        <w:rPr>
+          <w:rFonts w:hint="default"/>
+          <w:b w:val="0"/>
+          <w:bCs w:val="0"/>
+          <w:sz w:val="36"/>
+          <w:szCs w:val="36"/>
+          <w:lang w:val="en-US" w:eastAsia="zh-CN"/>
+        </w:rPr>
+      </w:pPr>
+    </w:p>
+    <w:p>
+      <w:pPr>
+        <w:numPr>
+          <w:numId w:val="0"/>
+        </w:numPr>
+        <w:rPr>
+          <w:rFonts w:hint="default"/>
+          <w:b w:val="0"/>
+          <w:bCs w:val="0"/>
+          <w:sz w:val="36"/>
+          <w:szCs w:val="36"/>
+          <w:lang w:val="en-US" w:eastAsia="zh-CN"/>
+        </w:rPr>
+      </w:pPr>
+    </w:p>
+    <w:p>
+      <w:pPr>
+        <w:numPr>
+          <w:numId w:val="0"/>
+        </w:numPr>
+        <w:rPr>
+          <w:rFonts w:hint="default"/>
+          <w:b w:val="0"/>
+          <w:bCs w:val="0"/>
+          <w:sz w:val="36"/>
+          <w:szCs w:val="36"/>
+          <w:lang w:val="en-US" w:eastAsia="zh-CN"/>
+        </w:rPr>
+      </w:pPr>
+    </w:p>
+    <w:p>
+      <w:pPr>
+        <w:numPr>
+          <w:numId w:val="0"/>
+        </w:numPr>
+        <w:rPr>
+          <w:rFonts w:hint="default"/>
+          <w:b w:val="0"/>
+          <w:bCs w:val="0"/>
+          <w:sz w:val="36"/>
+          <w:szCs w:val="36"/>
+          <w:lang w:val="en-US" w:eastAsia="zh-CN"/>
+        </w:rPr>
+      </w:pPr>
+    </w:p>
+    <w:p>
+      <w:pPr>
+        <w:numPr>
+          <w:numId w:val="0"/>
+        </w:numPr>
+        <w:rPr>
+          <w:rFonts w:hint="default"/>
+          <w:b w:val="0"/>
+          <w:bCs w:val="0"/>
+          <w:sz w:val="36"/>
+          <w:szCs w:val="36"/>
+          <w:lang w:val="en-US" w:eastAsia="zh-CN"/>
+        </w:rPr>
+      </w:pPr>
+    </w:p>
+    <w:p>
+      <w:pPr>
+        <w:numPr>
+          <w:numId w:val="0"/>
+        </w:numPr>
+        <w:rPr>
+          <w:rFonts w:hint="default"/>
+          <w:b w:val="0"/>
+          <w:bCs w:val="0"/>
+          <w:sz w:val="36"/>
+          <w:szCs w:val="36"/>
+          <w:lang w:val="en-US" w:eastAsia="zh-CN"/>
+        </w:rPr>
+      </w:pPr>
+    </w:p>
+    <w:p>
+      <w:pPr>
+        <w:numPr>
+          <w:numId w:val="0"/>
+        </w:numPr>
+        <w:rPr>
+          <w:rFonts w:hint="default"/>
+          <w:b w:val="0"/>
+          <w:bCs w:val="0"/>
+          <w:sz w:val="36"/>
+          <w:szCs w:val="36"/>
+          <w:lang w:val="en-US" w:eastAsia="zh-CN"/>
+        </w:rPr>
+      </w:pPr>
+    </w:p>
+    <w:p>
+      <w:pPr>
+        <w:numPr>
+          <w:numId w:val="0"/>
+        </w:numPr>
+        <w:rPr>
+          <w:rFonts w:hint="default"/>
+          <w:b w:val="0"/>
+          <w:bCs w:val="0"/>
+          <w:sz w:val="36"/>
+          <w:szCs w:val="36"/>
+          <w:lang w:val="en-US" w:eastAsia="zh-CN"/>
+        </w:rPr>
+      </w:pPr>
+    </w:p>
+    <w:p>
+      <w:pPr>
+        <w:numPr>
+          <w:numId w:val="0"/>
+        </w:numPr>
+        <w:rPr>
+          <w:rFonts w:hint="default"/>
+          <w:b w:val="0"/>
+          <w:bCs w:val="0"/>
+          <w:sz w:val="36"/>
+          <w:szCs w:val="36"/>
+          <w:lang w:val="en-US" w:eastAsia="zh-CN"/>
+        </w:rPr>
+      </w:pPr>
+    </w:p>
+    <w:p>
+      <w:pPr>
+        <w:numPr>
+          <w:numId w:val="0"/>
+        </w:numPr>
+        <w:rPr>
+          <w:rFonts w:hint="default"/>
+          <w:b w:val="0"/>
+          <w:bCs w:val="0"/>
+          <w:sz w:val="36"/>
+          <w:szCs w:val="36"/>
+          <w:lang w:val="en-US" w:eastAsia="zh-CN"/>
+        </w:rPr>
+      </w:pPr>
+    </w:p>
+    <w:p>
+      <w:pPr>
+        <w:numPr>
+          <w:numId w:val="0"/>
+        </w:numPr>
+        <w:rPr>
+          <w:rFonts w:hint="default"/>
+          <w:b w:val="0"/>
+          <w:bCs w:val="0"/>
+          <w:sz w:val="36"/>
+          <w:szCs w:val="36"/>
+          <w:lang w:val="en-US" w:eastAsia="zh-CN"/>
+        </w:rPr>
+      </w:pPr>
+    </w:p>
+    <w:p>
+      <w:pPr>
+        <w:numPr>
+          <w:numId w:val="0"/>
+        </w:numPr>
+        <w:rPr>
+          <w:rFonts w:hint="default"/>
+          <w:b w:val="0"/>
+          <w:bCs w:val="0"/>
+          <w:sz w:val="36"/>
+          <w:szCs w:val="36"/>
+          <w:lang w:val="en-US" w:eastAsia="zh-CN"/>
+        </w:rPr>
+      </w:pPr>
+    </w:p>
+    <w:p>
+      <w:pPr>
+        <w:numPr>
+          <w:numId w:val="0"/>
+        </w:numPr>
+        <w:jc w:val="center"/>
+        <w:rPr>
+          <w:rFonts w:hint="default"/>
+          <w:b/>
+          <w:bCs/>
+          <w:sz w:val="36"/>
+          <w:szCs w:val="36"/>
+          <w:u w:val="single"/>
+          <w:lang w:val="en-US" w:eastAsia="zh-CN"/>
+        </w:rPr>
+      </w:pPr>
+      <w:r>
+        <w:rPr>
+          <w:rFonts w:hint="default"/>
+          <w:b/>
+          <w:bCs/>
+          <w:sz w:val="36"/>
+          <w:szCs w:val="36"/>
+          <w:u w:val="single"/>
+          <w:lang w:val="en-US" w:eastAsia="zh-CN"/>
+        </w:rPr>
+        <w:t>QBASIC DATA</w:t>
+      </w:r>
+    </w:p>
+    <w:p>
+      <w:pPr>
+        <w:numPr>
+          <w:numId w:val="0"/>
+        </w:numPr>
+        <w:jc w:val="center"/>
+        <w:rPr>
+          <w:rFonts w:hint="default"/>
+          <w:b/>
+          <w:bCs/>
+          <w:sz w:val="36"/>
+          <w:szCs w:val="36"/>
+          <w:u w:val="single"/>
+          <w:lang w:val="en-US" w:eastAsia="zh-CN"/>
+        </w:rPr>
+      </w:pPr>
+    </w:p>
+    <w:p>
+      <w:pPr>
+        <w:numPr>
+          <w:numId w:val="0"/>
+        </w:numPr>
+        <w:rPr>
+          <w:rFonts w:hint="default"/>
+          <w:b w:val="0"/>
+          <w:bCs w:val="0"/>
+          <w:sz w:val="36"/>
+          <w:szCs w:val="36"/>
+          <w:lang w:val="en-US" w:eastAsia="zh-CN"/>
+        </w:rPr>
+      </w:pPr>
+      <w:r>
+        <w:rPr>
+          <w:rFonts w:hint="default"/>
+          <w:b w:val="0"/>
+          <w:bCs w:val="0"/>
+          <w:sz w:val="36"/>
+          <w:szCs w:val="36"/>
+          <w:lang w:val="en-US" w:eastAsia="zh-CN"/>
+        </w:rPr>
+        <w:t xml:space="preserve">Data is a collection of facts and figures that is entered into the computer through the keyboard. Data is of two types: </w:t>
+      </w:r>
+    </w:p>
+    <w:p>
+      <w:pPr>
+        <w:numPr>
+          <w:numId w:val="0"/>
+        </w:numPr>
+        <w:rPr>
+          <w:rFonts w:hint="default"/>
+          <w:b w:val="0"/>
+          <w:bCs w:val="0"/>
+          <w:sz w:val="36"/>
+          <w:szCs w:val="36"/>
+          <w:lang w:val="en-US" w:eastAsia="zh-CN"/>
+        </w:rPr>
+      </w:pPr>
+    </w:p>
+    <w:p>
+      <w:pPr>
+        <w:numPr>
+          <w:numId w:val="0"/>
+        </w:numPr>
+        <w:rPr>
+          <w:rFonts w:hint="default"/>
+          <w:b w:val="0"/>
+          <w:bCs w:val="0"/>
+          <w:sz w:val="36"/>
+          <w:szCs w:val="36"/>
+          <w:lang w:val="en-US" w:eastAsia="zh-CN"/>
+        </w:rPr>
+      </w:pPr>
+      <w:r>
+        <w:rPr>
+          <w:rFonts w:hint="default"/>
+          <w:b w:val="0"/>
+          <w:bCs w:val="0"/>
+          <w:sz w:val="36"/>
+          <w:szCs w:val="36"/>
+          <w:lang w:val="en-US" w:eastAsia="zh-CN"/>
+        </w:rPr>
+        <w:t xml:space="preserve">1. </w:t>
+      </w:r>
+      <w:r>
+        <w:rPr>
+          <w:rFonts w:hint="default"/>
+          <w:b/>
+          <w:bCs/>
+          <w:i/>
+          <w:iCs/>
+          <w:sz w:val="36"/>
+          <w:szCs w:val="36"/>
+          <w:lang w:val="en-US" w:eastAsia="zh-CN"/>
+        </w:rPr>
+        <w:t>CONSTANT</w:t>
+      </w:r>
+      <w:r>
+        <w:rPr>
+          <w:rFonts w:hint="default"/>
+          <w:b w:val="0"/>
+          <w:bCs w:val="0"/>
+          <w:sz w:val="36"/>
+          <w:szCs w:val="36"/>
+          <w:lang w:val="en-US" w:eastAsia="zh-CN"/>
+        </w:rPr>
+        <w:t xml:space="preserve">: Data whose value does not change or remains fixed. There are two types of </w:t>
+      </w:r>
+    </w:p>
+    <w:p>
+      <w:pPr>
+        <w:numPr>
+          <w:numId w:val="0"/>
+        </w:numPr>
+        <w:rPr>
+          <w:rFonts w:hint="default"/>
+          <w:b w:val="0"/>
+          <w:bCs w:val="0"/>
+          <w:sz w:val="36"/>
+          <w:szCs w:val="36"/>
+          <w:lang w:val="en-US" w:eastAsia="zh-CN"/>
+        </w:rPr>
+      </w:pPr>
+      <w:r>
+        <w:rPr>
+          <w:rFonts w:hint="default"/>
+          <w:b w:val="0"/>
+          <w:bCs w:val="0"/>
+          <w:sz w:val="36"/>
+          <w:szCs w:val="36"/>
+          <w:lang w:val="en-US" w:eastAsia="zh-CN"/>
+        </w:rPr>
+        <w:t xml:space="preserve">constants: </w:t>
+      </w:r>
+    </w:p>
+    <w:p>
+      <w:pPr>
+        <w:numPr>
+          <w:numId w:val="0"/>
+        </w:numPr>
+        <w:rPr>
+          <w:rFonts w:hint="default"/>
+          <w:b w:val="0"/>
+          <w:bCs w:val="0"/>
+          <w:sz w:val="36"/>
+          <w:szCs w:val="36"/>
+          <w:lang w:val="en-US" w:eastAsia="zh-CN"/>
+        </w:rPr>
+      </w:pPr>
+    </w:p>
+    <w:p>
+      <w:pPr>
+        <w:numPr>
+          <w:numId w:val="0"/>
+        </w:numPr>
+        <w:rPr>
+          <w:rFonts w:hint="default"/>
+          <w:b w:val="0"/>
+          <w:bCs w:val="0"/>
+          <w:sz w:val="36"/>
+          <w:szCs w:val="36"/>
+          <w:lang w:val="en-US" w:eastAsia="zh-CN"/>
+        </w:rPr>
+      </w:pPr>
+      <w:r>
+        <w:rPr>
+          <w:rFonts w:hint="default"/>
+          <w:b w:val="0"/>
+          <w:bCs w:val="0"/>
+          <w:i/>
+          <w:iCs/>
+          <w:sz w:val="36"/>
+          <w:szCs w:val="36"/>
+          <w:lang w:val="en-US" w:eastAsia="zh-CN"/>
+        </w:rPr>
+        <w:t>(a) NUMERIC CONSTANT</w:t>
+      </w:r>
+      <w:r>
+        <w:rPr>
+          <w:rFonts w:hint="default"/>
+          <w:b w:val="0"/>
+          <w:bCs w:val="0"/>
+          <w:sz w:val="36"/>
+          <w:szCs w:val="36"/>
+          <w:lang w:val="en-US" w:eastAsia="zh-CN"/>
+        </w:rPr>
+        <w:t xml:space="preserve">: Numbers - negative or positive used for mathematical calculations </w:t>
+      </w:r>
+    </w:p>
+    <w:p>
+      <w:pPr>
+        <w:numPr>
+          <w:numId w:val="0"/>
+        </w:numPr>
+        <w:rPr>
+          <w:rFonts w:hint="default"/>
+          <w:b w:val="0"/>
+          <w:bCs w:val="0"/>
+          <w:sz w:val="36"/>
+          <w:szCs w:val="36"/>
+          <w:lang w:val="en-US" w:eastAsia="zh-CN"/>
+        </w:rPr>
+      </w:pPr>
+      <w:r>
+        <w:rPr>
+          <w:rFonts w:hint="default"/>
+          <w:b w:val="0"/>
+          <w:bCs w:val="0"/>
+          <w:sz w:val="36"/>
+          <w:szCs w:val="36"/>
+          <w:lang w:val="en-US" w:eastAsia="zh-CN"/>
+        </w:rPr>
+        <w:t xml:space="preserve">e.g. –10, 20, 0 </w:t>
+      </w:r>
+    </w:p>
+    <w:p>
+      <w:pPr>
+        <w:numPr>
+          <w:numId w:val="0"/>
+        </w:numPr>
+        <w:rPr>
+          <w:rFonts w:hint="default"/>
+          <w:b w:val="0"/>
+          <w:bCs w:val="0"/>
+          <w:sz w:val="36"/>
+          <w:szCs w:val="36"/>
+          <w:lang w:val="en-US" w:eastAsia="zh-CN"/>
+        </w:rPr>
+      </w:pPr>
+    </w:p>
+    <w:p>
+      <w:pPr>
+        <w:numPr>
+          <w:numId w:val="0"/>
+        </w:numPr>
+        <w:rPr>
+          <w:rFonts w:hint="default"/>
+          <w:b w:val="0"/>
+          <w:bCs w:val="0"/>
+          <w:sz w:val="36"/>
+          <w:szCs w:val="36"/>
+          <w:lang w:val="en-US" w:eastAsia="zh-CN"/>
+        </w:rPr>
+      </w:pPr>
+      <w:r>
+        <w:rPr>
+          <w:rFonts w:hint="default"/>
+          <w:b w:val="0"/>
+          <w:bCs w:val="0"/>
+          <w:i/>
+          <w:iCs/>
+          <w:sz w:val="36"/>
+          <w:szCs w:val="36"/>
+          <w:lang w:val="en-US" w:eastAsia="zh-CN"/>
+        </w:rPr>
+        <w:t>(b) ALPHANUMERIC CONSTANT / STRING</w:t>
+      </w:r>
+      <w:r>
+        <w:rPr>
+          <w:rFonts w:hint="default"/>
+          <w:b w:val="0"/>
+          <w:bCs w:val="0"/>
+          <w:sz w:val="36"/>
+          <w:szCs w:val="36"/>
+          <w:lang w:val="en-US" w:eastAsia="zh-CN"/>
+        </w:rPr>
+        <w:t xml:space="preserve">: Numbers or alphabets written within double quotes(inverted commas “ “). </w:t>
+      </w:r>
+    </w:p>
+    <w:p>
+      <w:pPr>
+        <w:numPr>
+          <w:numId w:val="0"/>
+        </w:numPr>
+        <w:rPr>
+          <w:rFonts w:hint="default"/>
+          <w:b w:val="0"/>
+          <w:bCs w:val="0"/>
+          <w:sz w:val="36"/>
+          <w:szCs w:val="36"/>
+          <w:lang w:val="en-US" w:eastAsia="zh-CN"/>
+        </w:rPr>
+      </w:pPr>
+      <w:r>
+        <w:rPr>
+          <w:rFonts w:hint="default"/>
+          <w:b w:val="0"/>
+          <w:bCs w:val="0"/>
+          <w:sz w:val="36"/>
+          <w:szCs w:val="36"/>
+          <w:lang w:val="en-US" w:eastAsia="zh-CN"/>
+        </w:rPr>
+        <w:t xml:space="preserve">e.g. “Computer”, “Operating System” </w:t>
+      </w:r>
+    </w:p>
+    <w:p>
+      <w:pPr>
+        <w:numPr>
+          <w:numId w:val="0"/>
+        </w:numPr>
+        <w:rPr>
+          <w:rFonts w:hint="default"/>
+          <w:b w:val="0"/>
+          <w:bCs w:val="0"/>
+          <w:sz w:val="36"/>
+          <w:szCs w:val="36"/>
+          <w:lang w:val="en-US" w:eastAsia="zh-CN"/>
+        </w:rPr>
+      </w:pPr>
+    </w:p>
+    <w:p>
+      <w:pPr>
+        <w:numPr>
+          <w:numId w:val="0"/>
+        </w:numPr>
+        <w:rPr>
+          <w:rFonts w:hint="default"/>
+          <w:b w:val="0"/>
+          <w:bCs w:val="0"/>
+          <w:sz w:val="36"/>
+          <w:szCs w:val="36"/>
+          <w:lang w:val="en-US" w:eastAsia="zh-CN"/>
+        </w:rPr>
+      </w:pPr>
+    </w:p>
+    <w:p>
+      <w:pPr>
+        <w:numPr>
+          <w:numId w:val="0"/>
+        </w:numPr>
+        <w:rPr>
+          <w:rFonts w:hint="default"/>
+          <w:b w:val="0"/>
+          <w:bCs w:val="0"/>
+          <w:sz w:val="36"/>
+          <w:szCs w:val="36"/>
+          <w:lang w:val="en-US" w:eastAsia="zh-CN"/>
+        </w:rPr>
+      </w:pPr>
+      <w:r>
+        <w:rPr>
+          <w:rFonts w:hint="default"/>
+          <w:b w:val="0"/>
+          <w:bCs w:val="0"/>
+          <w:sz w:val="36"/>
+          <w:szCs w:val="36"/>
+          <w:lang w:val="en-US" w:eastAsia="zh-CN"/>
+        </w:rPr>
+        <w:t xml:space="preserve">2. </w:t>
+      </w:r>
+      <w:r>
+        <w:rPr>
+          <w:rFonts w:hint="default"/>
+          <w:b/>
+          <w:bCs/>
+          <w:i/>
+          <w:iCs/>
+          <w:sz w:val="36"/>
+          <w:szCs w:val="36"/>
+          <w:lang w:val="en-US" w:eastAsia="zh-CN"/>
+        </w:rPr>
+        <w:t>VARIABLE</w:t>
+      </w:r>
+      <w:r>
+        <w:rPr>
+          <w:rFonts w:hint="default"/>
+          <w:b w:val="0"/>
+          <w:bCs w:val="0"/>
+          <w:sz w:val="36"/>
+          <w:szCs w:val="36"/>
+          <w:lang w:val="en-US" w:eastAsia="zh-CN"/>
+        </w:rPr>
+        <w:t xml:space="preserve">: Data whose value is not constant and may change due to some calculation during the </w:t>
+      </w:r>
+    </w:p>
+    <w:p>
+      <w:pPr>
+        <w:numPr>
+          <w:numId w:val="0"/>
+        </w:numPr>
+        <w:rPr>
+          <w:rFonts w:hint="default"/>
+          <w:b w:val="0"/>
+          <w:bCs w:val="0"/>
+          <w:sz w:val="36"/>
+          <w:szCs w:val="36"/>
+          <w:lang w:val="en-US" w:eastAsia="zh-CN"/>
+        </w:rPr>
+      </w:pPr>
+      <w:r>
+        <w:rPr>
+          <w:rFonts w:hint="default"/>
+          <w:b w:val="0"/>
+          <w:bCs w:val="0"/>
+          <w:sz w:val="36"/>
+          <w:szCs w:val="36"/>
+          <w:lang w:val="en-US" w:eastAsia="zh-CN"/>
+        </w:rPr>
+        <w:t xml:space="preserve">program execution. It is a location in the computer’s memory, which stores the values. Depending </w:t>
+      </w:r>
+    </w:p>
+    <w:p>
+      <w:pPr>
+        <w:numPr>
+          <w:numId w:val="0"/>
+        </w:numPr>
+        <w:rPr>
+          <w:rFonts w:hint="default"/>
+          <w:b w:val="0"/>
+          <w:bCs w:val="0"/>
+          <w:sz w:val="36"/>
+          <w:szCs w:val="36"/>
+          <w:lang w:val="en-US" w:eastAsia="zh-CN"/>
+        </w:rPr>
+      </w:pPr>
+      <w:r>
+        <w:rPr>
+          <w:rFonts w:hint="default"/>
+          <w:b w:val="0"/>
+          <w:bCs w:val="0"/>
+          <w:sz w:val="36"/>
+          <w:szCs w:val="36"/>
+          <w:lang w:val="en-US" w:eastAsia="zh-CN"/>
+        </w:rPr>
+        <w:t xml:space="preserve">on what value is held, Variables are of two types: </w:t>
+      </w:r>
+    </w:p>
+    <w:p>
+      <w:pPr>
+        <w:numPr>
+          <w:numId w:val="0"/>
+        </w:numPr>
+        <w:rPr>
+          <w:rFonts w:hint="default"/>
+          <w:b w:val="0"/>
+          <w:bCs w:val="0"/>
+          <w:sz w:val="36"/>
+          <w:szCs w:val="36"/>
+          <w:lang w:val="en-US" w:eastAsia="zh-CN"/>
+        </w:rPr>
+      </w:pPr>
+    </w:p>
+    <w:p>
+      <w:pPr>
+        <w:numPr>
+          <w:numId w:val="0"/>
+        </w:numPr>
+        <w:rPr>
+          <w:rFonts w:hint="default"/>
+          <w:b w:val="0"/>
+          <w:bCs w:val="0"/>
+          <w:sz w:val="36"/>
+          <w:szCs w:val="36"/>
+          <w:lang w:val="en-US" w:eastAsia="zh-CN"/>
+        </w:rPr>
+      </w:pPr>
+      <w:r>
+        <w:rPr>
+          <w:rFonts w:hint="default"/>
+          <w:b w:val="0"/>
+          <w:bCs w:val="0"/>
+          <w:i/>
+          <w:iCs/>
+          <w:sz w:val="36"/>
+          <w:szCs w:val="36"/>
+          <w:lang w:val="en-US" w:eastAsia="zh-CN"/>
+        </w:rPr>
+        <w:t>(a) NUMERIC VARIABLE</w:t>
+      </w:r>
+      <w:r>
+        <w:rPr>
+          <w:rFonts w:hint="default"/>
+          <w:b w:val="0"/>
+          <w:bCs w:val="0"/>
+          <w:sz w:val="36"/>
+          <w:szCs w:val="36"/>
+          <w:lang w:val="en-US" w:eastAsia="zh-CN"/>
+        </w:rPr>
+        <w:t xml:space="preserve">: The variable that holds a Numeric Constant for arithmetic calculations (+, - ,*, / ) is called a Numeric Variable. </w:t>
+      </w:r>
+    </w:p>
+    <w:p>
+      <w:pPr>
+        <w:numPr>
+          <w:numId w:val="0"/>
+        </w:numPr>
+        <w:rPr>
+          <w:rFonts w:hint="default"/>
+          <w:b w:val="0"/>
+          <w:bCs w:val="0"/>
+          <w:sz w:val="36"/>
+          <w:szCs w:val="36"/>
+          <w:lang w:val="en-US" w:eastAsia="zh-CN"/>
+        </w:rPr>
+      </w:pPr>
+      <w:r>
+        <w:rPr>
+          <w:rFonts w:hint="default"/>
+          <w:b w:val="0"/>
+          <w:bCs w:val="0"/>
+          <w:sz w:val="36"/>
+          <w:szCs w:val="36"/>
+          <w:lang w:val="en-US" w:eastAsia="zh-CN"/>
+        </w:rPr>
+        <w:t xml:space="preserve">e.g. A = 50, here A is the Numeric Variable </w:t>
+      </w:r>
+    </w:p>
+    <w:p>
+      <w:pPr>
+        <w:numPr>
+          <w:numId w:val="0"/>
+        </w:numPr>
+        <w:rPr>
+          <w:rFonts w:hint="default"/>
+          <w:b w:val="0"/>
+          <w:bCs w:val="0"/>
+          <w:sz w:val="36"/>
+          <w:szCs w:val="36"/>
+          <w:lang w:val="en-US" w:eastAsia="zh-CN"/>
+        </w:rPr>
+      </w:pPr>
+      <w:r>
+        <w:rPr>
+          <w:rFonts w:hint="default"/>
+          <w:b w:val="0"/>
+          <w:bCs w:val="0"/>
+          <w:i/>
+          <w:iCs/>
+          <w:sz w:val="36"/>
+          <w:szCs w:val="36"/>
+          <w:lang w:val="en-US" w:eastAsia="zh-CN"/>
+        </w:rPr>
+        <w:t>(b) ALPHANUMERIC VARIABLE</w:t>
+      </w:r>
+      <w:r>
+        <w:rPr>
+          <w:rFonts w:hint="default"/>
+          <w:b w:val="0"/>
+          <w:bCs w:val="0"/>
+          <w:sz w:val="36"/>
+          <w:szCs w:val="36"/>
+          <w:lang w:val="en-US" w:eastAsia="zh-CN"/>
+        </w:rPr>
+        <w:t xml:space="preserve">: The variable that holds an Alphanumeric Constant, which cannot be used for arithmetic calculations, is called Alphanumeric Variable or String Variable. An Alphanumeric variable must end with a $ sign and the Alphanumeric constant must be enclosed in inverted commas. </w:t>
+      </w:r>
+    </w:p>
+    <w:p>
+      <w:pPr>
+        <w:numPr>
+          <w:numId w:val="0"/>
+        </w:numPr>
+        <w:rPr>
+          <w:rFonts w:hint="default"/>
+          <w:b w:val="0"/>
+          <w:bCs w:val="0"/>
+          <w:sz w:val="36"/>
+          <w:szCs w:val="36"/>
+          <w:lang w:val="en-US" w:eastAsia="zh-CN"/>
+        </w:rPr>
+      </w:pPr>
+      <w:r>
+        <w:rPr>
+          <w:rFonts w:hint="default"/>
+          <w:b w:val="0"/>
+          <w:bCs w:val="0"/>
+          <w:sz w:val="36"/>
+          <w:szCs w:val="36"/>
+          <w:lang w:val="en-US" w:eastAsia="zh-CN"/>
+        </w:rPr>
+        <w:t xml:space="preserve">e.g. Name$ = “Akanksha”, here Name$ is an Alphanumeric Variable </w:t>
+      </w:r>
+    </w:p>
+    <w:p>
+      <w:pPr>
+        <w:numPr>
+          <w:numId w:val="0"/>
+        </w:numPr>
+        <w:rPr>
+          <w:rFonts w:hint="default"/>
+          <w:b w:val="0"/>
+          <w:bCs w:val="0"/>
+          <w:sz w:val="36"/>
+          <w:szCs w:val="36"/>
+          <w:lang w:val="en-US" w:eastAsia="zh-CN"/>
+        </w:rPr>
+      </w:pPr>
+    </w:p>
+    <w:p>
+      <w:pPr>
+        <w:numPr>
+          <w:numId w:val="0"/>
+        </w:numPr>
+        <w:rPr>
+          <w:rFonts w:hint="default"/>
+          <w:b w:val="0"/>
+          <w:bCs w:val="0"/>
+          <w:sz w:val="36"/>
+          <w:szCs w:val="36"/>
+          <w:lang w:val="en-US" w:eastAsia="zh-CN"/>
+        </w:rPr>
+      </w:pPr>
+    </w:p>
+    <w:p>
+      <w:pPr>
+        <w:numPr>
+          <w:numId w:val="0"/>
+        </w:numPr>
+        <w:jc w:val="center"/>
+        <w:rPr>
+          <w:rFonts w:hint="default"/>
+          <w:b/>
+          <w:bCs/>
+          <w:sz w:val="36"/>
+          <w:szCs w:val="36"/>
+          <w:u w:val="single"/>
+          <w:lang w:val="en-US" w:eastAsia="zh-CN"/>
+        </w:rPr>
+      </w:pPr>
+      <w:r>
+        <w:rPr>
+          <w:rFonts w:hint="default"/>
+          <w:b/>
+          <w:bCs/>
+          <w:sz w:val="36"/>
+          <w:szCs w:val="36"/>
+          <w:u w:val="single"/>
+          <w:lang w:val="en-US" w:eastAsia="zh-CN"/>
+        </w:rPr>
+        <w:t>TYPES OF MODE IN QBASIC</w:t>
+      </w:r>
+    </w:p>
+    <w:p>
+      <w:pPr>
+        <w:numPr>
+          <w:numId w:val="0"/>
+        </w:numPr>
+        <w:rPr>
+          <w:rFonts w:hint="default"/>
+          <w:b w:val="0"/>
+          <w:bCs w:val="0"/>
+          <w:sz w:val="36"/>
+          <w:szCs w:val="36"/>
+          <w:lang w:val="en-US" w:eastAsia="zh-CN"/>
+        </w:rPr>
+      </w:pPr>
+    </w:p>
+    <w:p>
+      <w:pPr>
+        <w:numPr>
+          <w:numId w:val="0"/>
+        </w:numPr>
+        <w:rPr>
+          <w:rFonts w:hint="default"/>
+          <w:b w:val="0"/>
+          <w:bCs w:val="0"/>
+          <w:sz w:val="36"/>
+          <w:szCs w:val="36"/>
+          <w:lang w:val="en-US" w:eastAsia="zh-CN"/>
+        </w:rPr>
+      </w:pPr>
+      <w:r>
+        <w:rPr>
+          <w:rFonts w:hint="default"/>
+          <w:b w:val="0"/>
+          <w:bCs w:val="0"/>
+          <w:sz w:val="36"/>
+          <w:szCs w:val="36"/>
+          <w:lang w:val="en-US" w:eastAsia="zh-CN"/>
+        </w:rPr>
+        <w:t xml:space="preserve">Once QBASIC program is loaded into the computer memory, it displays Ok prompt. Ok means it ready to accept the commands. QBASIC can be made to translate your instructions in two modes: </w:t>
+      </w:r>
+    </w:p>
+    <w:p>
+      <w:pPr>
+        <w:numPr>
+          <w:numId w:val="0"/>
+        </w:numPr>
+        <w:rPr>
+          <w:rFonts w:hint="default"/>
+          <w:b w:val="0"/>
+          <w:bCs w:val="0"/>
+          <w:sz w:val="36"/>
+          <w:szCs w:val="36"/>
+          <w:lang w:val="en-US" w:eastAsia="zh-CN"/>
+        </w:rPr>
+      </w:pPr>
+    </w:p>
+    <w:p>
+      <w:pPr>
+        <w:numPr>
+          <w:numId w:val="0"/>
+        </w:numPr>
+        <w:rPr>
+          <w:rFonts w:hint="default"/>
+          <w:b w:val="0"/>
+          <w:bCs w:val="0"/>
+          <w:sz w:val="36"/>
+          <w:szCs w:val="36"/>
+          <w:lang w:val="en-US" w:eastAsia="zh-CN"/>
+        </w:rPr>
+      </w:pPr>
+      <w:r>
+        <w:rPr>
+          <w:rFonts w:hint="default"/>
+          <w:b w:val="0"/>
+          <w:bCs w:val="0"/>
+          <w:sz w:val="36"/>
+          <w:szCs w:val="36"/>
+          <w:lang w:val="en-US" w:eastAsia="zh-CN"/>
+        </w:rPr>
+        <w:t xml:space="preserve">• Direct Mode </w:t>
+      </w:r>
+    </w:p>
+    <w:p>
+      <w:pPr>
+        <w:numPr>
+          <w:numId w:val="0"/>
+        </w:numPr>
+        <w:rPr>
+          <w:rFonts w:hint="default"/>
+          <w:b w:val="0"/>
+          <w:bCs w:val="0"/>
+          <w:sz w:val="36"/>
+          <w:szCs w:val="36"/>
+          <w:lang w:val="en-US" w:eastAsia="zh-CN"/>
+        </w:rPr>
+      </w:pPr>
+      <w:r>
+        <w:rPr>
+          <w:rFonts w:hint="default"/>
+          <w:b w:val="0"/>
+          <w:bCs w:val="0"/>
+          <w:sz w:val="36"/>
+          <w:szCs w:val="36"/>
+          <w:lang w:val="en-US" w:eastAsia="zh-CN"/>
+        </w:rPr>
+        <w:t xml:space="preserve">• Program Mode </w:t>
+      </w:r>
+    </w:p>
+    <w:p>
+      <w:pPr>
+        <w:numPr>
+          <w:numId w:val="0"/>
+        </w:numPr>
+        <w:rPr>
+          <w:rFonts w:hint="default"/>
+          <w:b w:val="0"/>
+          <w:bCs w:val="0"/>
+          <w:sz w:val="36"/>
+          <w:szCs w:val="36"/>
+          <w:lang w:val="en-US" w:eastAsia="zh-CN"/>
+        </w:rPr>
+      </w:pPr>
+    </w:p>
+    <w:p>
+      <w:pPr>
+        <w:numPr>
+          <w:numId w:val="0"/>
+        </w:numPr>
+        <w:rPr>
+          <w:rFonts w:hint="default"/>
+          <w:b w:val="0"/>
+          <w:bCs w:val="0"/>
+          <w:sz w:val="36"/>
+          <w:szCs w:val="36"/>
+          <w:lang w:val="en-US" w:eastAsia="zh-CN"/>
+        </w:rPr>
+      </w:pPr>
+      <w:r>
+        <w:rPr>
+          <w:rFonts w:hint="default"/>
+          <w:b w:val="0"/>
+          <w:bCs w:val="0"/>
+          <w:i/>
+          <w:iCs/>
+          <w:sz w:val="36"/>
+          <w:szCs w:val="36"/>
+          <w:lang w:val="en-US" w:eastAsia="zh-CN"/>
+        </w:rPr>
+        <w:t>1. Direct Mode</w:t>
+      </w:r>
+      <w:r>
+        <w:rPr>
+          <w:rFonts w:hint="default"/>
+          <w:b w:val="0"/>
+          <w:bCs w:val="0"/>
+          <w:sz w:val="36"/>
+          <w:szCs w:val="36"/>
+          <w:lang w:val="en-US" w:eastAsia="zh-CN"/>
+        </w:rPr>
+        <w:t xml:space="preserve">: The accepts single line instructions from the user and the output is viewed as </w:t>
+      </w:r>
+    </w:p>
+    <w:p>
+      <w:pPr>
+        <w:numPr>
+          <w:numId w:val="0"/>
+        </w:numPr>
+        <w:rPr>
+          <w:rFonts w:hint="default"/>
+          <w:b w:val="0"/>
+          <w:bCs w:val="0"/>
+          <w:sz w:val="36"/>
+          <w:szCs w:val="36"/>
+          <w:lang w:val="en-US" w:eastAsia="zh-CN"/>
+        </w:rPr>
+      </w:pPr>
+      <w:r>
+        <w:rPr>
+          <w:rFonts w:hint="default"/>
+          <w:b w:val="0"/>
+          <w:bCs w:val="0"/>
+          <w:sz w:val="36"/>
+          <w:szCs w:val="36"/>
+          <w:lang w:val="en-US" w:eastAsia="zh-CN"/>
+        </w:rPr>
+        <w:t xml:space="preserve">soon as enter key is pressed. The instructions are not stored in the memory. This mode can be </w:t>
+      </w:r>
+    </w:p>
+    <w:p>
+      <w:pPr>
+        <w:numPr>
+          <w:numId w:val="0"/>
+        </w:numPr>
+        <w:rPr>
+          <w:rFonts w:hint="default"/>
+          <w:b w:val="0"/>
+          <w:bCs w:val="0"/>
+          <w:sz w:val="36"/>
+          <w:szCs w:val="36"/>
+          <w:lang w:val="en-US" w:eastAsia="zh-CN"/>
+        </w:rPr>
+      </w:pPr>
+      <w:r>
+        <w:rPr>
+          <w:rFonts w:hint="default"/>
+          <w:b w:val="0"/>
+          <w:bCs w:val="0"/>
+          <w:sz w:val="36"/>
+          <w:szCs w:val="36"/>
+          <w:lang w:val="en-US" w:eastAsia="zh-CN"/>
+        </w:rPr>
+        <w:t xml:space="preserve">used to do quick calculation. They do not have line numbers. E.g. </w:t>
+      </w:r>
+    </w:p>
+    <w:p>
+      <w:pPr>
+        <w:numPr>
+          <w:numId w:val="0"/>
+        </w:numPr>
+        <w:rPr>
+          <w:rFonts w:hint="default"/>
+          <w:b w:val="0"/>
+          <w:bCs w:val="0"/>
+          <w:sz w:val="36"/>
+          <w:szCs w:val="36"/>
+          <w:lang w:val="en-US" w:eastAsia="zh-CN"/>
+        </w:rPr>
+      </w:pPr>
+    </w:p>
+    <w:p>
+      <w:pPr>
+        <w:numPr>
+          <w:numId w:val="0"/>
+        </w:numPr>
+        <w:rPr>
+          <w:rFonts w:hint="default"/>
+          <w:b/>
+          <w:bCs/>
+          <w:sz w:val="36"/>
+          <w:szCs w:val="36"/>
+          <w:lang w:val="en-US" w:eastAsia="zh-CN"/>
+        </w:rPr>
+      </w:pPr>
+      <w:r>
+        <w:rPr>
+          <w:rFonts w:hint="default"/>
+          <w:b/>
+          <w:bCs/>
+          <w:sz w:val="36"/>
+          <w:szCs w:val="36"/>
+          <w:lang w:val="en-US" w:eastAsia="zh-CN"/>
+        </w:rPr>
+        <w:t xml:space="preserve">Print 3+4 </w:t>
+      </w:r>
+    </w:p>
+    <w:p>
+      <w:pPr>
+        <w:numPr>
+          <w:numId w:val="0"/>
+        </w:numPr>
+        <w:rPr>
+          <w:rFonts w:hint="default"/>
+          <w:b w:val="0"/>
+          <w:bCs w:val="0"/>
+          <w:sz w:val="36"/>
+          <w:szCs w:val="36"/>
+          <w:lang w:val="en-US" w:eastAsia="zh-CN"/>
+        </w:rPr>
+      </w:pPr>
+    </w:p>
+    <w:p>
+      <w:pPr>
+        <w:numPr>
+          <w:numId w:val="0"/>
+        </w:numPr>
+        <w:rPr>
+          <w:rFonts w:hint="default"/>
+          <w:b/>
+          <w:bCs/>
+          <w:sz w:val="36"/>
+          <w:szCs w:val="36"/>
+          <w:lang w:val="en-US" w:eastAsia="zh-CN"/>
+        </w:rPr>
+      </w:pPr>
+      <w:r>
+        <w:rPr>
+          <w:rFonts w:hint="default"/>
+          <w:b/>
+          <w:bCs/>
+          <w:sz w:val="36"/>
+          <w:szCs w:val="36"/>
+          <w:lang w:val="en-US" w:eastAsia="zh-CN"/>
+        </w:rPr>
+        <w:t xml:space="preserve">Print “This is the Direct mode in QBasic” </w:t>
+      </w:r>
+    </w:p>
+    <w:p>
+      <w:pPr>
+        <w:numPr>
+          <w:numId w:val="0"/>
+        </w:numPr>
+        <w:rPr>
+          <w:rFonts w:hint="default"/>
+          <w:b w:val="0"/>
+          <w:bCs w:val="0"/>
+          <w:sz w:val="36"/>
+          <w:szCs w:val="36"/>
+          <w:lang w:val="en-US" w:eastAsia="zh-CN"/>
+        </w:rPr>
+      </w:pPr>
+    </w:p>
+    <w:p>
+      <w:pPr>
+        <w:numPr>
+          <w:numId w:val="0"/>
+        </w:numPr>
+        <w:rPr>
+          <w:rFonts w:hint="default"/>
+          <w:b w:val="0"/>
+          <w:bCs w:val="0"/>
+          <w:sz w:val="36"/>
+          <w:szCs w:val="36"/>
+          <w:lang w:val="en-US" w:eastAsia="zh-CN"/>
+        </w:rPr>
+      </w:pPr>
+      <w:r>
+        <w:rPr>
+          <w:rFonts w:hint="default"/>
+          <w:b w:val="0"/>
+          <w:bCs w:val="0"/>
+          <w:i/>
+          <w:iCs/>
+          <w:sz w:val="36"/>
+          <w:szCs w:val="36"/>
+          <w:lang w:val="en-US" w:eastAsia="zh-CN"/>
+        </w:rPr>
+        <w:t>2. Program Mode</w:t>
+      </w:r>
+      <w:r>
+        <w:rPr>
+          <w:rFonts w:hint="default"/>
+          <w:b w:val="0"/>
+          <w:bCs w:val="0"/>
+          <w:sz w:val="36"/>
+          <w:szCs w:val="36"/>
+          <w:lang w:val="en-US" w:eastAsia="zh-CN"/>
+        </w:rPr>
+        <w:t xml:space="preserve">: The mode is used to type a program which is stored in the memory. They have </w:t>
+      </w:r>
+    </w:p>
+    <w:p>
+      <w:pPr>
+        <w:numPr>
+          <w:numId w:val="0"/>
+        </w:numPr>
+        <w:rPr>
+          <w:rFonts w:hint="default"/>
+          <w:b w:val="0"/>
+          <w:bCs w:val="0"/>
+          <w:sz w:val="36"/>
+          <w:szCs w:val="36"/>
+          <w:lang w:val="en-US" w:eastAsia="zh-CN"/>
+        </w:rPr>
+      </w:pPr>
+      <w:r>
+        <w:rPr>
+          <w:rFonts w:hint="default"/>
+          <w:b w:val="0"/>
+          <w:bCs w:val="0"/>
+          <w:sz w:val="36"/>
+          <w:szCs w:val="36"/>
+          <w:lang w:val="en-US" w:eastAsia="zh-CN"/>
+        </w:rPr>
+        <w:t xml:space="preserve">line numbers. We have to give the command to get the output. </w:t>
+      </w:r>
+    </w:p>
+    <w:p>
+      <w:pPr>
+        <w:numPr>
+          <w:numId w:val="0"/>
+        </w:numPr>
+        <w:rPr>
+          <w:rFonts w:hint="default"/>
+          <w:b w:val="0"/>
+          <w:bCs w:val="0"/>
+          <w:sz w:val="36"/>
+          <w:szCs w:val="36"/>
+          <w:lang w:val="en-US" w:eastAsia="zh-CN"/>
+        </w:rPr>
+      </w:pPr>
+      <w:r>
+        <w:rPr>
+          <w:rFonts w:hint="default"/>
+          <w:b w:val="0"/>
+          <w:bCs w:val="0"/>
+          <w:sz w:val="36"/>
+          <w:szCs w:val="36"/>
+          <w:lang w:val="en-US" w:eastAsia="zh-CN"/>
+        </w:rPr>
+        <w:t xml:space="preserve">e.g. </w:t>
+      </w:r>
+    </w:p>
+    <w:p>
+      <w:pPr>
+        <w:numPr>
+          <w:numId w:val="0"/>
+        </w:numPr>
+        <w:rPr>
+          <w:rFonts w:hint="default"/>
+          <w:b w:val="0"/>
+          <w:bCs w:val="0"/>
+          <w:sz w:val="36"/>
+          <w:szCs w:val="36"/>
+          <w:lang w:val="en-US" w:eastAsia="zh-CN"/>
+        </w:rPr>
+      </w:pPr>
+    </w:p>
+    <w:p>
+      <w:pPr>
+        <w:numPr>
+          <w:numId w:val="0"/>
+        </w:numPr>
+        <w:rPr>
+          <w:rFonts w:hint="default"/>
+          <w:b/>
+          <w:bCs/>
+          <w:sz w:val="36"/>
+          <w:szCs w:val="36"/>
+          <w:lang w:val="en-US" w:eastAsia="zh-CN"/>
+        </w:rPr>
+      </w:pPr>
+      <w:r>
+        <w:rPr>
+          <w:rFonts w:hint="default"/>
+          <w:b/>
+          <w:bCs/>
+          <w:sz w:val="36"/>
+          <w:szCs w:val="36"/>
+          <w:lang w:val="en-US" w:eastAsia="zh-CN"/>
+        </w:rPr>
+        <w:t xml:space="preserve">10 Print 3+4 </w:t>
+      </w:r>
+    </w:p>
+    <w:p>
+      <w:pPr>
+        <w:numPr>
+          <w:numId w:val="0"/>
+        </w:numPr>
+        <w:rPr>
+          <w:rFonts w:hint="default"/>
+          <w:b/>
+          <w:bCs/>
+          <w:sz w:val="36"/>
+          <w:szCs w:val="36"/>
+          <w:lang w:val="en-US" w:eastAsia="zh-CN"/>
+        </w:rPr>
+      </w:pPr>
+      <w:r>
+        <w:rPr>
+          <w:rFonts w:hint="default"/>
+          <w:b/>
+          <w:bCs/>
+          <w:sz w:val="36"/>
+          <w:szCs w:val="36"/>
+          <w:lang w:val="en-US" w:eastAsia="zh-CN"/>
+        </w:rPr>
+        <w:t xml:space="preserve">20 End </w:t>
+      </w:r>
+    </w:p>
+    <w:p>
+      <w:pPr>
+        <w:numPr>
+          <w:numId w:val="0"/>
+        </w:numPr>
+        <w:rPr>
+          <w:rFonts w:hint="default"/>
+          <w:b/>
+          <w:bCs/>
+          <w:sz w:val="36"/>
+          <w:szCs w:val="36"/>
+          <w:lang w:val="en-US" w:eastAsia="zh-CN"/>
+        </w:rPr>
+      </w:pPr>
+      <w:r>
+        <w:rPr>
+          <w:rFonts w:hint="default"/>
+          <w:b/>
+          <w:bCs/>
+          <w:sz w:val="36"/>
+          <w:szCs w:val="36"/>
+          <w:lang w:val="en-US" w:eastAsia="zh-CN"/>
+        </w:rPr>
+        <w:t xml:space="preserve">RUN </w:t>
+      </w:r>
+    </w:p>
+    <w:p>
+      <w:pPr>
+        <w:numPr>
+          <w:numId w:val="0"/>
+        </w:numPr>
+        <w:rPr>
+          <w:rFonts w:hint="default"/>
+          <w:b w:val="0"/>
+          <w:bCs w:val="0"/>
+          <w:sz w:val="36"/>
+          <w:szCs w:val="36"/>
+          <w:lang w:val="en-US" w:eastAsia="zh-CN"/>
+        </w:rPr>
+      </w:pPr>
+    </w:p>
+    <w:p>
+      <w:pPr>
+        <w:numPr>
+          <w:numId w:val="0"/>
+        </w:numPr>
+        <w:rPr>
+          <w:rFonts w:hint="default"/>
+          <w:b w:val="0"/>
+          <w:bCs w:val="0"/>
+          <w:sz w:val="36"/>
+          <w:szCs w:val="36"/>
+          <w:lang w:val="en-US" w:eastAsia="zh-CN"/>
+        </w:rPr>
+      </w:pPr>
+      <w:r>
+        <w:rPr>
+          <w:rFonts w:hint="default"/>
+          <w:b w:val="0"/>
+          <w:bCs w:val="0"/>
+          <w:sz w:val="36"/>
+          <w:szCs w:val="36"/>
+          <w:lang w:val="en-US" w:eastAsia="zh-CN"/>
+        </w:rPr>
+        <w:t xml:space="preserve">Programs are built up with set of instructions or commands. Every programming language has its own </w:t>
+      </w:r>
+    </w:p>
+    <w:p>
+      <w:pPr>
+        <w:numPr>
+          <w:numId w:val="0"/>
+        </w:numPr>
+        <w:rPr>
+          <w:rFonts w:hint="default"/>
+          <w:b w:val="0"/>
+          <w:bCs w:val="0"/>
+          <w:sz w:val="36"/>
+          <w:szCs w:val="36"/>
+          <w:lang w:val="en-US" w:eastAsia="zh-CN"/>
+        </w:rPr>
+      </w:pPr>
+      <w:r>
+        <w:rPr>
+          <w:rFonts w:hint="default"/>
+          <w:b w:val="0"/>
+          <w:bCs w:val="0"/>
+          <w:sz w:val="36"/>
+          <w:szCs w:val="36"/>
+          <w:lang w:val="en-US" w:eastAsia="zh-CN"/>
+        </w:rPr>
+        <w:t xml:space="preserve">SYNTAX (rules) and COMMANDS. </w:t>
+      </w:r>
+    </w:p>
+    <w:p>
+      <w:pPr>
+        <w:numPr>
+          <w:numId w:val="0"/>
+        </w:numPr>
+        <w:rPr>
+          <w:rFonts w:hint="default"/>
+          <w:b w:val="0"/>
+          <w:bCs w:val="0"/>
+          <w:sz w:val="36"/>
+          <w:szCs w:val="36"/>
+          <w:lang w:val="en-US" w:eastAsia="zh-CN"/>
+        </w:rPr>
+      </w:pPr>
+    </w:p>
+    <w:p>
+      <w:pPr>
+        <w:numPr>
+          <w:numId w:val="0"/>
+        </w:numPr>
+        <w:rPr>
+          <w:rFonts w:hint="default"/>
+          <w:b w:val="0"/>
+          <w:bCs w:val="0"/>
+          <w:sz w:val="36"/>
+          <w:szCs w:val="36"/>
+          <w:lang w:val="en-US" w:eastAsia="zh-CN"/>
+        </w:rPr>
+      </w:pPr>
+    </w:p>
+    <w:p>
+      <w:pPr>
+        <w:rPr>
+          <w:rFonts w:hint="default"/>
+          <w:b w:val="0"/>
+          <w:bCs w:val="0"/>
+          <w:sz w:val="36"/>
+          <w:szCs w:val="36"/>
+          <w:lang w:val="en-US" w:eastAsia="zh-CN"/>
+        </w:rPr>
+      </w:pPr>
+    </w:p>
+    <w:p>
+      <w:pPr>
+        <w:jc w:val="center"/>
+        <w:rPr>
+          <w:rFonts w:hint="default"/>
+          <w:b/>
+          <w:bCs/>
+          <w:i/>
+          <w:iCs/>
+          <w:sz w:val="44"/>
+          <w:szCs w:val="44"/>
+          <w:u w:val="single"/>
+          <w:lang w:val="en-US"/>
+        </w:rPr>
+      </w:pPr>
+      <w:r>
+        <w:rPr>
+          <w:rFonts w:hint="default"/>
+          <w:b/>
+          <w:bCs/>
+          <w:i/>
+          <w:iCs/>
+          <w:sz w:val="44"/>
+          <w:szCs w:val="44"/>
+          <w:u w:val="single"/>
+          <w:lang w:val="en-US" w:eastAsia="zh-CN"/>
+        </w:rPr>
+        <w:t>INPUT</w:t>
+      </w:r>
+    </w:p>
+    <w:p>
+      <w:pPr>
+        <w:rPr>
+          <w:rFonts w:hint="default"/>
+          <w:b w:val="0"/>
+          <w:bCs w:val="0"/>
+          <w:sz w:val="36"/>
+          <w:szCs w:val="36"/>
+          <w:lang w:val="en-US"/>
+        </w:rPr>
+      </w:pPr>
+      <w:r>
+        <w:rPr>
+          <w:rFonts w:hint="default"/>
+          <w:b/>
+          <w:bCs/>
+          <w:sz w:val="36"/>
+          <w:szCs w:val="36"/>
+          <w:lang w:val="en-US" w:eastAsia="zh-CN"/>
+        </w:rPr>
+        <w:t xml:space="preserve">INPUT </w:t>
+      </w:r>
+      <w:r>
+        <w:rPr>
+          <w:rFonts w:hint="default"/>
+          <w:b w:val="0"/>
+          <w:bCs w:val="0"/>
+          <w:sz w:val="36"/>
+          <w:szCs w:val="36"/>
+          <w:lang w:val="en-US" w:eastAsia="zh-CN"/>
+        </w:rPr>
+        <w:t xml:space="preserve">is a command that allows you or anybody else who runs the program to enter the information (text or </w:t>
+      </w:r>
+    </w:p>
+    <w:p>
+      <w:pPr>
+        <w:rPr>
+          <w:rFonts w:hint="default"/>
+          <w:b w:val="0"/>
+          <w:bCs w:val="0"/>
+          <w:sz w:val="36"/>
+          <w:szCs w:val="36"/>
+          <w:lang w:val="en-US" w:eastAsia="zh-CN"/>
+        </w:rPr>
+      </w:pPr>
+      <w:r>
+        <w:rPr>
+          <w:rFonts w:hint="default"/>
+          <w:b w:val="0"/>
+          <w:bCs w:val="0"/>
+          <w:sz w:val="36"/>
+          <w:szCs w:val="36"/>
+          <w:lang w:val="en-US" w:eastAsia="zh-CN"/>
+        </w:rPr>
+        <w:t xml:space="preserve">number) when the program is already running. This command waits for the user to enter the information and then assigns this information to a variable. Since there are two types of variables, the INPUT command may look like this – </w:t>
+      </w:r>
+      <w:r>
+        <w:rPr>
+          <w:rFonts w:hint="default"/>
+          <w:b/>
+          <w:bCs/>
+          <w:sz w:val="36"/>
+          <w:szCs w:val="36"/>
+          <w:lang w:val="en-US" w:eastAsia="zh-CN"/>
+        </w:rPr>
+        <w:t>INPUT a</w:t>
+      </w:r>
+      <w:r>
+        <w:rPr>
+          <w:rFonts w:hint="default"/>
+          <w:b w:val="0"/>
+          <w:bCs w:val="0"/>
+          <w:sz w:val="36"/>
+          <w:szCs w:val="36"/>
+          <w:lang w:val="en-US" w:eastAsia="zh-CN"/>
+        </w:rPr>
+        <w:t xml:space="preserve"> (</w:t>
+      </w:r>
+      <w:r>
+        <w:rPr>
+          <w:rFonts w:hint="default"/>
+          <w:b w:val="0"/>
+          <w:bCs w:val="0"/>
+          <w:i/>
+          <w:iCs/>
+          <w:sz w:val="36"/>
+          <w:szCs w:val="36"/>
+          <w:lang w:val="en-US" w:eastAsia="zh-CN"/>
+        </w:rPr>
+        <w:t>for a number</w:t>
+      </w:r>
+      <w:r>
+        <w:rPr>
+          <w:rFonts w:hint="default"/>
+          <w:b w:val="0"/>
+          <w:bCs w:val="0"/>
+          <w:sz w:val="36"/>
+          <w:szCs w:val="36"/>
+          <w:lang w:val="en-US" w:eastAsia="zh-CN"/>
+        </w:rPr>
+        <w:t xml:space="preserve">), or </w:t>
+      </w:r>
+      <w:r>
+        <w:rPr>
+          <w:rFonts w:hint="default"/>
+          <w:b/>
+          <w:bCs/>
+          <w:sz w:val="36"/>
+          <w:szCs w:val="36"/>
+          <w:lang w:val="en-US" w:eastAsia="zh-CN"/>
+        </w:rPr>
+        <w:t>INPUT a$</w:t>
+      </w:r>
+      <w:r>
+        <w:rPr>
+          <w:rFonts w:hint="default"/>
+          <w:b w:val="0"/>
+          <w:bCs w:val="0"/>
+          <w:sz w:val="36"/>
+          <w:szCs w:val="36"/>
+          <w:lang w:val="en-US" w:eastAsia="zh-CN"/>
+        </w:rPr>
+        <w:t xml:space="preserve"> (</w:t>
+      </w:r>
+      <w:r>
+        <w:rPr>
+          <w:rFonts w:hint="default"/>
+          <w:b w:val="0"/>
+          <w:bCs w:val="0"/>
+          <w:i/>
+          <w:iCs/>
+          <w:sz w:val="36"/>
+          <w:szCs w:val="36"/>
+          <w:lang w:val="en-US" w:eastAsia="zh-CN"/>
+        </w:rPr>
+        <w:t>for a string</w:t>
+      </w:r>
+      <w:r>
+        <w:rPr>
+          <w:rFonts w:hint="default"/>
+          <w:b w:val="0"/>
+          <w:bCs w:val="0"/>
+          <w:sz w:val="36"/>
+          <w:szCs w:val="36"/>
+          <w:lang w:val="en-US" w:eastAsia="zh-CN"/>
+        </w:rPr>
+        <w:t xml:space="preserve">). </w:t>
+      </w:r>
+    </w:p>
+    <w:p>
+      <w:pPr>
+        <w:rPr>
+          <w:rFonts w:hint="default"/>
+          <w:b w:val="0"/>
+          <w:bCs w:val="0"/>
+          <w:sz w:val="36"/>
+          <w:szCs w:val="36"/>
+          <w:lang w:val="en-US" w:eastAsia="zh-CN"/>
+        </w:rPr>
+      </w:pPr>
+    </w:p>
+    <w:p>
+      <w:pPr>
+        <w:rPr>
+          <w:rFonts w:hint="default"/>
+          <w:b w:val="0"/>
+          <w:bCs w:val="0"/>
+          <w:i/>
+          <w:iCs/>
+          <w:sz w:val="36"/>
+          <w:szCs w:val="36"/>
+          <w:lang w:val="en-US" w:eastAsia="zh-CN"/>
+        </w:rPr>
+      </w:pPr>
+      <w:r>
+        <w:rPr>
+          <w:rFonts w:hint="default"/>
+          <w:b w:val="0"/>
+          <w:bCs w:val="0"/>
+          <w:i/>
+          <w:iCs/>
+          <w:sz w:val="36"/>
+          <w:szCs w:val="36"/>
+          <w:lang w:val="en-US" w:eastAsia="zh-CN"/>
+        </w:rPr>
+        <w:t xml:space="preserve">Example (Type this program into QBasic and run it by pressing F5) </w:t>
+      </w:r>
+    </w:p>
+    <w:p>
+      <w:pPr>
+        <w:rPr>
+          <w:rFonts w:hint="default"/>
+          <w:b w:val="0"/>
+          <w:bCs w:val="0"/>
+          <w:i/>
+          <w:iCs/>
+          <w:sz w:val="36"/>
+          <w:szCs w:val="36"/>
+          <w:lang w:val="en-US" w:eastAsia="zh-CN"/>
+        </w:rPr>
+      </w:pPr>
+    </w:p>
+    <w:p>
+      <w:pPr>
+        <w:rPr>
+          <w:rFonts w:hint="default"/>
+          <w:b/>
+          <w:bCs/>
+          <w:sz w:val="36"/>
+          <w:szCs w:val="36"/>
+          <w:lang w:val="en-US"/>
+        </w:rPr>
+      </w:pPr>
+      <w:r>
+        <w:rPr>
+          <w:rFonts w:hint="default"/>
+          <w:b/>
+          <w:bCs/>
+          <w:sz w:val="36"/>
+          <w:szCs w:val="36"/>
+          <w:lang w:val="en-US" w:eastAsia="zh-CN"/>
+        </w:rPr>
+        <w:t xml:space="preserve">PRINT “What is your name?” </w:t>
+      </w:r>
+    </w:p>
+    <w:p>
+      <w:pPr>
+        <w:rPr>
+          <w:rFonts w:hint="default"/>
+          <w:b/>
+          <w:bCs/>
+          <w:sz w:val="36"/>
+          <w:szCs w:val="36"/>
+          <w:lang w:val="en-US"/>
+        </w:rPr>
+      </w:pPr>
+      <w:r>
+        <w:rPr>
+          <w:rFonts w:hint="default"/>
+          <w:b/>
+          <w:bCs/>
+          <w:sz w:val="36"/>
+          <w:szCs w:val="36"/>
+          <w:lang w:val="en-US" w:eastAsia="zh-CN"/>
+        </w:rPr>
+        <w:t xml:space="preserve">INPUT name$ </w:t>
+      </w:r>
+    </w:p>
+    <w:p>
+      <w:pPr>
+        <w:rPr>
+          <w:rFonts w:hint="default"/>
+          <w:b/>
+          <w:bCs/>
+          <w:sz w:val="36"/>
+          <w:szCs w:val="36"/>
+          <w:lang w:val="en-US"/>
+        </w:rPr>
+      </w:pPr>
+      <w:r>
+        <w:rPr>
+          <w:rFonts w:hint="default"/>
+          <w:b/>
+          <w:bCs/>
+          <w:sz w:val="36"/>
+          <w:szCs w:val="36"/>
+          <w:lang w:val="en-US" w:eastAsia="zh-CN"/>
+        </w:rPr>
+        <w:t xml:space="preserve">PRINT “Hi, ”; name$; “, nice to see you!” </w:t>
+      </w:r>
+    </w:p>
+    <w:p>
+      <w:pPr>
+        <w:rPr>
+          <w:rFonts w:hint="default"/>
+          <w:b/>
+          <w:bCs/>
+          <w:sz w:val="36"/>
+          <w:szCs w:val="36"/>
+          <w:lang w:val="en-US"/>
+        </w:rPr>
+      </w:pPr>
+      <w:r>
+        <w:rPr>
+          <w:rFonts w:hint="default"/>
+          <w:b/>
+          <w:bCs/>
+          <w:sz w:val="36"/>
+          <w:szCs w:val="36"/>
+          <w:lang w:val="en-US" w:eastAsia="zh-CN"/>
+        </w:rPr>
+        <w:t xml:space="preserve">PRINT “How old are you?” </w:t>
+      </w:r>
+    </w:p>
+    <w:p>
+      <w:pPr>
+        <w:rPr>
+          <w:rFonts w:hint="default"/>
+          <w:b/>
+          <w:bCs/>
+          <w:sz w:val="36"/>
+          <w:szCs w:val="36"/>
+          <w:lang w:val="en-US"/>
+        </w:rPr>
+      </w:pPr>
+      <w:r>
+        <w:rPr>
+          <w:rFonts w:hint="default"/>
+          <w:b/>
+          <w:bCs/>
+          <w:sz w:val="36"/>
+          <w:szCs w:val="36"/>
+          <w:lang w:val="en-US" w:eastAsia="zh-CN"/>
+        </w:rPr>
+        <w:t xml:space="preserve">INPUT age </w:t>
+      </w:r>
+    </w:p>
+    <w:p>
+      <w:pPr>
+        <w:rPr>
+          <w:rFonts w:hint="default"/>
+          <w:b/>
+          <w:bCs/>
+          <w:sz w:val="36"/>
+          <w:szCs w:val="36"/>
+          <w:lang w:val="en-US"/>
+        </w:rPr>
+      </w:pPr>
+      <w:r>
+        <w:rPr>
+          <w:rFonts w:hint="default"/>
+          <w:b/>
+          <w:bCs/>
+          <w:sz w:val="36"/>
+          <w:szCs w:val="36"/>
+          <w:lang w:val="en-US" w:eastAsia="zh-CN"/>
+        </w:rPr>
+        <w:t xml:space="preserve">PRINT “So you are ”; age; “ years old!” </w:t>
+      </w:r>
+    </w:p>
+    <w:p>
+      <w:pPr>
+        <w:rPr>
+          <w:rFonts w:hint="default"/>
+          <w:b/>
+          <w:bCs/>
+          <w:sz w:val="36"/>
+          <w:szCs w:val="36"/>
+          <w:lang w:val="en-US" w:eastAsia="zh-CN"/>
+        </w:rPr>
+      </w:pPr>
+      <w:r>
+        <w:rPr>
+          <w:rFonts w:hint="default"/>
+          <w:b/>
+          <w:bCs/>
+          <w:sz w:val="36"/>
+          <w:szCs w:val="36"/>
+          <w:lang w:val="en-US" w:eastAsia="zh-CN"/>
+        </w:rPr>
+        <w:t xml:space="preserve">END </w:t>
+      </w:r>
+    </w:p>
+    <w:p>
+      <w:pPr>
+        <w:rPr>
+          <w:rFonts w:hint="default"/>
+          <w:b/>
+          <w:bCs/>
+          <w:sz w:val="36"/>
+          <w:szCs w:val="36"/>
+          <w:lang w:val="en-US" w:eastAsia="zh-CN"/>
+        </w:rPr>
+      </w:pPr>
+    </w:p>
+    <w:p>
+      <w:pPr>
+        <w:rPr>
+          <w:rFonts w:hint="default"/>
+          <w:b w:val="0"/>
+          <w:bCs w:val="0"/>
+          <w:sz w:val="36"/>
+          <w:szCs w:val="36"/>
+          <w:lang w:val="en-US"/>
+        </w:rPr>
+      </w:pPr>
+      <w:r>
+        <w:rPr>
+          <w:rFonts w:hint="default"/>
+          <w:b/>
+          <w:bCs/>
+          <w:sz w:val="36"/>
+          <w:szCs w:val="36"/>
+          <w:u w:val="single"/>
+          <w:lang w:val="en-US" w:eastAsia="zh-CN"/>
+        </w:rPr>
+        <w:t>Note:</w:t>
+      </w:r>
+      <w:r>
+        <w:rPr>
+          <w:rFonts w:hint="default"/>
+          <w:b w:val="0"/>
+          <w:bCs w:val="0"/>
+          <w:sz w:val="36"/>
+          <w:szCs w:val="36"/>
+          <w:lang w:val="en-US" w:eastAsia="zh-CN"/>
+        </w:rPr>
+        <w:t xml:space="preserve"> The </w:t>
+      </w:r>
+      <w:r>
+        <w:rPr>
+          <w:rFonts w:hint="default"/>
+          <w:b/>
+          <w:bCs/>
+          <w:sz w:val="36"/>
+          <w:szCs w:val="36"/>
+          <w:lang w:val="en-US" w:eastAsia="zh-CN"/>
+        </w:rPr>
+        <w:t xml:space="preserve">END </w:t>
+      </w:r>
+      <w:r>
+        <w:rPr>
+          <w:rFonts w:hint="default"/>
+          <w:b w:val="0"/>
+          <w:bCs w:val="0"/>
+          <w:sz w:val="36"/>
+          <w:szCs w:val="36"/>
+          <w:lang w:val="en-US" w:eastAsia="zh-CN"/>
+        </w:rPr>
+        <w:t xml:space="preserve">command tells QBasic that the program ends here. </w:t>
+      </w:r>
+    </w:p>
+    <w:p>
+      <w:pPr>
+        <w:rPr>
+          <w:rFonts w:hint="default"/>
+          <w:b w:val="0"/>
+          <w:bCs w:val="0"/>
+          <w:sz w:val="36"/>
+          <w:szCs w:val="36"/>
+          <w:lang w:val="en-US" w:eastAsia="zh-CN"/>
+        </w:rPr>
+      </w:pPr>
+      <w:r>
+        <w:rPr>
+          <w:rFonts w:hint="default"/>
+          <w:b w:val="0"/>
+          <w:bCs w:val="0"/>
+          <w:sz w:val="36"/>
+          <w:szCs w:val="36"/>
+          <w:lang w:val="en-US" w:eastAsia="zh-CN"/>
+        </w:rPr>
+        <w:t xml:space="preserve">You don’t have to use </w:t>
+      </w:r>
+      <w:r>
+        <w:rPr>
+          <w:rFonts w:hint="default"/>
+          <w:b/>
+          <w:bCs/>
+          <w:sz w:val="36"/>
+          <w:szCs w:val="36"/>
+          <w:lang w:val="en-US" w:eastAsia="zh-CN"/>
+        </w:rPr>
+        <w:t xml:space="preserve">PRINT </w:t>
+      </w:r>
+      <w:r>
+        <w:rPr>
+          <w:rFonts w:hint="default"/>
+          <w:b w:val="0"/>
+          <w:bCs w:val="0"/>
+          <w:sz w:val="36"/>
+          <w:szCs w:val="36"/>
+          <w:lang w:val="en-US" w:eastAsia="zh-CN"/>
+        </w:rPr>
+        <w:t xml:space="preserve">to ask the user to enter the information. Instead, you can use </w:t>
+      </w:r>
+    </w:p>
+    <w:p>
+      <w:pPr>
+        <w:rPr>
+          <w:rFonts w:hint="default"/>
+          <w:b w:val="0"/>
+          <w:bCs w:val="0"/>
+          <w:sz w:val="36"/>
+          <w:szCs w:val="36"/>
+          <w:lang w:val="en-US" w:eastAsia="zh-CN"/>
+        </w:rPr>
+      </w:pPr>
+    </w:p>
+    <w:p>
+      <w:pPr>
+        <w:rPr>
+          <w:rFonts w:hint="default"/>
+          <w:b/>
+          <w:bCs/>
+          <w:sz w:val="36"/>
+          <w:szCs w:val="36"/>
+          <w:lang w:val="en-US" w:eastAsia="zh-CN"/>
+        </w:rPr>
+      </w:pPr>
+      <w:r>
+        <w:rPr>
+          <w:rFonts w:hint="default"/>
+          <w:b/>
+          <w:bCs/>
+          <w:sz w:val="36"/>
+          <w:szCs w:val="36"/>
+          <w:lang w:val="en-US" w:eastAsia="zh-CN"/>
+        </w:rPr>
+        <w:t xml:space="preserve">INPUT “Enter your name”; name$ </w:t>
+      </w:r>
+    </w:p>
+    <w:p>
+      <w:pPr>
+        <w:rPr>
+          <w:rFonts w:hint="default"/>
+          <w:b/>
+          <w:bCs/>
+          <w:sz w:val="36"/>
+          <w:szCs w:val="36"/>
+          <w:lang w:val="en-US" w:eastAsia="zh-CN"/>
+        </w:rPr>
+      </w:pPr>
+    </w:p>
+    <w:p>
+      <w:pPr>
+        <w:rPr>
+          <w:rFonts w:hint="default"/>
+          <w:b w:val="0"/>
+          <w:bCs w:val="0"/>
+          <w:sz w:val="36"/>
+          <w:szCs w:val="36"/>
+          <w:lang w:val="en-US" w:eastAsia="zh-CN"/>
+        </w:rPr>
+      </w:pPr>
+      <w:r>
+        <w:rPr>
+          <w:rFonts w:hint="default"/>
+          <w:b w:val="0"/>
+          <w:bCs w:val="0"/>
+          <w:sz w:val="36"/>
+          <w:szCs w:val="36"/>
+          <w:lang w:val="en-US" w:eastAsia="zh-CN"/>
+        </w:rPr>
+        <w:t>and the result will be the same.</w:t>
+      </w:r>
+    </w:p>
+    <w:p>
+      <w:pPr>
+        <w:rPr>
+          <w:rFonts w:hint="default"/>
+          <w:b w:val="0"/>
+          <w:bCs w:val="0"/>
+          <w:sz w:val="36"/>
+          <w:szCs w:val="36"/>
+          <w:lang w:val="en-US" w:eastAsia="zh-CN"/>
+        </w:rPr>
+      </w:pPr>
+    </w:p>
+    <w:p>
+      <w:pPr>
+        <w:rPr>
+          <w:rFonts w:hint="default"/>
+          <w:b w:val="0"/>
+          <w:bCs w:val="0"/>
+          <w:sz w:val="36"/>
+          <w:szCs w:val="36"/>
+          <w:lang w:val="en-US" w:eastAsia="zh-CN"/>
+        </w:rPr>
+      </w:pPr>
+    </w:p>
+    <w:p>
+      <w:pPr>
+        <w:jc w:val="center"/>
+        <w:rPr>
+          <w:rFonts w:hint="default"/>
+          <w:b/>
+          <w:bCs/>
+          <w:i/>
+          <w:iCs/>
+          <w:sz w:val="36"/>
+          <w:szCs w:val="36"/>
+          <w:u w:val="single"/>
+          <w:lang w:val="en-US" w:eastAsia="zh-CN"/>
+        </w:rPr>
+      </w:pPr>
+      <w:r>
+        <w:rPr>
+          <w:rFonts w:hint="default"/>
+          <w:b/>
+          <w:bCs/>
+          <w:i/>
+          <w:iCs/>
+          <w:sz w:val="36"/>
+          <w:szCs w:val="36"/>
+          <w:u w:val="single"/>
+          <w:lang w:val="en-US" w:eastAsia="zh-CN"/>
+        </w:rPr>
+        <w:t>GOTO</w:t>
+      </w:r>
+    </w:p>
+    <w:p>
+      <w:pPr>
+        <w:rPr>
+          <w:rFonts w:hint="default"/>
+          <w:b w:val="0"/>
+          <w:bCs w:val="0"/>
+          <w:sz w:val="36"/>
+          <w:szCs w:val="36"/>
+          <w:lang w:val="en-US" w:eastAsia="zh-CN"/>
+        </w:rPr>
+      </w:pPr>
+      <w:r>
+        <w:rPr>
+          <w:rFonts w:hint="default"/>
+          <w:b w:val="0"/>
+          <w:bCs w:val="0"/>
+          <w:sz w:val="36"/>
+          <w:szCs w:val="36"/>
+          <w:lang w:val="en-US" w:eastAsia="zh-CN"/>
+        </w:rPr>
+        <w:t xml:space="preserve">Quite often you don’t want the program to run exactly in the order you put the lines, from the first to the last. </w:t>
+      </w:r>
+    </w:p>
+    <w:p>
+      <w:pPr>
+        <w:rPr>
+          <w:rFonts w:hint="default"/>
+          <w:b w:val="0"/>
+          <w:bCs w:val="0"/>
+          <w:sz w:val="36"/>
+          <w:szCs w:val="36"/>
+          <w:lang w:val="en-US" w:eastAsia="zh-CN"/>
+        </w:rPr>
+      </w:pPr>
+      <w:r>
+        <w:rPr>
+          <w:rFonts w:hint="default"/>
+          <w:b w:val="0"/>
+          <w:bCs w:val="0"/>
+          <w:sz w:val="36"/>
+          <w:szCs w:val="36"/>
+          <w:lang w:val="en-US" w:eastAsia="zh-CN"/>
+        </w:rPr>
+        <w:t xml:space="preserve">Sometimes you want the program to jump to a particular line. For example, your program asks the user to guess a particular number: </w:t>
+      </w:r>
+    </w:p>
+    <w:p>
+      <w:pPr>
+        <w:rPr>
+          <w:rFonts w:hint="default"/>
+          <w:b w:val="0"/>
+          <w:bCs w:val="0"/>
+          <w:sz w:val="36"/>
+          <w:szCs w:val="36"/>
+          <w:lang w:val="en-US" w:eastAsia="zh-CN"/>
+        </w:rPr>
+      </w:pPr>
+      <w:r>
+        <w:rPr>
+          <w:rFonts w:hint="default"/>
+          <w:b w:val="0"/>
+          <w:bCs w:val="0"/>
+          <w:sz w:val="36"/>
+          <w:szCs w:val="36"/>
+          <w:lang w:val="en-US" w:eastAsia="zh-CN"/>
+        </w:rPr>
+        <w:t xml:space="preserve">~ ~ ~ ~  ‘some of the program here </w:t>
+      </w:r>
+    </w:p>
+    <w:p>
+      <w:pPr>
+        <w:rPr>
+          <w:rFonts w:hint="default"/>
+          <w:b/>
+          <w:bCs/>
+          <w:sz w:val="36"/>
+          <w:szCs w:val="36"/>
+          <w:lang w:val="en-US" w:eastAsia="zh-CN"/>
+        </w:rPr>
+      </w:pPr>
+      <w:r>
+        <w:rPr>
+          <w:rFonts w:hint="default"/>
+          <w:b/>
+          <w:bCs/>
+          <w:sz w:val="36"/>
+          <w:szCs w:val="36"/>
+          <w:lang w:val="en-US" w:eastAsia="zh-CN"/>
+        </w:rPr>
+        <w:t xml:space="preserve">INPUT “Guess the number”; n </w:t>
+      </w:r>
+    </w:p>
+    <w:p>
+      <w:pPr>
+        <w:rPr>
+          <w:rFonts w:hint="default"/>
+          <w:b w:val="0"/>
+          <w:bCs w:val="0"/>
+          <w:sz w:val="36"/>
+          <w:szCs w:val="36"/>
+          <w:lang w:val="en-US" w:eastAsia="zh-CN"/>
+        </w:rPr>
+      </w:pPr>
+      <w:r>
+        <w:rPr>
+          <w:rFonts w:hint="default"/>
+          <w:b w:val="0"/>
+          <w:bCs w:val="0"/>
+          <w:sz w:val="36"/>
+          <w:szCs w:val="36"/>
+          <w:lang w:val="en-US" w:eastAsia="zh-CN"/>
+        </w:rPr>
+        <w:t xml:space="preserve">~ ~ ~ ~ ‘some of the program there </w:t>
+      </w:r>
+    </w:p>
+    <w:p>
+      <w:pPr>
+        <w:rPr>
+          <w:rFonts w:hint="default"/>
+          <w:b w:val="0"/>
+          <w:bCs w:val="0"/>
+          <w:sz w:val="36"/>
+          <w:szCs w:val="36"/>
+          <w:lang w:val="en-US" w:eastAsia="zh-CN"/>
+        </w:rPr>
+      </w:pPr>
+    </w:p>
+    <w:p>
+      <w:pPr>
+        <w:rPr>
+          <w:rFonts w:hint="default"/>
+          <w:b w:val="0"/>
+          <w:bCs w:val="0"/>
+          <w:sz w:val="36"/>
+          <w:szCs w:val="36"/>
+          <w:lang w:val="en-US" w:eastAsia="zh-CN"/>
+        </w:rPr>
+      </w:pPr>
+      <w:r>
+        <w:rPr>
+          <w:rFonts w:hint="default"/>
+          <w:b w:val="0"/>
+          <w:bCs w:val="0"/>
+          <w:sz w:val="36"/>
+          <w:szCs w:val="36"/>
+          <w:lang w:val="en-US" w:eastAsia="zh-CN"/>
+        </w:rPr>
+        <w:t xml:space="preserve">The program then checks if the entered number is correct. But if the user gives the wrong answer, you may want to let him try again. So you use the command </w:t>
+      </w:r>
+      <w:r>
+        <w:rPr>
+          <w:rFonts w:hint="default"/>
+          <w:b/>
+          <w:bCs/>
+          <w:sz w:val="36"/>
+          <w:szCs w:val="36"/>
+          <w:lang w:val="en-US" w:eastAsia="zh-CN"/>
+        </w:rPr>
+        <w:t>GOTO</w:t>
+      </w:r>
+      <w:r>
+        <w:rPr>
+          <w:rFonts w:hint="default"/>
+          <w:b w:val="0"/>
+          <w:bCs w:val="0"/>
+          <w:sz w:val="36"/>
+          <w:szCs w:val="36"/>
+          <w:lang w:val="en-US" w:eastAsia="zh-CN"/>
+        </w:rPr>
+        <w:t xml:space="preserve">, which moves the program back to the line where the question is asked. But first, to show QBasic where to go, you must “label” that line with a number: </w:t>
+      </w:r>
+    </w:p>
+    <w:p>
+      <w:pPr>
+        <w:rPr>
+          <w:rFonts w:hint="default"/>
+          <w:b w:val="0"/>
+          <w:bCs w:val="0"/>
+          <w:sz w:val="36"/>
+          <w:szCs w:val="36"/>
+          <w:lang w:val="en-US" w:eastAsia="zh-CN"/>
+        </w:rPr>
+      </w:pPr>
+    </w:p>
+    <w:p>
+      <w:pPr>
+        <w:rPr>
+          <w:rFonts w:hint="default"/>
+          <w:b/>
+          <w:bCs/>
+          <w:sz w:val="36"/>
+          <w:szCs w:val="36"/>
+          <w:lang w:val="en-US" w:eastAsia="zh-CN"/>
+        </w:rPr>
+      </w:pPr>
+      <w:r>
+        <w:rPr>
+          <w:rFonts w:hint="default"/>
+          <w:b/>
+          <w:bCs/>
+          <w:sz w:val="36"/>
+          <w:szCs w:val="36"/>
+          <w:lang w:val="en-US" w:eastAsia="zh-CN"/>
+        </w:rPr>
+        <w:t>1 INPUT “Guess the number”; n</w:t>
+      </w:r>
+      <w:r>
+        <w:rPr>
+          <w:rFonts w:hint="default"/>
+          <w:b w:val="0"/>
+          <w:bCs w:val="0"/>
+          <w:sz w:val="36"/>
+          <w:szCs w:val="36"/>
+          <w:lang w:val="en-US" w:eastAsia="zh-CN"/>
+        </w:rPr>
+        <w:t xml:space="preserve"> </w:t>
+      </w:r>
+      <w:r>
+        <w:rPr>
+          <w:rFonts w:hint="default"/>
+          <w:b/>
+          <w:bCs/>
+          <w:sz w:val="36"/>
+          <w:szCs w:val="36"/>
+          <w:lang w:val="en-US" w:eastAsia="zh-CN"/>
+        </w:rPr>
+        <w:t xml:space="preserve">‘this line is labelled with number 1 </w:t>
+      </w:r>
+    </w:p>
+    <w:p>
+      <w:pPr>
+        <w:rPr>
+          <w:rFonts w:hint="default"/>
+          <w:b/>
+          <w:bCs/>
+          <w:sz w:val="36"/>
+          <w:szCs w:val="36"/>
+          <w:lang w:val="en-US" w:eastAsia="zh-CN"/>
+        </w:rPr>
+      </w:pPr>
+    </w:p>
+    <w:p>
+      <w:pPr>
+        <w:rPr>
+          <w:rFonts w:hint="default"/>
+          <w:b w:val="0"/>
+          <w:bCs w:val="0"/>
+          <w:sz w:val="36"/>
+          <w:szCs w:val="36"/>
+          <w:lang w:val="en-US" w:eastAsia="zh-CN"/>
+        </w:rPr>
+      </w:pPr>
+      <w:r>
+        <w:rPr>
+          <w:rFonts w:hint="default"/>
+          <w:b w:val="0"/>
+          <w:bCs w:val="0"/>
+          <w:sz w:val="36"/>
+          <w:szCs w:val="36"/>
+          <w:lang w:val="en-US" w:eastAsia="zh-CN"/>
+        </w:rPr>
+        <w:t xml:space="preserve">Then, when you want the program to return to that line, you type </w:t>
+      </w:r>
+    </w:p>
+    <w:p>
+      <w:pPr>
+        <w:rPr>
+          <w:rFonts w:hint="default"/>
+          <w:b w:val="0"/>
+          <w:bCs w:val="0"/>
+          <w:sz w:val="36"/>
+          <w:szCs w:val="36"/>
+          <w:lang w:val="en-US" w:eastAsia="zh-CN"/>
+        </w:rPr>
+      </w:pPr>
+    </w:p>
+    <w:p>
+      <w:pPr>
+        <w:rPr>
+          <w:rFonts w:hint="default"/>
+          <w:b/>
+          <w:bCs/>
+          <w:sz w:val="36"/>
+          <w:szCs w:val="36"/>
+          <w:lang w:val="en-US" w:eastAsia="zh-CN"/>
+        </w:rPr>
+      </w:pPr>
+      <w:r>
+        <w:rPr>
+          <w:rFonts w:hint="default"/>
+          <w:b/>
+          <w:bCs/>
+          <w:sz w:val="36"/>
+          <w:szCs w:val="36"/>
+          <w:lang w:val="en-US" w:eastAsia="zh-CN"/>
+        </w:rPr>
+        <w:t>GOTO 1</w:t>
+      </w:r>
+    </w:p>
+    <w:p>
+      <w:pPr>
+        <w:rPr>
+          <w:rFonts w:hint="default"/>
+          <w:b/>
+          <w:bCs/>
+          <w:sz w:val="36"/>
+          <w:szCs w:val="36"/>
+          <w:lang w:val="en-US" w:eastAsia="zh-CN"/>
+        </w:rPr>
+      </w:pPr>
+    </w:p>
+    <w:p>
+      <w:pPr>
+        <w:rPr>
+          <w:rFonts w:hint="default"/>
+          <w:b w:val="0"/>
+          <w:bCs w:val="0"/>
+          <w:sz w:val="36"/>
+          <w:szCs w:val="36"/>
+          <w:lang w:val="en-US" w:eastAsia="zh-CN"/>
+        </w:rPr>
+      </w:pPr>
+      <w:r>
+        <w:rPr>
+          <w:rFonts w:hint="default"/>
+          <w:b w:val="0"/>
+          <w:bCs w:val="0"/>
+          <w:sz w:val="36"/>
+          <w:szCs w:val="36"/>
+          <w:lang w:val="en-US" w:eastAsia="zh-CN"/>
+        </w:rPr>
+        <w:t xml:space="preserve">You can use </w:t>
+      </w:r>
+      <w:r>
+        <w:rPr>
+          <w:rFonts w:hint="default"/>
+          <w:b/>
+          <w:bCs/>
+          <w:sz w:val="36"/>
+          <w:szCs w:val="36"/>
+          <w:lang w:val="en-US" w:eastAsia="zh-CN"/>
+        </w:rPr>
+        <w:t xml:space="preserve">GOTO </w:t>
+      </w:r>
+      <w:r>
+        <w:rPr>
+          <w:rFonts w:hint="default"/>
+          <w:b w:val="0"/>
+          <w:bCs w:val="0"/>
+          <w:sz w:val="36"/>
+          <w:szCs w:val="36"/>
+          <w:lang w:val="en-US" w:eastAsia="zh-CN"/>
+        </w:rPr>
+        <w:t xml:space="preserve">to jump not only back but also forward, to any line you want. Always remember to </w:t>
+      </w:r>
+    </w:p>
+    <w:p>
+      <w:pPr>
+        <w:rPr>
+          <w:rFonts w:hint="default"/>
+          <w:b w:val="0"/>
+          <w:bCs w:val="0"/>
+          <w:sz w:val="36"/>
+          <w:szCs w:val="36"/>
+          <w:lang w:val="en-US" w:eastAsia="zh-CN"/>
+        </w:rPr>
+      </w:pPr>
+      <w:r>
+        <w:rPr>
+          <w:rFonts w:hint="default"/>
+          <w:b w:val="0"/>
+          <w:bCs w:val="0"/>
+          <w:sz w:val="36"/>
+          <w:szCs w:val="36"/>
+          <w:lang w:val="en-US" w:eastAsia="zh-CN"/>
+        </w:rPr>
+        <w:t xml:space="preserve">label that line. You can have more than one label, but in that case they should be different. </w:t>
+      </w:r>
+    </w:p>
+    <w:p>
+      <w:pPr>
+        <w:rPr>
+          <w:rFonts w:hint="default"/>
+          <w:b w:val="0"/>
+          <w:bCs w:val="0"/>
+          <w:sz w:val="36"/>
+          <w:szCs w:val="36"/>
+          <w:lang w:val="en-US" w:eastAsia="zh-CN"/>
+        </w:rPr>
+      </w:pPr>
+    </w:p>
+    <w:p>
+      <w:pPr>
+        <w:rPr>
+          <w:rFonts w:hint="default"/>
+          <w:b w:val="0"/>
+          <w:bCs w:val="0"/>
+          <w:sz w:val="36"/>
+          <w:szCs w:val="36"/>
+          <w:lang w:val="en-US" w:eastAsia="zh-CN"/>
+        </w:rPr>
+      </w:pPr>
+    </w:p>
+    <w:p>
+      <w:pPr>
+        <w:jc w:val="center"/>
+        <w:rPr>
+          <w:rFonts w:hint="default"/>
+          <w:b/>
+          <w:bCs/>
+          <w:sz w:val="36"/>
+          <w:szCs w:val="36"/>
+          <w:u w:val="single"/>
+          <w:lang w:val="en-US" w:eastAsia="zh-CN"/>
+        </w:rPr>
+      </w:pPr>
+      <w:r>
+        <w:rPr>
+          <w:rFonts w:hint="default"/>
+          <w:b/>
+          <w:bCs/>
+          <w:sz w:val="36"/>
+          <w:szCs w:val="36"/>
+          <w:u w:val="single"/>
+          <w:lang w:val="en-US" w:eastAsia="zh-CN"/>
+        </w:rPr>
+        <w:t>Chapter II</w:t>
+      </w:r>
+    </w:p>
+    <w:p>
+      <w:pPr>
+        <w:jc w:val="center"/>
+        <w:rPr>
+          <w:rFonts w:hint="default"/>
+          <w:b/>
+          <w:bCs/>
+          <w:sz w:val="36"/>
+          <w:szCs w:val="36"/>
+          <w:u w:val="single"/>
+          <w:lang w:val="en-US" w:eastAsia="zh-CN"/>
+        </w:rPr>
+      </w:pPr>
+      <w:r>
+        <w:rPr>
+          <w:rFonts w:hint="default"/>
+          <w:b/>
+          <w:bCs/>
+          <w:sz w:val="36"/>
+          <w:szCs w:val="36"/>
+          <w:u w:val="single"/>
+          <w:lang w:val="en-US" w:eastAsia="zh-CN"/>
+        </w:rPr>
+        <w:t>Mathematical Calculations</w:t>
+      </w:r>
+    </w:p>
+    <w:p>
+      <w:pPr>
+        <w:rPr>
+          <w:rFonts w:hint="default"/>
+          <w:b w:val="0"/>
+          <w:bCs w:val="0"/>
+          <w:sz w:val="36"/>
+          <w:szCs w:val="36"/>
+          <w:lang w:val="en-US" w:eastAsia="zh-CN"/>
+        </w:rPr>
+      </w:pPr>
+      <w:r>
+        <w:rPr>
+          <w:rFonts w:hint="default"/>
+          <w:b w:val="0"/>
+          <w:bCs w:val="0"/>
+          <w:sz w:val="36"/>
+          <w:szCs w:val="36"/>
+          <w:lang w:val="en-US" w:eastAsia="zh-CN"/>
+        </w:rPr>
+        <w:t xml:space="preserve">QBasic was obviously created for us to have fun, play games, draw nice graphics and even make </w:t>
+      </w:r>
+    </w:p>
+    <w:p>
+      <w:pPr>
+        <w:rPr>
+          <w:rFonts w:hint="default"/>
+          <w:b w:val="0"/>
+          <w:bCs w:val="0"/>
+          <w:sz w:val="36"/>
+          <w:szCs w:val="36"/>
+          <w:lang w:val="en-US" w:eastAsia="zh-CN"/>
+        </w:rPr>
+      </w:pPr>
+      <w:r>
+        <w:rPr>
+          <w:rFonts w:hint="default"/>
+          <w:b w:val="0"/>
+          <w:bCs w:val="0"/>
+          <w:sz w:val="36"/>
+          <w:szCs w:val="36"/>
+          <w:lang w:val="en-US" w:eastAsia="zh-CN"/>
+        </w:rPr>
+        <w:t xml:space="preserve">sounds. </w:t>
+      </w:r>
+    </w:p>
+    <w:p>
+      <w:pPr>
+        <w:rPr>
+          <w:rFonts w:hint="default"/>
+          <w:b w:val="0"/>
+          <w:bCs w:val="0"/>
+          <w:sz w:val="36"/>
+          <w:szCs w:val="36"/>
+          <w:lang w:val="en-US" w:eastAsia="zh-CN"/>
+        </w:rPr>
+      </w:pPr>
+      <w:r>
+        <w:rPr>
+          <w:rFonts w:hint="default"/>
+          <w:b w:val="0"/>
+          <w:bCs w:val="0"/>
+          <w:sz w:val="36"/>
+          <w:szCs w:val="36"/>
+          <w:lang w:val="en-US" w:eastAsia="zh-CN"/>
+        </w:rPr>
+        <w:t xml:space="preserve">But, as you might guess, nothing good comes without a bit of effort that has to be put in it. In the most </w:t>
+      </w:r>
+    </w:p>
+    <w:p>
+      <w:pPr>
+        <w:rPr>
+          <w:rFonts w:hint="default"/>
+          <w:b w:val="0"/>
+          <w:bCs w:val="0"/>
+          <w:sz w:val="36"/>
+          <w:szCs w:val="36"/>
+          <w:lang w:val="en-US" w:eastAsia="zh-CN"/>
+        </w:rPr>
+      </w:pPr>
+      <w:r>
+        <w:rPr>
+          <w:rFonts w:hint="default"/>
+          <w:b w:val="0"/>
+          <w:bCs w:val="0"/>
+          <w:sz w:val="36"/>
+          <w:szCs w:val="36"/>
+          <w:lang w:val="en-US" w:eastAsia="zh-CN"/>
+        </w:rPr>
+        <w:t xml:space="preserve">QBasic programs a bit of math has to be done. </w:t>
+      </w:r>
+    </w:p>
+    <w:p>
+      <w:pPr>
+        <w:rPr>
+          <w:rFonts w:hint="default"/>
+          <w:b w:val="0"/>
+          <w:bCs w:val="0"/>
+          <w:sz w:val="36"/>
+          <w:szCs w:val="36"/>
+          <w:lang w:val="en-US" w:eastAsia="zh-CN"/>
+        </w:rPr>
+      </w:pPr>
+      <w:r>
+        <w:rPr>
+          <w:rFonts w:hint="default"/>
+          <w:b w:val="0"/>
+          <w:bCs w:val="0"/>
+          <w:sz w:val="36"/>
+          <w:szCs w:val="36"/>
+          <w:lang w:val="en-US" w:eastAsia="zh-CN"/>
+        </w:rPr>
+        <w:t xml:space="preserve">The math… Doh! </w:t>
+      </w:r>
+    </w:p>
+    <w:p>
+      <w:pPr>
+        <w:rPr>
+          <w:rFonts w:hint="default"/>
+          <w:b w:val="0"/>
+          <w:bCs w:val="0"/>
+          <w:sz w:val="36"/>
+          <w:szCs w:val="36"/>
+          <w:lang w:val="en-US" w:eastAsia="zh-CN"/>
+        </w:rPr>
+      </w:pPr>
+      <w:r>
+        <w:rPr>
+          <w:rFonts w:hint="default"/>
+          <w:b w:val="0"/>
+          <w:bCs w:val="0"/>
+          <w:sz w:val="36"/>
+          <w:szCs w:val="36"/>
+          <w:lang w:val="en-US" w:eastAsia="zh-CN"/>
+        </w:rPr>
+        <w:t xml:space="preserve">If you hate mathematics, don’t worry. QBasic will do it all for you, you just need to know how to tell </w:t>
+      </w:r>
+    </w:p>
+    <w:p>
+      <w:pPr>
+        <w:rPr>
+          <w:rFonts w:hint="default"/>
+          <w:b w:val="0"/>
+          <w:bCs w:val="0"/>
+          <w:sz w:val="36"/>
+          <w:szCs w:val="36"/>
+          <w:lang w:val="en-US" w:eastAsia="zh-CN"/>
+        </w:rPr>
+      </w:pPr>
+      <w:r>
+        <w:rPr>
+          <w:rFonts w:hint="default"/>
+          <w:b w:val="0"/>
+          <w:bCs w:val="0"/>
+          <w:sz w:val="36"/>
+          <w:szCs w:val="36"/>
+          <w:lang w:val="en-US" w:eastAsia="zh-CN"/>
+        </w:rPr>
+        <w:t xml:space="preserve">QBasic to do that. </w:t>
+      </w:r>
+      <w:bookmarkStart w:id="0" w:name="_GoBack"/>
+      <w:bookmarkEnd w:id="0"/>
+    </w:p>
+    <w:p>
+      <w:pPr>
+        <w:rPr>
+          <w:rFonts w:hint="default"/>
+          <w:b w:val="0"/>
+          <w:bCs w:val="0"/>
+          <w:sz w:val="36"/>
+          <w:szCs w:val="36"/>
+          <w:lang w:val="en-US" w:eastAsia="zh-CN"/>
+        </w:rPr>
+      </w:pPr>
+    </w:p>
+    <w:p>
+      <w:pPr>
+        <w:rPr>
+          <w:rFonts w:hint="default"/>
+          <w:b w:val="0"/>
+          <w:bCs w:val="0"/>
+          <w:sz w:val="36"/>
+          <w:szCs w:val="36"/>
+          <w:lang w:val="en-US" w:eastAsia="zh-CN"/>
+        </w:rPr>
+      </w:pPr>
+      <w:r>
+        <w:rPr>
+          <w:rFonts w:hint="default"/>
+          <w:b w:val="0"/>
+          <w:bCs w:val="0"/>
+          <w:sz w:val="36"/>
+          <w:szCs w:val="36"/>
+          <w:lang w:val="en-US" w:eastAsia="zh-CN"/>
+        </w:rPr>
+        <w:t xml:space="preserve">QBasic can perform the following mathematical operations: </w:t>
+      </w:r>
+    </w:p>
+    <w:p>
+      <w:pPr>
+        <w:rPr>
+          <w:rFonts w:hint="default"/>
+          <w:b w:val="0"/>
+          <w:bCs w:val="0"/>
+          <w:sz w:val="36"/>
+          <w:szCs w:val="36"/>
+          <w:lang w:val="en-US" w:eastAsia="zh-CN"/>
+        </w:rPr>
+      </w:pPr>
+    </w:p>
+    <w:p>
+      <w:pPr>
+        <w:rPr>
+          <w:rFonts w:hint="default"/>
+          <w:b w:val="0"/>
+          <w:bCs w:val="0"/>
+          <w:sz w:val="36"/>
+          <w:szCs w:val="36"/>
+          <w:lang w:val="en-US" w:eastAsia="zh-CN"/>
+        </w:rPr>
+      </w:pPr>
+    </w:p>
+    <w:p>
+      <w:pPr>
+        <w:rPr>
+          <w:rFonts w:hint="default"/>
+          <w:b w:val="0"/>
+          <w:bCs w:val="0"/>
+          <w:sz w:val="36"/>
+          <w:szCs w:val="36"/>
+          <w:lang w:val="en-US" w:eastAsia="zh-CN"/>
+        </w:rPr>
+      </w:pPr>
     </w:p>
     <w:p>
       <w:pPr>
@@ -2048,6 +6012,87 @@
     </w:r>
   </w:p>
 </w:hdr>
+</file>
+
+<file path=word/numbering.xml><?xml version="1.0" encoding="utf-8"?>
+<w:numbering xmlns:wpc="http://schemas.microsoft.com/office/word/2010/wordprocessingCanvas" xmlns:mc="http://schemas.openxmlformats.org/markup-compatibility/2006" xmlns:o="urn:schemas-microsoft-com:office:office" xmlns:r="http://schemas.openxmlformats.org/officeDocument/2006/relationships" xmlns:m="http://schemas.openxmlformats.org/officeDocument/2006/math" xmlns:v="urn:schemas-microsoft-com:vml" xmlns:wp14="http://schemas.microsoft.com/office/word/2010/wordprocessingDrawing" xmlns:wp="http://schemas.openxmlformats.org/drawingml/2006/wordprocessingDrawing" xmlns:w10="urn:schemas-microsoft-com:office:word" xmlns:w="http://schemas.openxmlformats.org/wordprocessingml/2006/main" xmlns:w14="http://schemas.microsoft.com/office/word/2010/wordml" xmlns:wpg="http://schemas.microsoft.com/office/word/2010/wordprocessingGroup" xmlns:wpi="http://schemas.microsoft.com/office/word/2010/wordprocessingInk" xmlns:wne="http://schemas.microsoft.com/office/word/2006/wordml" xmlns:wps="http://schemas.microsoft.com/office/word/2010/wordprocessingShape" xmlns:wpsCustomData="http://www.wps.cn/officeDocument/2013/wpsCustomData" mc:Ignorable="w14 wp14">
+  <w:abstractNum w:abstractNumId="0">
+    <w:nsid w:val="9726C75C"/>
+    <w:multiLevelType w:val="singleLevel"/>
+    <w:tmpl w:val="9726C75C"/>
+    <w:lvl w:ilvl="0" w:tentative="0">
+      <w:start w:val="1"/>
+      <w:numFmt w:val="decimal"/>
+      <w:lvlText w:val="%1."/>
+      <w:lvlJc w:val="left"/>
+      <w:pPr>
+        <w:tabs>
+          <w:tab w:val="left" w:pos="425"/>
+        </w:tabs>
+        <w:ind w:left="425" w:leftChars="0" w:hanging="425" w:firstLineChars="0"/>
+      </w:pPr>
+      <w:rPr>
+        <w:rFonts w:hint="default"/>
+      </w:rPr>
+    </w:lvl>
+  </w:abstractNum>
+  <w:abstractNum w:abstractNumId="1">
+    <w:nsid w:val="2B4EFBC8"/>
+    <w:multiLevelType w:val="singleLevel"/>
+    <w:tmpl w:val="2B4EFBC8"/>
+    <w:lvl w:ilvl="0" w:tentative="0">
+      <w:start w:val="1"/>
+      <w:numFmt w:val="decimal"/>
+      <w:suff w:val="space"/>
+      <w:lvlText w:val="%1."/>
+      <w:lvlJc w:val="left"/>
+    </w:lvl>
+  </w:abstractNum>
+  <w:abstractNum w:abstractNumId="2">
+    <w:nsid w:val="3BD33CD7"/>
+    <w:multiLevelType w:val="singleLevel"/>
+    <w:tmpl w:val="3BD33CD7"/>
+    <w:lvl w:ilvl="0" w:tentative="0">
+      <w:start w:val="1"/>
+      <w:numFmt w:val="decimal"/>
+      <w:lvlText w:val="%1."/>
+      <w:lvlJc w:val="left"/>
+      <w:pPr>
+        <w:tabs>
+          <w:tab w:val="left" w:pos="425"/>
+        </w:tabs>
+        <w:ind w:left="425" w:leftChars="0" w:hanging="425" w:firstLineChars="0"/>
+      </w:pPr>
+      <w:rPr>
+        <w:rFonts w:hint="default"/>
+      </w:rPr>
+    </w:lvl>
+  </w:abstractNum>
+  <w:abstractNum w:abstractNumId="3">
+    <w:nsid w:val="57442C4C"/>
+    <w:multiLevelType w:val="singleLevel"/>
+    <w:tmpl w:val="57442C4C"/>
+    <w:lvl w:ilvl="0" w:tentative="0">
+      <w:start w:val="3"/>
+      <w:numFmt w:val="decimal"/>
+      <w:suff w:val="space"/>
+      <w:lvlText w:val="%1."/>
+      <w:lvlJc w:val="left"/>
+    </w:lvl>
+  </w:abstractNum>
+  <w:num w:numId="1">
+    <w:abstractNumId w:val="1"/>
+  </w:num>
+  <w:num w:numId="2">
+    <w:abstractNumId w:val="3"/>
+  </w:num>
+  <w:num w:numId="3">
+    <w:abstractNumId w:val="0"/>
+  </w:num>
+  <w:num w:numId="4">
+    <w:abstractNumId w:val="2"/>
+  </w:num>
+</w:numbering>
 </file>
 
 <file path=word/styles.xml><?xml version="1.0" encoding="utf-8"?>

--- a/assets/courses/QBASIC_SYNTAX.docx
+++ b/assets/courses/QBASIC_SYNTAX.docx
@@ -14,6 +14,8 @@
           <w:szCs w:val="18"/>
         </w:rPr>
       </w:pPr>
+      <w:bookmarkStart w:id="0" w:name="_GoBack"/>
+      <w:bookmarkEnd w:id="0"/>
       <w:r>
         <w:rPr>
           <w:rFonts w:ascii="Cambria" w:hAnsi="Cambria" w:eastAsia="Cambria" w:cs="Cambria"/>
@@ -189,6 +191,7 @@
     <w:p>
       <w:pPr>
         <w:numPr>
+          <w:ilvl w:val="0"/>
           <w:numId w:val="0"/>
         </w:numPr>
         <w:rPr>
@@ -418,6 +421,7 @@
     <w:p>
       <w:pPr>
         <w:numPr>
+          <w:ilvl w:val="0"/>
           <w:numId w:val="0"/>
         </w:numPr>
         <w:rPr>
@@ -867,6 +871,7 @@
     <w:p>
       <w:pPr>
         <w:numPr>
+          <w:ilvl w:val="0"/>
           <w:numId w:val="0"/>
         </w:numPr>
         <w:ind w:leftChars="0"/>
@@ -923,6 +928,7 @@
     <w:p>
       <w:pPr>
         <w:numPr>
+          <w:ilvl w:val="0"/>
           <w:numId w:val="0"/>
         </w:numPr>
         <w:ind w:leftChars="0"/>
@@ -2941,6 +2947,7 @@
     <w:p>
       <w:pPr>
         <w:numPr>
+          <w:ilvl w:val="0"/>
           <w:numId w:val="0"/>
         </w:numPr>
         <w:ind w:leftChars="0"/>
@@ -2988,6 +2995,7 @@
     <w:p>
       <w:pPr>
         <w:numPr>
+          <w:ilvl w:val="0"/>
           <w:numId w:val="0"/>
         </w:numPr>
         <w:ind w:leftChars="0"/>
@@ -3035,186 +3043,199 @@
     <w:p>
       <w:pPr>
         <w:numPr>
-          <w:numId w:val="0"/>
-        </w:numPr>
-        <w:rPr>
-          <w:rFonts w:hint="default"/>
-          <w:b w:val="0"/>
-          <w:bCs w:val="0"/>
-          <w:sz w:val="36"/>
-          <w:szCs w:val="36"/>
-          <w:lang w:val="en-US" w:eastAsia="zh-CN"/>
-        </w:rPr>
-      </w:pPr>
-    </w:p>
-    <w:p>
-      <w:pPr>
-        <w:numPr>
-          <w:numId w:val="0"/>
-        </w:numPr>
-        <w:rPr>
-          <w:rFonts w:hint="default"/>
-          <w:b w:val="0"/>
-          <w:bCs w:val="0"/>
-          <w:sz w:val="36"/>
-          <w:szCs w:val="36"/>
-          <w:lang w:val="en-US" w:eastAsia="zh-CN"/>
-        </w:rPr>
-      </w:pPr>
-    </w:p>
-    <w:p>
-      <w:pPr>
-        <w:numPr>
-          <w:numId w:val="0"/>
-        </w:numPr>
-        <w:rPr>
-          <w:rFonts w:hint="default"/>
-          <w:b w:val="0"/>
-          <w:bCs w:val="0"/>
-          <w:sz w:val="36"/>
-          <w:szCs w:val="36"/>
-          <w:lang w:val="en-US" w:eastAsia="zh-CN"/>
-        </w:rPr>
-      </w:pPr>
-    </w:p>
-    <w:p>
-      <w:pPr>
-        <w:numPr>
-          <w:numId w:val="0"/>
-        </w:numPr>
-        <w:rPr>
-          <w:rFonts w:hint="default"/>
-          <w:b w:val="0"/>
-          <w:bCs w:val="0"/>
-          <w:sz w:val="36"/>
-          <w:szCs w:val="36"/>
-          <w:lang w:val="en-US" w:eastAsia="zh-CN"/>
-        </w:rPr>
-      </w:pPr>
-    </w:p>
-    <w:p>
-      <w:pPr>
-        <w:numPr>
-          <w:numId w:val="0"/>
-        </w:numPr>
-        <w:rPr>
-          <w:rFonts w:hint="default"/>
-          <w:b w:val="0"/>
-          <w:bCs w:val="0"/>
-          <w:sz w:val="36"/>
-          <w:szCs w:val="36"/>
-          <w:lang w:val="en-US" w:eastAsia="zh-CN"/>
-        </w:rPr>
-      </w:pPr>
-    </w:p>
-    <w:p>
-      <w:pPr>
-        <w:numPr>
-          <w:numId w:val="0"/>
-        </w:numPr>
-        <w:rPr>
-          <w:rFonts w:hint="default"/>
-          <w:b w:val="0"/>
-          <w:bCs w:val="0"/>
-          <w:sz w:val="36"/>
-          <w:szCs w:val="36"/>
-          <w:lang w:val="en-US" w:eastAsia="zh-CN"/>
-        </w:rPr>
-      </w:pPr>
-    </w:p>
-    <w:p>
-      <w:pPr>
-        <w:numPr>
-          <w:numId w:val="0"/>
-        </w:numPr>
-        <w:rPr>
-          <w:rFonts w:hint="default"/>
-          <w:b w:val="0"/>
-          <w:bCs w:val="0"/>
-          <w:sz w:val="36"/>
-          <w:szCs w:val="36"/>
-          <w:lang w:val="en-US" w:eastAsia="zh-CN"/>
-        </w:rPr>
-      </w:pPr>
-    </w:p>
-    <w:p>
-      <w:pPr>
-        <w:numPr>
-          <w:numId w:val="0"/>
-        </w:numPr>
-        <w:rPr>
-          <w:rFonts w:hint="default"/>
-          <w:b w:val="0"/>
-          <w:bCs w:val="0"/>
-          <w:sz w:val="36"/>
-          <w:szCs w:val="36"/>
-          <w:lang w:val="en-US" w:eastAsia="zh-CN"/>
-        </w:rPr>
-      </w:pPr>
-    </w:p>
-    <w:p>
-      <w:pPr>
-        <w:numPr>
-          <w:numId w:val="0"/>
-        </w:numPr>
-        <w:rPr>
-          <w:rFonts w:hint="default"/>
-          <w:b w:val="0"/>
-          <w:bCs w:val="0"/>
-          <w:sz w:val="36"/>
-          <w:szCs w:val="36"/>
-          <w:lang w:val="en-US" w:eastAsia="zh-CN"/>
-        </w:rPr>
-      </w:pPr>
-    </w:p>
-    <w:p>
-      <w:pPr>
-        <w:numPr>
-          <w:numId w:val="0"/>
-        </w:numPr>
-        <w:rPr>
-          <w:rFonts w:hint="default"/>
-          <w:b w:val="0"/>
-          <w:bCs w:val="0"/>
-          <w:sz w:val="36"/>
-          <w:szCs w:val="36"/>
-          <w:lang w:val="en-US" w:eastAsia="zh-CN"/>
-        </w:rPr>
-      </w:pPr>
-    </w:p>
-    <w:p>
-      <w:pPr>
-        <w:numPr>
-          <w:numId w:val="0"/>
-        </w:numPr>
-        <w:rPr>
-          <w:rFonts w:hint="default"/>
-          <w:b w:val="0"/>
-          <w:bCs w:val="0"/>
-          <w:sz w:val="36"/>
-          <w:szCs w:val="36"/>
-          <w:lang w:val="en-US" w:eastAsia="zh-CN"/>
-        </w:rPr>
-      </w:pPr>
-    </w:p>
-    <w:p>
-      <w:pPr>
-        <w:numPr>
-          <w:numId w:val="0"/>
-        </w:numPr>
-        <w:rPr>
-          <w:rFonts w:hint="default"/>
-          <w:b w:val="0"/>
-          <w:bCs w:val="0"/>
-          <w:sz w:val="36"/>
-          <w:szCs w:val="36"/>
-          <w:lang w:val="en-US" w:eastAsia="zh-CN"/>
-        </w:rPr>
-      </w:pPr>
-    </w:p>
-    <w:p>
-      <w:pPr>
-        <w:numPr>
+          <w:ilvl w:val="0"/>
+          <w:numId w:val="0"/>
+        </w:numPr>
+        <w:rPr>
+          <w:rFonts w:hint="default"/>
+          <w:b w:val="0"/>
+          <w:bCs w:val="0"/>
+          <w:sz w:val="36"/>
+          <w:szCs w:val="36"/>
+          <w:lang w:val="en-US" w:eastAsia="zh-CN"/>
+        </w:rPr>
+      </w:pPr>
+    </w:p>
+    <w:p>
+      <w:pPr>
+        <w:numPr>
+          <w:ilvl w:val="0"/>
+          <w:numId w:val="0"/>
+        </w:numPr>
+        <w:rPr>
+          <w:rFonts w:hint="default"/>
+          <w:b w:val="0"/>
+          <w:bCs w:val="0"/>
+          <w:sz w:val="36"/>
+          <w:szCs w:val="36"/>
+          <w:lang w:val="en-US" w:eastAsia="zh-CN"/>
+        </w:rPr>
+      </w:pPr>
+    </w:p>
+    <w:p>
+      <w:pPr>
+        <w:numPr>
+          <w:ilvl w:val="0"/>
+          <w:numId w:val="0"/>
+        </w:numPr>
+        <w:rPr>
+          <w:rFonts w:hint="default"/>
+          <w:b w:val="0"/>
+          <w:bCs w:val="0"/>
+          <w:sz w:val="36"/>
+          <w:szCs w:val="36"/>
+          <w:lang w:val="en-US" w:eastAsia="zh-CN"/>
+        </w:rPr>
+      </w:pPr>
+    </w:p>
+    <w:p>
+      <w:pPr>
+        <w:numPr>
+          <w:ilvl w:val="0"/>
+          <w:numId w:val="0"/>
+        </w:numPr>
+        <w:rPr>
+          <w:rFonts w:hint="default"/>
+          <w:b w:val="0"/>
+          <w:bCs w:val="0"/>
+          <w:sz w:val="36"/>
+          <w:szCs w:val="36"/>
+          <w:lang w:val="en-US" w:eastAsia="zh-CN"/>
+        </w:rPr>
+      </w:pPr>
+    </w:p>
+    <w:p>
+      <w:pPr>
+        <w:numPr>
+          <w:ilvl w:val="0"/>
+          <w:numId w:val="0"/>
+        </w:numPr>
+        <w:rPr>
+          <w:rFonts w:hint="default"/>
+          <w:b w:val="0"/>
+          <w:bCs w:val="0"/>
+          <w:sz w:val="36"/>
+          <w:szCs w:val="36"/>
+          <w:lang w:val="en-US" w:eastAsia="zh-CN"/>
+        </w:rPr>
+      </w:pPr>
+    </w:p>
+    <w:p>
+      <w:pPr>
+        <w:numPr>
+          <w:ilvl w:val="0"/>
+          <w:numId w:val="0"/>
+        </w:numPr>
+        <w:rPr>
+          <w:rFonts w:hint="default"/>
+          <w:b w:val="0"/>
+          <w:bCs w:val="0"/>
+          <w:sz w:val="36"/>
+          <w:szCs w:val="36"/>
+          <w:lang w:val="en-US" w:eastAsia="zh-CN"/>
+        </w:rPr>
+      </w:pPr>
+    </w:p>
+    <w:p>
+      <w:pPr>
+        <w:numPr>
+          <w:ilvl w:val="0"/>
+          <w:numId w:val="0"/>
+        </w:numPr>
+        <w:rPr>
+          <w:rFonts w:hint="default"/>
+          <w:b w:val="0"/>
+          <w:bCs w:val="0"/>
+          <w:sz w:val="36"/>
+          <w:szCs w:val="36"/>
+          <w:lang w:val="en-US" w:eastAsia="zh-CN"/>
+        </w:rPr>
+      </w:pPr>
+    </w:p>
+    <w:p>
+      <w:pPr>
+        <w:numPr>
+          <w:ilvl w:val="0"/>
+          <w:numId w:val="0"/>
+        </w:numPr>
+        <w:rPr>
+          <w:rFonts w:hint="default"/>
+          <w:b w:val="0"/>
+          <w:bCs w:val="0"/>
+          <w:sz w:val="36"/>
+          <w:szCs w:val="36"/>
+          <w:lang w:val="en-US" w:eastAsia="zh-CN"/>
+        </w:rPr>
+      </w:pPr>
+    </w:p>
+    <w:p>
+      <w:pPr>
+        <w:numPr>
+          <w:ilvl w:val="0"/>
+          <w:numId w:val="0"/>
+        </w:numPr>
+        <w:rPr>
+          <w:rFonts w:hint="default"/>
+          <w:b w:val="0"/>
+          <w:bCs w:val="0"/>
+          <w:sz w:val="36"/>
+          <w:szCs w:val="36"/>
+          <w:lang w:val="en-US" w:eastAsia="zh-CN"/>
+        </w:rPr>
+      </w:pPr>
+    </w:p>
+    <w:p>
+      <w:pPr>
+        <w:numPr>
+          <w:ilvl w:val="0"/>
+          <w:numId w:val="0"/>
+        </w:numPr>
+        <w:rPr>
+          <w:rFonts w:hint="default"/>
+          <w:b w:val="0"/>
+          <w:bCs w:val="0"/>
+          <w:sz w:val="36"/>
+          <w:szCs w:val="36"/>
+          <w:lang w:val="en-US" w:eastAsia="zh-CN"/>
+        </w:rPr>
+      </w:pPr>
+    </w:p>
+    <w:p>
+      <w:pPr>
+        <w:numPr>
+          <w:ilvl w:val="0"/>
+          <w:numId w:val="0"/>
+        </w:numPr>
+        <w:rPr>
+          <w:rFonts w:hint="default"/>
+          <w:b w:val="0"/>
+          <w:bCs w:val="0"/>
+          <w:sz w:val="36"/>
+          <w:szCs w:val="36"/>
+          <w:lang w:val="en-US" w:eastAsia="zh-CN"/>
+        </w:rPr>
+      </w:pPr>
+    </w:p>
+    <w:p>
+      <w:pPr>
+        <w:numPr>
+          <w:ilvl w:val="0"/>
+          <w:numId w:val="0"/>
+        </w:numPr>
+        <w:rPr>
+          <w:rFonts w:hint="default"/>
+          <w:b w:val="0"/>
+          <w:bCs w:val="0"/>
+          <w:sz w:val="36"/>
+          <w:szCs w:val="36"/>
+          <w:lang w:val="en-US" w:eastAsia="zh-CN"/>
+        </w:rPr>
+      </w:pPr>
+    </w:p>
+    <w:p>
+      <w:pPr>
+        <w:numPr>
+          <w:ilvl w:val="0"/>
           <w:numId w:val="0"/>
         </w:numPr>
         <w:jc w:val="center"/>
@@ -3244,6 +3265,7 @@
     <w:p>
       <w:pPr>
         <w:numPr>
+          <w:ilvl w:val="0"/>
           <w:numId w:val="0"/>
         </w:numPr>
         <w:jc w:val="center"/>
@@ -3261,6 +3283,7 @@
     <w:p>
       <w:pPr>
         <w:numPr>
+          <w:ilvl w:val="0"/>
           <w:numId w:val="0"/>
         </w:numPr>
         <w:rPr>
@@ -3287,21 +3310,23 @@
     <w:p>
       <w:pPr>
         <w:numPr>
-          <w:numId w:val="0"/>
-        </w:numPr>
-        <w:rPr>
-          <w:rFonts w:hint="default"/>
-          <w:b w:val="0"/>
-          <w:bCs w:val="0"/>
-          <w:sz w:val="36"/>
-          <w:szCs w:val="36"/>
-          <w:lang w:val="en-US" w:eastAsia="zh-CN"/>
-        </w:rPr>
-      </w:pPr>
-    </w:p>
-    <w:p>
-      <w:pPr>
-        <w:numPr>
+          <w:ilvl w:val="0"/>
+          <w:numId w:val="0"/>
+        </w:numPr>
+        <w:rPr>
+          <w:rFonts w:hint="default"/>
+          <w:b w:val="0"/>
+          <w:bCs w:val="0"/>
+          <w:sz w:val="36"/>
+          <w:szCs w:val="36"/>
+          <w:lang w:val="en-US" w:eastAsia="zh-CN"/>
+        </w:rPr>
+      </w:pPr>
+    </w:p>
+    <w:p>
+      <w:pPr>
+        <w:numPr>
+          <w:ilvl w:val="0"/>
           <w:numId w:val="0"/>
         </w:numPr>
         <w:rPr>
@@ -3352,6 +3377,7 @@
     <w:p>
       <w:pPr>
         <w:numPr>
+          <w:ilvl w:val="0"/>
           <w:numId w:val="0"/>
         </w:numPr>
         <w:rPr>
@@ -3378,21 +3404,23 @@
     <w:p>
       <w:pPr>
         <w:numPr>
-          <w:numId w:val="0"/>
-        </w:numPr>
-        <w:rPr>
-          <w:rFonts w:hint="default"/>
-          <w:b w:val="0"/>
-          <w:bCs w:val="0"/>
-          <w:sz w:val="36"/>
-          <w:szCs w:val="36"/>
-          <w:lang w:val="en-US" w:eastAsia="zh-CN"/>
-        </w:rPr>
-      </w:pPr>
-    </w:p>
-    <w:p>
-      <w:pPr>
-        <w:numPr>
+          <w:ilvl w:val="0"/>
+          <w:numId w:val="0"/>
+        </w:numPr>
+        <w:rPr>
+          <w:rFonts w:hint="default"/>
+          <w:b w:val="0"/>
+          <w:bCs w:val="0"/>
+          <w:sz w:val="36"/>
+          <w:szCs w:val="36"/>
+          <w:lang w:val="en-US" w:eastAsia="zh-CN"/>
+        </w:rPr>
+      </w:pPr>
+    </w:p>
+    <w:p>
+      <w:pPr>
+        <w:numPr>
+          <w:ilvl w:val="0"/>
           <w:numId w:val="0"/>
         </w:numPr>
         <w:rPr>
@@ -3432,6 +3460,7 @@
     <w:p>
       <w:pPr>
         <w:numPr>
+          <w:ilvl w:val="0"/>
           <w:numId w:val="0"/>
         </w:numPr>
         <w:rPr>
@@ -3458,21 +3487,23 @@
     <w:p>
       <w:pPr>
         <w:numPr>
-          <w:numId w:val="0"/>
-        </w:numPr>
-        <w:rPr>
-          <w:rFonts w:hint="default"/>
-          <w:b w:val="0"/>
-          <w:bCs w:val="0"/>
-          <w:sz w:val="36"/>
-          <w:szCs w:val="36"/>
-          <w:lang w:val="en-US" w:eastAsia="zh-CN"/>
-        </w:rPr>
-      </w:pPr>
-    </w:p>
-    <w:p>
-      <w:pPr>
-        <w:numPr>
+          <w:ilvl w:val="0"/>
+          <w:numId w:val="0"/>
+        </w:numPr>
+        <w:rPr>
+          <w:rFonts w:hint="default"/>
+          <w:b w:val="0"/>
+          <w:bCs w:val="0"/>
+          <w:sz w:val="36"/>
+          <w:szCs w:val="36"/>
+          <w:lang w:val="en-US" w:eastAsia="zh-CN"/>
+        </w:rPr>
+      </w:pPr>
+    </w:p>
+    <w:p>
+      <w:pPr>
+        <w:numPr>
+          <w:ilvl w:val="0"/>
           <w:numId w:val="0"/>
         </w:numPr>
         <w:rPr>
@@ -3512,6 +3543,7 @@
     <w:p>
       <w:pPr>
         <w:numPr>
+          <w:ilvl w:val="0"/>
           <w:numId w:val="0"/>
         </w:numPr>
         <w:rPr>
@@ -3538,36 +3570,39 @@
     <w:p>
       <w:pPr>
         <w:numPr>
-          <w:numId w:val="0"/>
-        </w:numPr>
-        <w:rPr>
-          <w:rFonts w:hint="default"/>
-          <w:b w:val="0"/>
-          <w:bCs w:val="0"/>
-          <w:sz w:val="36"/>
-          <w:szCs w:val="36"/>
-          <w:lang w:val="en-US" w:eastAsia="zh-CN"/>
-        </w:rPr>
-      </w:pPr>
-    </w:p>
-    <w:p>
-      <w:pPr>
-        <w:numPr>
-          <w:numId w:val="0"/>
-        </w:numPr>
-        <w:rPr>
-          <w:rFonts w:hint="default"/>
-          <w:b w:val="0"/>
-          <w:bCs w:val="0"/>
-          <w:sz w:val="36"/>
-          <w:szCs w:val="36"/>
-          <w:lang w:val="en-US" w:eastAsia="zh-CN"/>
-        </w:rPr>
-      </w:pPr>
-    </w:p>
-    <w:p>
-      <w:pPr>
-        <w:numPr>
+          <w:ilvl w:val="0"/>
+          <w:numId w:val="0"/>
+        </w:numPr>
+        <w:rPr>
+          <w:rFonts w:hint="default"/>
+          <w:b w:val="0"/>
+          <w:bCs w:val="0"/>
+          <w:sz w:val="36"/>
+          <w:szCs w:val="36"/>
+          <w:lang w:val="en-US" w:eastAsia="zh-CN"/>
+        </w:rPr>
+      </w:pPr>
+    </w:p>
+    <w:p>
+      <w:pPr>
+        <w:numPr>
+          <w:ilvl w:val="0"/>
+          <w:numId w:val="0"/>
+        </w:numPr>
+        <w:rPr>
+          <w:rFonts w:hint="default"/>
+          <w:b w:val="0"/>
+          <w:bCs w:val="0"/>
+          <w:sz w:val="36"/>
+          <w:szCs w:val="36"/>
+          <w:lang w:val="en-US" w:eastAsia="zh-CN"/>
+        </w:rPr>
+      </w:pPr>
+    </w:p>
+    <w:p>
+      <w:pPr>
+        <w:numPr>
+          <w:ilvl w:val="0"/>
           <w:numId w:val="0"/>
         </w:numPr>
         <w:rPr>
@@ -3618,6 +3653,7 @@
     <w:p>
       <w:pPr>
         <w:numPr>
+          <w:ilvl w:val="0"/>
           <w:numId w:val="0"/>
         </w:numPr>
         <w:rPr>
@@ -3644,6 +3680,7 @@
     <w:p>
       <w:pPr>
         <w:numPr>
+          <w:ilvl w:val="0"/>
           <w:numId w:val="0"/>
         </w:numPr>
         <w:rPr>
@@ -3670,21 +3707,23 @@
     <w:p>
       <w:pPr>
         <w:numPr>
-          <w:numId w:val="0"/>
-        </w:numPr>
-        <w:rPr>
-          <w:rFonts w:hint="default"/>
-          <w:b w:val="0"/>
-          <w:bCs w:val="0"/>
-          <w:sz w:val="36"/>
-          <w:szCs w:val="36"/>
-          <w:lang w:val="en-US" w:eastAsia="zh-CN"/>
-        </w:rPr>
-      </w:pPr>
-    </w:p>
-    <w:p>
-      <w:pPr>
-        <w:numPr>
+          <w:ilvl w:val="0"/>
+          <w:numId w:val="0"/>
+        </w:numPr>
+        <w:rPr>
+          <w:rFonts w:hint="default"/>
+          <w:b w:val="0"/>
+          <w:bCs w:val="0"/>
+          <w:sz w:val="36"/>
+          <w:szCs w:val="36"/>
+          <w:lang w:val="en-US" w:eastAsia="zh-CN"/>
+        </w:rPr>
+      </w:pPr>
+    </w:p>
+    <w:p>
+      <w:pPr>
+        <w:numPr>
+          <w:ilvl w:val="0"/>
           <w:numId w:val="0"/>
         </w:numPr>
         <w:rPr>
@@ -3724,6 +3763,7 @@
     <w:p>
       <w:pPr>
         <w:numPr>
+          <w:ilvl w:val="0"/>
           <w:numId w:val="0"/>
         </w:numPr>
         <w:rPr>
@@ -3750,6 +3790,7 @@
     <w:p>
       <w:pPr>
         <w:numPr>
+          <w:ilvl w:val="0"/>
           <w:numId w:val="0"/>
         </w:numPr>
         <w:rPr>
@@ -3789,6 +3830,7 @@
     <w:p>
       <w:pPr>
         <w:numPr>
+          <w:ilvl w:val="0"/>
           <w:numId w:val="0"/>
         </w:numPr>
         <w:rPr>
@@ -3815,36 +3857,39 @@
     <w:p>
       <w:pPr>
         <w:numPr>
-          <w:numId w:val="0"/>
-        </w:numPr>
-        <w:rPr>
-          <w:rFonts w:hint="default"/>
-          <w:b w:val="0"/>
-          <w:bCs w:val="0"/>
-          <w:sz w:val="36"/>
-          <w:szCs w:val="36"/>
-          <w:lang w:val="en-US" w:eastAsia="zh-CN"/>
-        </w:rPr>
-      </w:pPr>
-    </w:p>
-    <w:p>
-      <w:pPr>
-        <w:numPr>
-          <w:numId w:val="0"/>
-        </w:numPr>
-        <w:rPr>
-          <w:rFonts w:hint="default"/>
-          <w:b w:val="0"/>
-          <w:bCs w:val="0"/>
-          <w:sz w:val="36"/>
-          <w:szCs w:val="36"/>
-          <w:lang w:val="en-US" w:eastAsia="zh-CN"/>
-        </w:rPr>
-      </w:pPr>
-    </w:p>
-    <w:p>
-      <w:pPr>
-        <w:numPr>
+          <w:ilvl w:val="0"/>
+          <w:numId w:val="0"/>
+        </w:numPr>
+        <w:rPr>
+          <w:rFonts w:hint="default"/>
+          <w:b w:val="0"/>
+          <w:bCs w:val="0"/>
+          <w:sz w:val="36"/>
+          <w:szCs w:val="36"/>
+          <w:lang w:val="en-US" w:eastAsia="zh-CN"/>
+        </w:rPr>
+      </w:pPr>
+    </w:p>
+    <w:p>
+      <w:pPr>
+        <w:numPr>
+          <w:ilvl w:val="0"/>
+          <w:numId w:val="0"/>
+        </w:numPr>
+        <w:rPr>
+          <w:rFonts w:hint="default"/>
+          <w:b w:val="0"/>
+          <w:bCs w:val="0"/>
+          <w:sz w:val="36"/>
+          <w:szCs w:val="36"/>
+          <w:lang w:val="en-US" w:eastAsia="zh-CN"/>
+        </w:rPr>
+      </w:pPr>
+    </w:p>
+    <w:p>
+      <w:pPr>
+        <w:numPr>
+          <w:ilvl w:val="0"/>
           <w:numId w:val="0"/>
         </w:numPr>
         <w:jc w:val="center"/>
@@ -3874,21 +3919,23 @@
     <w:p>
       <w:pPr>
         <w:numPr>
-          <w:numId w:val="0"/>
-        </w:numPr>
-        <w:rPr>
-          <w:rFonts w:hint="default"/>
-          <w:b w:val="0"/>
-          <w:bCs w:val="0"/>
-          <w:sz w:val="36"/>
-          <w:szCs w:val="36"/>
-          <w:lang w:val="en-US" w:eastAsia="zh-CN"/>
-        </w:rPr>
-      </w:pPr>
-    </w:p>
-    <w:p>
-      <w:pPr>
-        <w:numPr>
+          <w:ilvl w:val="0"/>
+          <w:numId w:val="0"/>
+        </w:numPr>
+        <w:rPr>
+          <w:rFonts w:hint="default"/>
+          <w:b w:val="0"/>
+          <w:bCs w:val="0"/>
+          <w:sz w:val="36"/>
+          <w:szCs w:val="36"/>
+          <w:lang w:val="en-US" w:eastAsia="zh-CN"/>
+        </w:rPr>
+      </w:pPr>
+    </w:p>
+    <w:p>
+      <w:pPr>
+        <w:numPr>
+          <w:ilvl w:val="0"/>
           <w:numId w:val="0"/>
         </w:numPr>
         <w:rPr>
@@ -3915,21 +3962,23 @@
     <w:p>
       <w:pPr>
         <w:numPr>
-          <w:numId w:val="0"/>
-        </w:numPr>
-        <w:rPr>
-          <w:rFonts w:hint="default"/>
-          <w:b w:val="0"/>
-          <w:bCs w:val="0"/>
-          <w:sz w:val="36"/>
-          <w:szCs w:val="36"/>
-          <w:lang w:val="en-US" w:eastAsia="zh-CN"/>
-        </w:rPr>
-      </w:pPr>
-    </w:p>
-    <w:p>
-      <w:pPr>
-        <w:numPr>
+          <w:ilvl w:val="0"/>
+          <w:numId w:val="0"/>
+        </w:numPr>
+        <w:rPr>
+          <w:rFonts w:hint="default"/>
+          <w:b w:val="0"/>
+          <w:bCs w:val="0"/>
+          <w:sz w:val="36"/>
+          <w:szCs w:val="36"/>
+          <w:lang w:val="en-US" w:eastAsia="zh-CN"/>
+        </w:rPr>
+      </w:pPr>
+    </w:p>
+    <w:p>
+      <w:pPr>
+        <w:numPr>
+          <w:ilvl w:val="0"/>
           <w:numId w:val="0"/>
         </w:numPr>
         <w:rPr>
@@ -3956,6 +4005,7 @@
     <w:p>
       <w:pPr>
         <w:numPr>
+          <w:ilvl w:val="0"/>
           <w:numId w:val="0"/>
         </w:numPr>
         <w:rPr>
@@ -3982,21 +4032,23 @@
     <w:p>
       <w:pPr>
         <w:numPr>
-          <w:numId w:val="0"/>
-        </w:numPr>
-        <w:rPr>
-          <w:rFonts w:hint="default"/>
-          <w:b w:val="0"/>
-          <w:bCs w:val="0"/>
-          <w:sz w:val="36"/>
-          <w:szCs w:val="36"/>
-          <w:lang w:val="en-US" w:eastAsia="zh-CN"/>
-        </w:rPr>
-      </w:pPr>
-    </w:p>
-    <w:p>
-      <w:pPr>
-        <w:numPr>
+          <w:ilvl w:val="0"/>
+          <w:numId w:val="0"/>
+        </w:numPr>
+        <w:rPr>
+          <w:rFonts w:hint="default"/>
+          <w:b w:val="0"/>
+          <w:bCs w:val="0"/>
+          <w:sz w:val="36"/>
+          <w:szCs w:val="36"/>
+          <w:lang w:val="en-US" w:eastAsia="zh-CN"/>
+        </w:rPr>
+      </w:pPr>
+    </w:p>
+    <w:p>
+      <w:pPr>
+        <w:numPr>
+          <w:ilvl w:val="0"/>
           <w:numId w:val="0"/>
         </w:numPr>
         <w:rPr>
@@ -4036,6 +4088,7 @@
     <w:p>
       <w:pPr>
         <w:numPr>
+          <w:ilvl w:val="0"/>
           <w:numId w:val="0"/>
         </w:numPr>
         <w:rPr>
@@ -4062,6 +4115,7 @@
     <w:p>
       <w:pPr>
         <w:numPr>
+          <w:ilvl w:val="0"/>
           <w:numId w:val="0"/>
         </w:numPr>
         <w:rPr>
@@ -4088,21 +4142,23 @@
     <w:p>
       <w:pPr>
         <w:numPr>
-          <w:numId w:val="0"/>
-        </w:numPr>
-        <w:rPr>
-          <w:rFonts w:hint="default"/>
-          <w:b w:val="0"/>
-          <w:bCs w:val="0"/>
-          <w:sz w:val="36"/>
-          <w:szCs w:val="36"/>
-          <w:lang w:val="en-US" w:eastAsia="zh-CN"/>
-        </w:rPr>
-      </w:pPr>
-    </w:p>
-    <w:p>
-      <w:pPr>
-        <w:numPr>
+          <w:ilvl w:val="0"/>
+          <w:numId w:val="0"/>
+        </w:numPr>
+        <w:rPr>
+          <w:rFonts w:hint="default"/>
+          <w:b w:val="0"/>
+          <w:bCs w:val="0"/>
+          <w:sz w:val="36"/>
+          <w:szCs w:val="36"/>
+          <w:lang w:val="en-US" w:eastAsia="zh-CN"/>
+        </w:rPr>
+      </w:pPr>
+    </w:p>
+    <w:p>
+      <w:pPr>
+        <w:numPr>
+          <w:ilvl w:val="0"/>
           <w:numId w:val="0"/>
         </w:numPr>
         <w:rPr>
@@ -4129,21 +4185,23 @@
     <w:p>
       <w:pPr>
         <w:numPr>
-          <w:numId w:val="0"/>
-        </w:numPr>
-        <w:rPr>
-          <w:rFonts w:hint="default"/>
-          <w:b w:val="0"/>
-          <w:bCs w:val="0"/>
-          <w:sz w:val="36"/>
-          <w:szCs w:val="36"/>
-          <w:lang w:val="en-US" w:eastAsia="zh-CN"/>
-        </w:rPr>
-      </w:pPr>
-    </w:p>
-    <w:p>
-      <w:pPr>
-        <w:numPr>
+          <w:ilvl w:val="0"/>
+          <w:numId w:val="0"/>
+        </w:numPr>
+        <w:rPr>
+          <w:rFonts w:hint="default"/>
+          <w:b w:val="0"/>
+          <w:bCs w:val="0"/>
+          <w:sz w:val="36"/>
+          <w:szCs w:val="36"/>
+          <w:lang w:val="en-US" w:eastAsia="zh-CN"/>
+        </w:rPr>
+      </w:pPr>
+    </w:p>
+    <w:p>
+      <w:pPr>
+        <w:numPr>
+          <w:ilvl w:val="0"/>
           <w:numId w:val="0"/>
         </w:numPr>
         <w:rPr>
@@ -4170,21 +4228,23 @@
     <w:p>
       <w:pPr>
         <w:numPr>
-          <w:numId w:val="0"/>
-        </w:numPr>
-        <w:rPr>
-          <w:rFonts w:hint="default"/>
-          <w:b w:val="0"/>
-          <w:bCs w:val="0"/>
-          <w:sz w:val="36"/>
-          <w:szCs w:val="36"/>
-          <w:lang w:val="en-US" w:eastAsia="zh-CN"/>
-        </w:rPr>
-      </w:pPr>
-    </w:p>
-    <w:p>
-      <w:pPr>
-        <w:numPr>
+          <w:ilvl w:val="0"/>
+          <w:numId w:val="0"/>
+        </w:numPr>
+        <w:rPr>
+          <w:rFonts w:hint="default"/>
+          <w:b w:val="0"/>
+          <w:bCs w:val="0"/>
+          <w:sz w:val="36"/>
+          <w:szCs w:val="36"/>
+          <w:lang w:val="en-US" w:eastAsia="zh-CN"/>
+        </w:rPr>
+      </w:pPr>
+    </w:p>
+    <w:p>
+      <w:pPr>
+        <w:numPr>
+          <w:ilvl w:val="0"/>
           <w:numId w:val="0"/>
         </w:numPr>
         <w:rPr>
@@ -4224,6 +4284,7 @@
     <w:p>
       <w:pPr>
         <w:numPr>
+          <w:ilvl w:val="0"/>
           <w:numId w:val="0"/>
         </w:numPr>
         <w:rPr>
@@ -4250,6 +4311,7 @@
     <w:p>
       <w:pPr>
         <w:numPr>
+          <w:ilvl w:val="0"/>
           <w:numId w:val="0"/>
         </w:numPr>
         <w:rPr>
@@ -4276,21 +4338,23 @@
     <w:p>
       <w:pPr>
         <w:numPr>
-          <w:numId w:val="0"/>
-        </w:numPr>
-        <w:rPr>
-          <w:rFonts w:hint="default"/>
-          <w:b w:val="0"/>
-          <w:bCs w:val="0"/>
-          <w:sz w:val="36"/>
-          <w:szCs w:val="36"/>
-          <w:lang w:val="en-US" w:eastAsia="zh-CN"/>
-        </w:rPr>
-      </w:pPr>
-    </w:p>
-    <w:p>
-      <w:pPr>
-        <w:numPr>
+          <w:ilvl w:val="0"/>
+          <w:numId w:val="0"/>
+        </w:numPr>
+        <w:rPr>
+          <w:rFonts w:hint="default"/>
+          <w:b w:val="0"/>
+          <w:bCs w:val="0"/>
+          <w:sz w:val="36"/>
+          <w:szCs w:val="36"/>
+          <w:lang w:val="en-US" w:eastAsia="zh-CN"/>
+        </w:rPr>
+      </w:pPr>
+    </w:p>
+    <w:p>
+      <w:pPr>
+        <w:numPr>
+          <w:ilvl w:val="0"/>
           <w:numId w:val="0"/>
         </w:numPr>
         <w:rPr>
@@ -4317,6 +4381,7 @@
     <w:p>
       <w:pPr>
         <w:numPr>
+          <w:ilvl w:val="0"/>
           <w:numId w:val="0"/>
         </w:numPr>
         <w:rPr>
@@ -4343,6 +4408,7 @@
     <w:p>
       <w:pPr>
         <w:numPr>
+          <w:ilvl w:val="0"/>
           <w:numId w:val="0"/>
         </w:numPr>
         <w:rPr>
@@ -4369,21 +4435,23 @@
     <w:p>
       <w:pPr>
         <w:numPr>
-          <w:numId w:val="0"/>
-        </w:numPr>
-        <w:rPr>
-          <w:rFonts w:hint="default"/>
-          <w:b w:val="0"/>
-          <w:bCs w:val="0"/>
-          <w:sz w:val="36"/>
-          <w:szCs w:val="36"/>
-          <w:lang w:val="en-US" w:eastAsia="zh-CN"/>
-        </w:rPr>
-      </w:pPr>
-    </w:p>
-    <w:p>
-      <w:pPr>
-        <w:numPr>
+          <w:ilvl w:val="0"/>
+          <w:numId w:val="0"/>
+        </w:numPr>
+        <w:rPr>
+          <w:rFonts w:hint="default"/>
+          <w:b w:val="0"/>
+          <w:bCs w:val="0"/>
+          <w:sz w:val="36"/>
+          <w:szCs w:val="36"/>
+          <w:lang w:val="en-US" w:eastAsia="zh-CN"/>
+        </w:rPr>
+      </w:pPr>
+    </w:p>
+    <w:p>
+      <w:pPr>
+        <w:numPr>
+          <w:ilvl w:val="0"/>
           <w:numId w:val="0"/>
         </w:numPr>
         <w:rPr>
@@ -4410,6 +4478,7 @@
     <w:p>
       <w:pPr>
         <w:numPr>
+          <w:ilvl w:val="0"/>
           <w:numId w:val="0"/>
         </w:numPr>
         <w:rPr>
@@ -4436,21 +4505,23 @@
     <w:p>
       <w:pPr>
         <w:numPr>
-          <w:numId w:val="0"/>
-        </w:numPr>
-        <w:rPr>
-          <w:rFonts w:hint="default"/>
-          <w:b w:val="0"/>
-          <w:bCs w:val="0"/>
-          <w:sz w:val="36"/>
-          <w:szCs w:val="36"/>
-          <w:lang w:val="en-US" w:eastAsia="zh-CN"/>
-        </w:rPr>
-      </w:pPr>
-    </w:p>
-    <w:p>
-      <w:pPr>
-        <w:numPr>
+          <w:ilvl w:val="0"/>
+          <w:numId w:val="0"/>
+        </w:numPr>
+        <w:rPr>
+          <w:rFonts w:hint="default"/>
+          <w:b w:val="0"/>
+          <w:bCs w:val="0"/>
+          <w:sz w:val="36"/>
+          <w:szCs w:val="36"/>
+          <w:lang w:val="en-US" w:eastAsia="zh-CN"/>
+        </w:rPr>
+      </w:pPr>
+    </w:p>
+    <w:p>
+      <w:pPr>
+        <w:numPr>
+          <w:ilvl w:val="0"/>
           <w:numId w:val="0"/>
         </w:numPr>
         <w:rPr>
@@ -5721,8 +5792,6 @@
         </w:rPr>
         <w:t xml:space="preserve">QBasic to do that. </w:t>
       </w:r>
-      <w:bookmarkStart w:id="0" w:name="_GoBack"/>
-      <w:bookmarkEnd w:id="0"/>
     </w:p>
     <w:p>
       <w:pPr>
@@ -5964,6 +6033,13 @@
         <w:rFonts w:hint="default"/>
         <w:lang w:val="en-US"/>
       </w:rPr>
+      <w:t xml:space="preserve">Lastly updated: </w:t>
+    </w:r>
+    <w:r>
+      <w:rPr>
+        <w:rFonts w:hint="default"/>
+        <w:lang w:val="en-US"/>
+      </w:rPr>
       <w:fldChar w:fldCharType="begin"/>
     </w:r>
     <w:r>
@@ -5971,7 +6047,7 @@
         <w:rFonts w:hint="default"/>
         <w:lang w:val="en-US"/>
       </w:rPr>
-      <w:instrText xml:space="preserve">Time \@ "DDDD, MMMM D, YYYY"</w:instrText>
+      <w:instrText xml:space="preserve">Time \@ "M/D/YYYY h:mm:ss AM/PM"</w:instrText>
     </w:r>
     <w:r>
       <w:rPr>
@@ -5985,7 +6061,7 @@
         <w:rFonts w:hint="default"/>
         <w:lang w:val="en-US"/>
       </w:rPr>
-      <w:t>Saturday, July 25, 2026</w:t>
+      <w:t>7/26/2026 7:38:05 AM</w:t>
     </w:r>
     <w:r>
       <w:rPr>
@@ -6000,7 +6076,6 @@
         <w:lang w:val="en-US"/>
       </w:rPr>
       <w:tab/>
-      <w:t/>
     </w:r>
     <w:r>
       <w:rPr>
@@ -6008,6 +6083,12 @@
         <w:lang w:val="en-US"/>
       </w:rPr>
       <w:tab/>
+    </w:r>
+    <w:r>
+      <w:rPr>
+        <w:rFonts w:hint="default"/>
+        <w:lang w:val="en-US"/>
+      </w:rPr>
       <w:t>@the_eduqii</w:t>
     </w:r>
   </w:p>

--- a/assets/courses/QBASIC_SYNTAX.docx
+++ b/assets/courses/QBASIC_SYNTAX.docx
@@ -14,8 +14,6 @@
           <w:szCs w:val="18"/>
         </w:rPr>
       </w:pPr>
-      <w:bookmarkStart w:id="0" w:name="_GoBack"/>
-      <w:bookmarkEnd w:id="0"/>
       <w:r>
         <w:rPr>
           <w:rFonts w:ascii="Cambria" w:hAnsi="Cambria" w:eastAsia="Cambria" w:cs="Cambria"/>
@@ -206,26 +204,20 @@
     </w:p>
     <w:p>
       <w:pPr>
+        <w:numPr>
+          <w:ilvl w:val="0"/>
+          <w:numId w:val="1"/>
+        </w:numPr>
+        <w:ind w:left="0" w:leftChars="0" w:firstLine="0" w:firstLineChars="0"/>
         <w:rPr>
           <w:rFonts w:hint="default"/>
           <w:b w:val="0"/>
           <w:bCs w:val="0"/>
           <w:sz w:val="48"/>
           <w:szCs w:val="48"/>
-          <w:lang w:val="en-US"/>
-        </w:rPr>
-      </w:pPr>
-      <w:r>
-        <w:rPr>
-          <w:rFonts w:hint="default"/>
-          <w:b w:val="0"/>
-          <w:bCs w:val="0"/>
-          <w:sz w:val="48"/>
-          <w:szCs w:val="48"/>
-          <w:lang w:val="en-US" w:eastAsia="zh-CN"/>
-        </w:rPr>
-        <w:t xml:space="preserve">2. </w:t>
-      </w:r>
+          <w:lang w:val="en-US" w:eastAsia="zh-CN"/>
+        </w:rPr>
+      </w:pPr>
       <w:r>
         <w:rPr>
           <w:rFonts w:hint="default"/>
@@ -254,16 +246,24 @@
     </w:p>
     <w:p>
       <w:pPr>
-        <w:rPr>
-          <w:rFonts w:hint="default"/>
-          <w:b/>
-          <w:bCs/>
+        <w:numPr>
+          <w:numId w:val="0"/>
+        </w:numPr>
+        <w:rPr>
+          <w:rFonts w:hint="default"/>
+          <w:b w:val="0"/>
+          <w:bCs w:val="0"/>
           <w:sz w:val="48"/>
           <w:szCs w:val="48"/>
-          <w:lang w:val="en-US"/>
-        </w:rPr>
-      </w:pPr>
-      <w:r>
+          <w:lang w:val="en-US" w:eastAsia="zh-CN"/>
+        </w:rPr>
+      </w:pPr>
+    </w:p>
+    <w:p>
+      <w:pPr>
+        <w:numPr>
+          <w:numId w:val="0"/>
+        </w:numPr>
         <w:rPr>
           <w:rFonts w:hint="default"/>
           <w:b w:val="0"/>
@@ -272,29 +272,34 @@
           <w:szCs w:val="48"/>
           <w:lang w:val="en-US" w:eastAsia="zh-CN"/>
         </w:rPr>
-        <w:t xml:space="preserve">E.g. </w:t>
-      </w:r>
-      <w:r>
-        <w:rPr>
-          <w:rFonts w:hint="default"/>
-          <w:b/>
-          <w:bCs/>
+      </w:pPr>
+      <w:r>
+        <w:rPr>
+          <w:rFonts w:hint="default"/>
+          <w:b w:val="0"/>
+          <w:bCs w:val="0"/>
+          <w:i/>
+          <w:iCs/>
           <w:sz w:val="48"/>
           <w:szCs w:val="48"/>
-          <w:lang w:val="en-US" w:eastAsia="zh-CN"/>
-        </w:rPr>
-        <w:t xml:space="preserve">Print “HELLO WORLD!!!” </w:t>
-      </w:r>
-    </w:p>
-    <w:p>
-      <w:pPr>
+          <w:u w:val="single"/>
+          <w:lang w:val="en-US" w:eastAsia="zh-CN"/>
+        </w:rPr>
+        <w:t>Example</w:t>
+      </w:r>
+    </w:p>
+    <w:p>
+      <w:pPr>
+        <w:numPr>
+          <w:numId w:val="0"/>
+        </w:numPr>
         <w:rPr>
           <w:rFonts w:hint="default"/>
           <w:b/>
           <w:bCs/>
           <w:sz w:val="48"/>
           <w:szCs w:val="48"/>
-          <w:lang w:val="en-US"/>
+          <w:lang w:val="en-US" w:eastAsia="zh-CN"/>
         </w:rPr>
       </w:pPr>
       <w:r>
@@ -306,18 +311,18 @@
           <w:szCs w:val="48"/>
           <w:lang w:val="en-US" w:eastAsia="zh-CN"/>
         </w:rPr>
-        <w:t xml:space="preserve">Print 80 * 8 </w:t>
-      </w:r>
-    </w:p>
-    <w:p>
-      <w:pPr>
-        <w:rPr>
-          <w:rFonts w:hint="default"/>
-          <w:b w:val="0"/>
-          <w:bCs w:val="0"/>
+        <w:t xml:space="preserve">Print “HELLO WORLD!!!” </w:t>
+      </w:r>
+    </w:p>
+    <w:p>
+      <w:pPr>
+        <w:rPr>
+          <w:rFonts w:hint="default"/>
+          <w:b/>
+          <w:bCs/>
           <w:sz w:val="48"/>
           <w:szCs w:val="48"/>
-          <w:lang w:val="en-US"/>
+          <w:lang w:val="en-US" w:eastAsia="zh-CN"/>
         </w:rPr>
       </w:pPr>
       <w:r>
@@ -329,9 +334,11 @@
           <w:szCs w:val="48"/>
           <w:lang w:val="en-US" w:eastAsia="zh-CN"/>
         </w:rPr>
-        <w:t xml:space="preserve">Print </w:t>
-      </w:r>
-      <w:r>
+        <w:t xml:space="preserve">Print 80 * 8 </w:t>
+      </w:r>
+    </w:p>
+    <w:p>
+      <w:pPr>
         <w:rPr>
           <w:rFonts w:hint="default"/>
           <w:b w:val="0"/>
@@ -340,32 +347,32 @@
           <w:szCs w:val="48"/>
           <w:lang w:val="en-US" w:eastAsia="zh-CN"/>
         </w:rPr>
-        <w:t xml:space="preserve">– Only Print command will leave blank space. </w:t>
-      </w:r>
-    </w:p>
-    <w:p>
-      <w:pPr>
-        <w:rPr>
-          <w:rFonts w:hint="default"/>
-          <w:b w:val="0"/>
-          <w:bCs w:val="0"/>
+      </w:pPr>
+      <w:r>
+        <w:rPr>
+          <w:rFonts w:hint="default"/>
+          <w:b/>
+          <w:bCs/>
           <w:sz w:val="48"/>
           <w:szCs w:val="48"/>
-          <w:lang w:val="en-US"/>
-        </w:rPr>
-      </w:pPr>
-      <w:r>
-        <w:rPr>
-          <w:rFonts w:hint="default"/>
-          <w:b/>
-          <w:bCs/>
+          <w:lang w:val="en-US" w:eastAsia="zh-CN"/>
+        </w:rPr>
+        <w:t xml:space="preserve">Print </w:t>
+      </w:r>
+      <w:r>
+        <w:rPr>
+          <w:rFonts w:hint="default"/>
+          <w:b w:val="0"/>
+          <w:bCs w:val="0"/>
           <w:sz w:val="48"/>
           <w:szCs w:val="48"/>
           <w:lang w:val="en-US" w:eastAsia="zh-CN"/>
         </w:rPr>
-        <w:t>Print Tab(10) ”Navrachana”</w:t>
-      </w:r>
-      <w:r>
+        <w:t xml:space="preserve">– Only Print command will leave blank space. </w:t>
+      </w:r>
+    </w:p>
+    <w:p>
+      <w:pPr>
         <w:rPr>
           <w:rFonts w:hint="default"/>
           <w:b w:val="0"/>
@@ -374,8 +381,53 @@
           <w:szCs w:val="48"/>
           <w:lang w:val="en-US" w:eastAsia="zh-CN"/>
         </w:rPr>
+      </w:pPr>
+    </w:p>
+    <w:p>
+      <w:pPr>
+        <w:rPr>
+          <w:rFonts w:hint="default"/>
+          <w:b w:val="0"/>
+          <w:bCs w:val="0"/>
+          <w:sz w:val="48"/>
+          <w:szCs w:val="48"/>
+          <w:lang w:val="en-US" w:eastAsia="zh-CN"/>
+        </w:rPr>
+      </w:pPr>
+      <w:r>
+        <w:rPr>
+          <w:rFonts w:hint="default"/>
+          <w:b/>
+          <w:bCs/>
+          <w:sz w:val="48"/>
+          <w:szCs w:val="48"/>
+          <w:lang w:val="en-US" w:eastAsia="zh-CN"/>
+        </w:rPr>
+        <w:t>Print Tab(10) ”Navrachana”</w:t>
+      </w:r>
+      <w:r>
+        <w:rPr>
+          <w:rFonts w:hint="default"/>
+          <w:b w:val="0"/>
+          <w:bCs w:val="0"/>
+          <w:sz w:val="48"/>
+          <w:szCs w:val="48"/>
+          <w:lang w:val="en-US" w:eastAsia="zh-CN"/>
+        </w:rPr>
         <w:t xml:space="preserve"> – will print Navrachana on 10 column. </w:t>
       </w:r>
+    </w:p>
+    <w:p>
+      <w:pPr>
+        <w:rPr>
+          <w:rFonts w:hint="default"/>
+          <w:b w:val="0"/>
+          <w:bCs w:val="0"/>
+          <w:sz w:val="48"/>
+          <w:szCs w:val="48"/>
+          <w:lang w:val="en-US" w:eastAsia="zh-CN"/>
+        </w:rPr>
+      </w:pPr>
     </w:p>
     <w:p>
       <w:pPr>
@@ -922,7 +974,18 @@
           <w:szCs w:val="44"/>
           <w:lang w:val="en-US"/>
         </w:rPr>
-        <w:t xml:space="preserve">: This command is usually given at the end of the program.  Statements written after end are not executed since the program terminates execution on reading this command. </w:t>
+        <w:t>: This command is usually given at the end of the program.  Statements written after end are not executed since the program terminates execu</w:t>
+      </w:r>
+      <w:bookmarkStart w:id="0" w:name="_GoBack"/>
+      <w:bookmarkEnd w:id="0"/>
+      <w:r>
+        <w:rPr>
+          <w:rFonts w:hint="default"/>
+          <w:sz w:val="44"/>
+          <w:szCs w:val="44"/>
+          <w:lang w:val="en-US"/>
+        </w:rPr>
+        <w:t xml:space="preserve">tion on reading this command. </w:t>
       </w:r>
     </w:p>
     <w:p>
@@ -5881,6 +5944,7 @@
       <w:footerReference r:id="rId4" w:type="default"/>
       <w:pgSz w:w="11906" w:h="16838"/>
       <w:pgMar w:top="1440" w:right="1800" w:bottom="1440" w:left="1800" w:header="720" w:footer="720" w:gutter="0"/>
+      <w:pgNumType w:fmt="decimal"/>
       <w:cols w:space="720" w:num="1"/>
       <w:docGrid w:linePitch="360" w:charSpace="0"/>
     </w:sectPr>
@@ -5893,7 +5957,51 @@
   <w:p>
     <w:pPr>
       <w:pStyle w:val="4"/>
+      <w:rPr>
+        <w:rFonts w:hint="default"/>
+        <w:lang w:val="en-US"/>
+      </w:rPr>
     </w:pPr>
+    <w:r>
+      <w:rPr>
+        <w:rFonts w:hint="default"/>
+        <w:sz w:val="18"/>
+        <w:lang w:val="en-US"/>
+      </w:rPr>
+      <w:fldChar w:fldCharType="begin"/>
+    </w:r>
+    <w:r>
+      <w:rPr>
+        <w:rFonts w:hint="default"/>
+        <w:sz w:val="18"/>
+        <w:lang w:val="en-US"/>
+      </w:rPr>
+      <w:instrText xml:space="preserve">Time \@ "M/D/YYYY"</w:instrText>
+    </w:r>
+    <w:r>
+      <w:rPr>
+        <w:rFonts w:hint="default"/>
+        <w:sz w:val="18"/>
+        <w:lang w:val="en-US"/>
+      </w:rPr>
+      <w:fldChar w:fldCharType="separate"/>
+    </w:r>
+    <w:r>
+      <w:rPr>
+        <w:rFonts w:hint="default"/>
+        <w:sz w:val="18"/>
+        <w:lang w:val="en-US"/>
+      </w:rPr>
+      <w:t>7/28/2026</w:t>
+    </w:r>
+    <w:r>
+      <w:rPr>
+        <w:rFonts w:hint="default"/>
+        <w:sz w:val="18"/>
+        <w:lang w:val="en-US"/>
+      </w:rPr>
+      <w:fldChar w:fldCharType="end"/>
+    </w:r>
     <w:r>
       <w:rPr>
         <w:sz w:val="18"/>
@@ -5904,7 +6012,7 @@
             <wp:anchor distT="0" distB="0" distL="114300" distR="114300" simplePos="0" relativeHeight="251659264" behindDoc="0" locked="0" layoutInCell="1" allowOverlap="1">
               <wp:simplePos x="0" y="0"/>
               <wp:positionH relativeFrom="margin">
-                <wp:align>inside</wp:align>
+                <wp:align>right</wp:align>
               </wp:positionH>
               <wp:positionV relativeFrom="paragraph">
                 <wp:posOffset>0</wp:posOffset>
@@ -5930,6 +6038,22 @@
                       <a:ln w="6350">
                         <a:noFill/>
                       </a:ln>
+                      <a:extLst>
+                        <a:ext uri="{909E8E84-426E-40DD-AFC4-6F175D3DCCD1}">
+                          <a14:hiddenFill xmlns:a14="http://schemas.microsoft.com/office/drawing/2010/main">
+                            <a:solidFill>
+                              <a:schemeClr val="lt1"/>
+                            </a:solidFill>
+                          </a14:hiddenFill>
+                        </a:ext>
+                        <a:ext uri="{91240B29-F687-4F45-9708-019B960494DF}">
+                          <a14:hiddenLine xmlns:a14="http://schemas.microsoft.com/office/drawing/2010/main" w="6350">
+                            <a:solidFill>
+                              <a:prstClr val="black"/>
+                            </a:solidFill>
+                          </a14:hiddenLine>
+                        </a:ext>
+                      </a:extLst>
                     </wps:spPr>
                     <wps:style>
                       <a:lnRef idx="0">
@@ -5952,6 +6076,9 @@
                             <w:pStyle w:val="4"/>
                           </w:pPr>
                           <w:r>
+                            <w:t xml:space="preserve">Page </w:t>
+                          </w:r>
+                          <w:r>
                             <w:fldChar w:fldCharType="begin"/>
                           </w:r>
                           <w:r>
@@ -5962,6 +6089,24 @@
                           </w:r>
                           <w:r>
                             <w:t>1</w:t>
+                          </w:r>
+                          <w:r>
+                            <w:fldChar w:fldCharType="end"/>
+                          </w:r>
+                          <w:r>
+                            <w:t xml:space="preserve"> of </w:t>
+                          </w:r>
+                          <w:r>
+                            <w:fldChar w:fldCharType="begin"/>
+                          </w:r>
+                          <w:r>
+                            <w:instrText xml:space="preserve"> NUMPAGES  \* MERGEFORMAT </w:instrText>
+                          </w:r>
+                          <w:r>
+                            <w:fldChar w:fldCharType="separate"/>
+                          </w:r>
+                          <w:r>
+                            <w:t>13</w:t>
                           </w:r>
                           <w:r>
                             <w:fldChar w:fldCharType="end"/>
@@ -5980,7 +6125,7 @@
         </mc:Choice>
         <mc:Fallback>
           <w:pict>
-            <v:shape id="_x0000_s1026" o:spid="_x0000_s1026" o:spt="202" type="#_x0000_t202" style="position:absolute;left:0pt;margin-top:0pt;height:144pt;width:144pt;mso-position-horizontal:inside;mso-position-horizontal-relative:margin;mso-wrap-style:none;z-index:251659264;mso-width-relative:page;mso-height-relative:page;" filled="f" stroked="f" coordsize="21600,21600" o:gfxdata="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">
+            <v:shape id="_x0000_s1026" o:spid="_x0000_s1026" o:spt="202" type="#_x0000_t202" style="position:absolute;left:0pt;margin-top:0pt;height:144pt;width:144pt;mso-position-horizontal:right;mso-position-horizontal-relative:margin;mso-wrap-style:none;z-index:251659264;mso-width-relative:page;mso-height-relative:page;" filled="f" stroked="f" coordsize="21600,21600" o:gfxdata="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">
               <v:fill on="f" focussize="0,0"/>
               <v:stroke on="f" weight="0.5pt"/>
               <v:imagedata o:title=""/>
@@ -5991,6 +6136,9 @@
                     <w:pPr>
                       <w:pStyle w:val="4"/>
                     </w:pPr>
+                    <w:r>
+                      <w:t xml:space="preserve">Page </w:t>
+                    </w:r>
                     <w:r>
                       <w:fldChar w:fldCharType="begin"/>
                     </w:r>
@@ -6006,6 +6154,24 @@
                     <w:r>
                       <w:fldChar w:fldCharType="end"/>
                     </w:r>
+                    <w:r>
+                      <w:t xml:space="preserve"> of </w:t>
+                    </w:r>
+                    <w:r>
+                      <w:fldChar w:fldCharType="begin"/>
+                    </w:r>
+                    <w:r>
+                      <w:instrText xml:space="preserve"> NUMPAGES  \* MERGEFORMAT </w:instrText>
+                    </w:r>
+                    <w:r>
+                      <w:fldChar w:fldCharType="separate"/>
+                    </w:r>
+                    <w:r>
+                      <w:t>13</w:t>
+                    </w:r>
+                    <w:r>
+                      <w:fldChar w:fldCharType="end"/>
+                    </w:r>
                   </w:p>
                 </w:txbxContent>
               </v:textbox>
@@ -6013,6 +6179,13 @@
           </w:pict>
         </mc:Fallback>
       </mc:AlternateContent>
+    </w:r>
+    <w:r>
+      <w:rPr>
+        <w:rFonts w:hint="default"/>
+        <w:lang w:val="en-US"/>
+      </w:rPr>
+      <w:tab/>
     </w:r>
   </w:p>
 </w:ftr>
@@ -6033,42 +6206,65 @@
         <w:rFonts w:hint="default"/>
         <w:lang w:val="en-US"/>
       </w:rPr>
-      <w:t xml:space="preserve">Lastly updated: </w:t>
-    </w:r>
-    <w:r>
-      <w:rPr>
-        <w:rFonts w:hint="default"/>
-        <w:lang w:val="en-US"/>
-      </w:rPr>
-      <w:fldChar w:fldCharType="begin"/>
-    </w:r>
-    <w:r>
-      <w:rPr>
-        <w:rFonts w:hint="default"/>
-        <w:lang w:val="en-US"/>
-      </w:rPr>
-      <w:instrText xml:space="preserve">Time \@ "M/D/YYYY h:mm:ss AM/PM"</w:instrText>
-    </w:r>
-    <w:r>
-      <w:rPr>
-        <w:rFonts w:hint="default"/>
-        <w:lang w:val="en-US"/>
-      </w:rPr>
-      <w:fldChar w:fldCharType="separate"/>
-    </w:r>
-    <w:r>
-      <w:rPr>
-        <w:rFonts w:hint="default"/>
-        <w:lang w:val="en-US"/>
-      </w:rPr>
-      <w:t>7/26/2026 7:38:05 AM</w:t>
-    </w:r>
-    <w:r>
-      <w:rPr>
-        <w:rFonts w:hint="default"/>
-        <w:lang w:val="en-US"/>
-      </w:rPr>
-      <w:fldChar w:fldCharType="end"/>
+      <w:drawing>
+        <wp:anchor distT="0" distB="0" distL="114300" distR="114300" simplePos="0" relativeHeight="251660288" behindDoc="1" locked="0" layoutInCell="1" allowOverlap="1">
+          <wp:simplePos x="0" y="0"/>
+          <wp:positionH relativeFrom="column">
+            <wp:posOffset>5416550</wp:posOffset>
+          </wp:positionH>
+          <wp:positionV relativeFrom="paragraph">
+            <wp:posOffset>-334645</wp:posOffset>
+          </wp:positionV>
+          <wp:extent cx="744855" cy="744855"/>
+          <wp:effectExtent l="0" t="0" r="17145" b="17145"/>
+          <wp:wrapThrough wrapText="bothSides">
+            <wp:wrapPolygon>
+              <wp:start x="3867" y="0"/>
+              <wp:lineTo x="0" y="1657"/>
+              <wp:lineTo x="0" y="18783"/>
+              <wp:lineTo x="2762" y="20992"/>
+              <wp:lineTo x="3867" y="20992"/>
+              <wp:lineTo x="17125" y="20992"/>
+              <wp:lineTo x="18230" y="20992"/>
+              <wp:lineTo x="20992" y="18783"/>
+              <wp:lineTo x="20992" y="1657"/>
+              <wp:lineTo x="17125" y="0"/>
+              <wp:lineTo x="3867" y="0"/>
+            </wp:wrapPolygon>
+          </wp:wrapThrough>
+          <wp:docPr id="5" name="Picture 5" descr="icon-192"/>
+          <wp:cNvGraphicFramePr>
+            <a:graphicFrameLocks xmlns:a="http://schemas.openxmlformats.org/drawingml/2006/main" noChangeAspect="1"/>
+          </wp:cNvGraphicFramePr>
+          <a:graphic xmlns:a="http://schemas.openxmlformats.org/drawingml/2006/main">
+            <a:graphicData uri="http://schemas.openxmlformats.org/drawingml/2006/picture">
+              <pic:pic xmlns:pic="http://schemas.openxmlformats.org/drawingml/2006/picture">
+                <pic:nvPicPr>
+                  <pic:cNvPr id="5" name="Picture 5" descr="icon-192"/>
+                  <pic:cNvPicPr>
+                    <a:picLocks noChangeAspect="1"/>
+                  </pic:cNvPicPr>
+                </pic:nvPicPr>
+                <pic:blipFill>
+                  <a:blip r:embed="rId1"/>
+                  <a:stretch>
+                    <a:fillRect/>
+                  </a:stretch>
+                </pic:blipFill>
+                <pic:spPr>
+                  <a:xfrm>
+                    <a:off x="0" y="0"/>
+                    <a:ext cx="744855" cy="744855"/>
+                  </a:xfrm>
+                  <a:prstGeom prst="rect">
+                    <a:avLst/>
+                  </a:prstGeom>
+                </pic:spPr>
+              </pic:pic>
+            </a:graphicData>
+          </a:graphic>
+        </wp:anchor>
+      </w:drawing>
     </w:r>
     <w:r>
       <w:rPr>
@@ -6089,7 +6285,7 @@
         <w:rFonts w:hint="default"/>
         <w:lang w:val="en-US"/>
       </w:rPr>
-      <w:t>@the_eduqii</w:t>
+      <w:tab/>
     </w:r>
   </w:p>
 </w:hdr>
